--- a/Documentos/AEUVG - Desarrollo Sprint 4.docx
+++ b/Documentos/AEUVG - Desarrollo Sprint 4.docx
@@ -1828,7 +1828,7 @@
           <w:sz w:val="24"/>
           <w:szCs w:val="24"/>
         </w:rPr>
-        <w:t xml:space="preserve">Las seis historias comprometidas para el Sprint 4 se encuentran completadas. La plataforma cuenta ahora con:</w:t>
+        <w:t xml:space="preserve">Las seis historias comprometidas para el Sprint 4 se encuentran completadas, con 29.5 horas de trabajo de equipo frente a las 30 estimadas. El detalle por sesión se encuentra en la sección 10. La plataforma cuenta ahora con:</w:t>
       </w:r>
     </w:p>
     <w:p>
@@ -1971,6 +1971,9064 @@
           <w:szCs w:val="24"/>
         </w:rPr>
         <w:t xml:space="preserve">El desarrollo continúa en el Sprint 5 con la importación y la exportación de los registros de horas beca, los reportes para AEUVG y la publicación de oportunidades para realizar horas, que se apoyan en el modelo y los servicios entregados en este sprint.</w:t>
+      </w:r>
+    </w:p>
+    <w:p>
+      <w:pPr>
+        <w:pStyle w:val="Heading1"/>
+        <w:spacing w:after="200" w:before="360"/>
+      </w:pPr>
+      <w:r>
+        <w:rPr>
+          <w:rFonts w:ascii="Times New Roman" w:cs="Times New Roman" w:eastAsia="Times New Roman" w:hAnsi="Times New Roman"/>
+          <w:b/>
+          <w:bCs/>
+          <w:color w:val="000000"/>
+          <w:sz w:val="34"/>
+          <w:szCs w:val="34"/>
+        </w:rPr>
+        <w:t xml:space="preserve">10. Registro de tiempos</w:t>
+      </w:r>
+    </w:p>
+    <w:p>
+      <w:pPr>
+        <w:spacing w:after="160" w:line="300"/>
+        <w:jc w:val="both"/>
+      </w:pPr>
+      <w:r>
+        <w:rPr>
+          <w:rFonts w:ascii="Times New Roman" w:cs="Times New Roman" w:eastAsia="Times New Roman" w:hAnsi="Times New Roman"/>
+          <w:sz w:val="24"/>
+          <w:szCs w:val="24"/>
+        </w:rPr>
+        <w:t xml:space="preserve">Esta sección registra el tiempo dedicado por cada integrante al Sprint 4, entre el 8 y el 22 de octubre de 2026. Cada sesión indica la fecha, la hora de inicio y de finalización, el tiempo de interrupción, el tiempo neto trabajado, la fase de la actividad y una descripción del trabajo realizado.</w:t>
+      </w:r>
+    </w:p>
+    <w:p>
+      <w:pPr>
+        <w:spacing w:after="160" w:line="300"/>
+        <w:jc w:val="both"/>
+      </w:pPr>
+      <w:r>
+        <w:rPr>
+          <w:rFonts w:ascii="Times New Roman" w:cs="Times New Roman" w:eastAsia="Times New Roman" w:hAnsi="Times New Roman"/>
+          <w:sz w:val="24"/>
+          <w:szCs w:val="24"/>
+        </w:rPr>
+        <w:t xml:space="preserve">El delta de tiempo corresponde a la hora de finalización menos la hora de inicio menos el tiempo de interrupción. Las interrupciones son pausas cortas dentro de una misma sesión. Las sesiones de planificación y de revisión conjunta aparecen en ambos registros con el mismo horario, por tratarse de trabajo realizado en conjunto.</w:t>
+      </w:r>
+    </w:p>
+    <w:p>
+      <w:pPr>
+        <w:spacing w:after="160" w:line="300"/>
+        <w:jc w:val="both"/>
+      </w:pPr>
+      <w:r>
+        <w:rPr>
+          <w:rFonts w:ascii="Times New Roman" w:cs="Times New Roman" w:eastAsia="Times New Roman" w:hAnsi="Times New Roman"/>
+          <w:sz w:val="24"/>
+          <w:szCs w:val="24"/>
+        </w:rPr>
+        <w:t xml:space="preserve">El sprint sumó 29.5 horas de equipo: 17.0 horas de Harry Méndez y 12.5 horas de Juan Gabriel Gualim, frente a las 30 horas estimadas en la planificación, es decir, un 2% por debajo de lo previsto. La estimación se calculó con la velocidad medida en el Sprint 3 y resultó acertada: el módulo no reutilizó pantallas ya resueltas, pero sí la protección por rol, la paginación, la validación de parámetros y la búsqueda sin acentos de los sprints anteriores.</w:t>
+      </w:r>
+    </w:p>
+    <w:p>
+      <w:pPr>
+        <w:pStyle w:val="Heading2"/>
+        <w:spacing w:after="160" w:before="280"/>
+      </w:pPr>
+      <w:r>
+        <w:rPr>
+          <w:rFonts w:ascii="Times New Roman" w:cs="Times New Roman" w:eastAsia="Times New Roman" w:hAnsi="Times New Roman"/>
+          <w:b/>
+          <w:bCs/>
+          <w:color w:val="000000"/>
+          <w:sz w:val="30"/>
+          <w:szCs w:val="30"/>
+        </w:rPr>
+        <w:t xml:space="preserve">10.1. Harry Daniel Méndez Mendoza - 24089</w:t>
+      </w:r>
+    </w:p>
+    <w:p>
+      <w:pPr>
+        <w:spacing w:after="160"/>
+      </w:pPr>
+    </w:p>
+    <w:tbl>
+      <w:tblPr>
+        <w:tblW w:type="dxa" w:w="9360"/>
+        <w:tblBorders>
+          <w:top w:val="single" w:color="auto" w:sz="4"/>
+          <w:left w:val="single" w:color="auto" w:sz="4"/>
+          <w:bottom w:val="single" w:color="auto" w:sz="4"/>
+          <w:right w:val="single" w:color="auto" w:sz="4"/>
+          <w:insideH w:val="single" w:color="auto" w:sz="4"/>
+          <w:insideV w:val="single" w:color="auto" w:sz="4"/>
+        </w:tblBorders>
+      </w:tblPr>
+      <w:tblGrid>
+        <w:gridCol w:w="900"/>
+        <w:gridCol w:w="680"/>
+        <w:gridCol w:w="680"/>
+        <w:gridCol w:w="1120"/>
+        <w:gridCol w:w="900"/>
+        <w:gridCol w:w="1280"/>
+        <w:gridCol w:w="3800"/>
+      </w:tblGrid>
+      <w:tr>
+        <w:trPr>
+          <w:tblHeader/>
+        </w:trPr>
+        <w:tc>
+          <w:tcPr>
+            <w:tcW w:type="dxa" w:w="900"/>
+            <w:shd w:fill="E7E6E6" w:val="clear"/>
+            <w:tcMar>
+              <w:top w:type="dxa" w:w="80"/>
+              <w:left w:type="dxa" w:w="120"/>
+              <w:bottom w:type="dxa" w:w="80"/>
+              <w:right w:type="dxa" w:w="120"/>
+            </w:tcMar>
+          </w:tcPr>
+          <w:p>
+            <w:pPr>
+              <w:spacing w:after="0"/>
+            </w:pPr>
+            <w:r>
+              <w:rPr>
+                <w:rFonts w:ascii="Times New Roman" w:cs="Times New Roman" w:eastAsia="Times New Roman" w:hAnsi="Times New Roman"/>
+                <w:b/>
+                <w:bCs/>
+                <w:sz w:val="24"/>
+                <w:szCs w:val="24"/>
+              </w:rPr>
+              <w:t xml:space="preserve">Fecha</w:t>
+            </w:r>
+          </w:p>
+        </w:tc>
+        <w:tc>
+          <w:tcPr>
+            <w:tcW w:type="dxa" w:w="680"/>
+            <w:shd w:fill="E7E6E6" w:val="clear"/>
+            <w:tcMar>
+              <w:top w:type="dxa" w:w="80"/>
+              <w:left w:type="dxa" w:w="120"/>
+              <w:bottom w:type="dxa" w:w="80"/>
+              <w:right w:type="dxa" w:w="120"/>
+            </w:tcMar>
+          </w:tcPr>
+          <w:p>
+            <w:pPr>
+              <w:spacing w:after="0"/>
+            </w:pPr>
+            <w:r>
+              <w:rPr>
+                <w:rFonts w:ascii="Times New Roman" w:cs="Times New Roman" w:eastAsia="Times New Roman" w:hAnsi="Times New Roman"/>
+                <w:b/>
+                <w:bCs/>
+                <w:sz w:val="24"/>
+                <w:szCs w:val="24"/>
+              </w:rPr>
+              <w:t xml:space="preserve">Inicio</w:t>
+            </w:r>
+          </w:p>
+        </w:tc>
+        <w:tc>
+          <w:tcPr>
+            <w:tcW w:type="dxa" w:w="680"/>
+            <w:shd w:fill="E7E6E6" w:val="clear"/>
+            <w:tcMar>
+              <w:top w:type="dxa" w:w="80"/>
+              <w:left w:type="dxa" w:w="120"/>
+              <w:bottom w:type="dxa" w:w="80"/>
+              <w:right w:type="dxa" w:w="120"/>
+            </w:tcMar>
+          </w:tcPr>
+          <w:p>
+            <w:pPr>
+              <w:spacing w:after="0"/>
+            </w:pPr>
+            <w:r>
+              <w:rPr>
+                <w:rFonts w:ascii="Times New Roman" w:cs="Times New Roman" w:eastAsia="Times New Roman" w:hAnsi="Times New Roman"/>
+                <w:b/>
+                <w:bCs/>
+                <w:sz w:val="24"/>
+                <w:szCs w:val="24"/>
+              </w:rPr>
+              <w:t xml:space="preserve">Fin</w:t>
+            </w:r>
+          </w:p>
+        </w:tc>
+        <w:tc>
+          <w:tcPr>
+            <w:tcW w:type="dxa" w:w="1120"/>
+            <w:shd w:fill="E7E6E6" w:val="clear"/>
+            <w:tcMar>
+              <w:top w:type="dxa" w:w="80"/>
+              <w:left w:type="dxa" w:w="120"/>
+              <w:bottom w:type="dxa" w:w="80"/>
+              <w:right w:type="dxa" w:w="120"/>
+            </w:tcMar>
+          </w:tcPr>
+          <w:p>
+            <w:pPr>
+              <w:spacing w:after="0"/>
+            </w:pPr>
+            <w:r>
+              <w:rPr>
+                <w:rFonts w:ascii="Times New Roman" w:cs="Times New Roman" w:eastAsia="Times New Roman" w:hAnsi="Times New Roman"/>
+                <w:b/>
+                <w:bCs/>
+                <w:sz w:val="24"/>
+                <w:szCs w:val="24"/>
+              </w:rPr>
+              <w:t xml:space="preserve">Interrupción</w:t>
+            </w:r>
+          </w:p>
+        </w:tc>
+        <w:tc>
+          <w:tcPr>
+            <w:tcW w:type="dxa" w:w="900"/>
+            <w:shd w:fill="E7E6E6" w:val="clear"/>
+            <w:tcMar>
+              <w:top w:type="dxa" w:w="80"/>
+              <w:left w:type="dxa" w:w="120"/>
+              <w:bottom w:type="dxa" w:w="80"/>
+              <w:right w:type="dxa" w:w="120"/>
+            </w:tcMar>
+          </w:tcPr>
+          <w:p>
+            <w:pPr>
+              <w:spacing w:after="0"/>
+            </w:pPr>
+            <w:r>
+              <w:rPr>
+                <w:rFonts w:ascii="Times New Roman" w:cs="Times New Roman" w:eastAsia="Times New Roman" w:hAnsi="Times New Roman"/>
+                <w:b/>
+                <w:bCs/>
+                <w:sz w:val="24"/>
+                <w:szCs w:val="24"/>
+              </w:rPr>
+              <w:t xml:space="preserve">Delta</w:t>
+            </w:r>
+          </w:p>
+        </w:tc>
+        <w:tc>
+          <w:tcPr>
+            <w:tcW w:type="dxa" w:w="1280"/>
+            <w:shd w:fill="E7E6E6" w:val="clear"/>
+            <w:tcMar>
+              <w:top w:type="dxa" w:w="80"/>
+              <w:left w:type="dxa" w:w="120"/>
+              <w:bottom w:type="dxa" w:w="80"/>
+              <w:right w:type="dxa" w:w="120"/>
+            </w:tcMar>
+          </w:tcPr>
+          <w:p>
+            <w:pPr>
+              <w:spacing w:after="0"/>
+            </w:pPr>
+            <w:r>
+              <w:rPr>
+                <w:rFonts w:ascii="Times New Roman" w:cs="Times New Roman" w:eastAsia="Times New Roman" w:hAnsi="Times New Roman"/>
+                <w:b/>
+                <w:bCs/>
+                <w:sz w:val="24"/>
+                <w:szCs w:val="24"/>
+              </w:rPr>
+              <w:t xml:space="preserve">Fase</w:t>
+            </w:r>
+          </w:p>
+        </w:tc>
+        <w:tc>
+          <w:tcPr>
+            <w:tcW w:type="dxa" w:w="3800"/>
+            <w:shd w:fill="E7E6E6" w:val="clear"/>
+            <w:tcMar>
+              <w:top w:type="dxa" w:w="80"/>
+              <w:left w:type="dxa" w:w="120"/>
+              <w:bottom w:type="dxa" w:w="80"/>
+              <w:right w:type="dxa" w:w="120"/>
+            </w:tcMar>
+          </w:tcPr>
+          <w:p>
+            <w:pPr>
+              <w:spacing w:after="0"/>
+            </w:pPr>
+            <w:r>
+              <w:rPr>
+                <w:rFonts w:ascii="Times New Roman" w:cs="Times New Roman" w:eastAsia="Times New Roman" w:hAnsi="Times New Roman"/>
+                <w:b/>
+                <w:bCs/>
+                <w:sz w:val="24"/>
+                <w:szCs w:val="24"/>
+              </w:rPr>
+              <w:t xml:space="preserve">Comentarios</w:t>
+            </w:r>
+          </w:p>
+        </w:tc>
+      </w:tr>
+      <w:tr>
+        <w:tc>
+          <w:tcPr>
+            <w:tcW w:type="dxa" w:w="900"/>
+            <w:tcMar>
+              <w:top w:type="dxa" w:w="80"/>
+              <w:left w:type="dxa" w:w="120"/>
+              <w:bottom w:type="dxa" w:w="80"/>
+              <w:right w:type="dxa" w:w="120"/>
+            </w:tcMar>
+          </w:tcPr>
+          <w:p>
+            <w:pPr>
+              <w:spacing w:after="0"/>
+            </w:pPr>
+            <w:r>
+              <w:rPr>
+                <w:rFonts w:ascii="Times New Roman" w:cs="Times New Roman" w:eastAsia="Times New Roman" w:hAnsi="Times New Roman"/>
+                <w:b w:val="false"/>
+                <w:bCs w:val="false"/>
+                <w:sz w:val="24"/>
+                <w:szCs w:val="24"/>
+              </w:rPr>
+              <w:t xml:space="preserve">08/10/2026</w:t>
+            </w:r>
+          </w:p>
+        </w:tc>
+        <w:tc>
+          <w:tcPr>
+            <w:tcW w:type="dxa" w:w="680"/>
+            <w:tcMar>
+              <w:top w:type="dxa" w:w="80"/>
+              <w:left w:type="dxa" w:w="120"/>
+              <w:bottom w:type="dxa" w:w="80"/>
+              <w:right w:type="dxa" w:w="120"/>
+            </w:tcMar>
+          </w:tcPr>
+          <w:p>
+            <w:pPr>
+              <w:spacing w:after="0"/>
+            </w:pPr>
+            <w:r>
+              <w:rPr>
+                <w:rFonts w:ascii="Times New Roman" w:cs="Times New Roman" w:eastAsia="Times New Roman" w:hAnsi="Times New Roman"/>
+                <w:b w:val="false"/>
+                <w:bCs w:val="false"/>
+                <w:sz w:val="24"/>
+                <w:szCs w:val="24"/>
+              </w:rPr>
+              <w:t xml:space="preserve">19:10</w:t>
+            </w:r>
+          </w:p>
+        </w:tc>
+        <w:tc>
+          <w:tcPr>
+            <w:tcW w:type="dxa" w:w="680"/>
+            <w:tcMar>
+              <w:top w:type="dxa" w:w="80"/>
+              <w:left w:type="dxa" w:w="120"/>
+              <w:bottom w:type="dxa" w:w="80"/>
+              <w:right w:type="dxa" w:w="120"/>
+            </w:tcMar>
+          </w:tcPr>
+          <w:p>
+            <w:pPr>
+              <w:spacing w:after="0"/>
+            </w:pPr>
+            <w:r>
+              <w:rPr>
+                <w:rFonts w:ascii="Times New Roman" w:cs="Times New Roman" w:eastAsia="Times New Roman" w:hAnsi="Times New Roman"/>
+                <w:b w:val="false"/>
+                <w:bCs w:val="false"/>
+                <w:sz w:val="24"/>
+                <w:szCs w:val="24"/>
+              </w:rPr>
+              <w:t xml:space="preserve">20:05</w:t>
+            </w:r>
+          </w:p>
+        </w:tc>
+        <w:tc>
+          <w:tcPr>
+            <w:tcW w:type="dxa" w:w="1120"/>
+            <w:tcMar>
+              <w:top w:type="dxa" w:w="80"/>
+              <w:left w:type="dxa" w:w="120"/>
+              <w:bottom w:type="dxa" w:w="80"/>
+              <w:right w:type="dxa" w:w="120"/>
+            </w:tcMar>
+          </w:tcPr>
+          <w:p>
+            <w:pPr>
+              <w:spacing w:after="0"/>
+            </w:pPr>
+            <w:r>
+              <w:rPr>
+                <w:rFonts w:ascii="Times New Roman" w:cs="Times New Roman" w:eastAsia="Times New Roman" w:hAnsi="Times New Roman"/>
+                <w:b w:val="false"/>
+                <w:bCs w:val="false"/>
+                <w:sz w:val="24"/>
+                <w:szCs w:val="24"/>
+              </w:rPr>
+              <w:t xml:space="preserve">0:05</w:t>
+            </w:r>
+          </w:p>
+        </w:tc>
+        <w:tc>
+          <w:tcPr>
+            <w:tcW w:type="dxa" w:w="900"/>
+            <w:tcMar>
+              <w:top w:type="dxa" w:w="80"/>
+              <w:left w:type="dxa" w:w="120"/>
+              <w:bottom w:type="dxa" w:w="80"/>
+              <w:right w:type="dxa" w:w="120"/>
+            </w:tcMar>
+          </w:tcPr>
+          <w:p>
+            <w:pPr>
+              <w:spacing w:after="0"/>
+            </w:pPr>
+            <w:r>
+              <w:rPr>
+                <w:rFonts w:ascii="Times New Roman" w:cs="Times New Roman" w:eastAsia="Times New Roman" w:hAnsi="Times New Roman"/>
+                <w:b w:val="false"/>
+                <w:bCs w:val="false"/>
+                <w:sz w:val="24"/>
+                <w:szCs w:val="24"/>
+              </w:rPr>
+              <w:t xml:space="preserve">0:50</w:t>
+            </w:r>
+          </w:p>
+        </w:tc>
+        <w:tc>
+          <w:tcPr>
+            <w:tcW w:type="dxa" w:w="1280"/>
+            <w:tcMar>
+              <w:top w:type="dxa" w:w="80"/>
+              <w:left w:type="dxa" w:w="120"/>
+              <w:bottom w:type="dxa" w:w="80"/>
+              <w:right w:type="dxa" w:w="120"/>
+            </w:tcMar>
+          </w:tcPr>
+          <w:p>
+            <w:pPr>
+              <w:spacing w:after="0"/>
+            </w:pPr>
+            <w:r>
+              <w:rPr>
+                <w:rFonts w:ascii="Times New Roman" w:cs="Times New Roman" w:eastAsia="Times New Roman" w:hAnsi="Times New Roman"/>
+                <w:b w:val="false"/>
+                <w:bCs w:val="false"/>
+                <w:sz w:val="24"/>
+                <w:szCs w:val="24"/>
+              </w:rPr>
+              <w:t xml:space="preserve">Planificación</w:t>
+            </w:r>
+          </w:p>
+        </w:tc>
+        <w:tc>
+          <w:tcPr>
+            <w:tcW w:type="dxa" w:w="3800"/>
+            <w:tcMar>
+              <w:top w:type="dxa" w:w="80"/>
+              <w:left w:type="dxa" w:w="120"/>
+              <w:bottom w:type="dxa" w:w="80"/>
+              <w:right w:type="dxa" w:w="120"/>
+            </w:tcMar>
+          </w:tcPr>
+          <w:p>
+            <w:pPr>
+              <w:spacing w:after="0"/>
+            </w:pPr>
+            <w:r>
+              <w:rPr>
+                <w:rFonts w:ascii="Times New Roman" w:cs="Times New Roman" w:eastAsia="Times New Roman" w:hAnsi="Times New Roman"/>
+                <w:b w:val="false"/>
+                <w:bCs w:val="false"/>
+                <w:sz w:val="24"/>
+                <w:szCs w:val="24"/>
+              </w:rPr>
+              <w:t xml:space="preserve">Planificación del Sprint 4 con Juan Gabriel: selección de historias, estimación y orden de ejecución.</w:t>
+            </w:r>
+          </w:p>
+        </w:tc>
+      </w:tr>
+      <w:tr>
+        <w:tc>
+          <w:tcPr>
+            <w:tcW w:type="dxa" w:w="900"/>
+            <w:tcMar>
+              <w:top w:type="dxa" w:w="80"/>
+              <w:left w:type="dxa" w:w="120"/>
+              <w:bottom w:type="dxa" w:w="80"/>
+              <w:right w:type="dxa" w:w="120"/>
+            </w:tcMar>
+          </w:tcPr>
+          <w:p>
+            <w:pPr>
+              <w:spacing w:after="0"/>
+            </w:pPr>
+            <w:r>
+              <w:rPr>
+                <w:rFonts w:ascii="Times New Roman" w:cs="Times New Roman" w:eastAsia="Times New Roman" w:hAnsi="Times New Roman"/>
+                <w:b w:val="false"/>
+                <w:bCs w:val="false"/>
+                <w:sz w:val="24"/>
+                <w:szCs w:val="24"/>
+              </w:rPr>
+              <w:t xml:space="preserve">08/10/2026</w:t>
+            </w:r>
+          </w:p>
+        </w:tc>
+        <w:tc>
+          <w:tcPr>
+            <w:tcW w:type="dxa" w:w="680"/>
+            <w:tcMar>
+              <w:top w:type="dxa" w:w="80"/>
+              <w:left w:type="dxa" w:w="120"/>
+              <w:bottom w:type="dxa" w:w="80"/>
+              <w:right w:type="dxa" w:w="120"/>
+            </w:tcMar>
+          </w:tcPr>
+          <w:p>
+            <w:pPr>
+              <w:spacing w:after="0"/>
+            </w:pPr>
+            <w:r>
+              <w:rPr>
+                <w:rFonts w:ascii="Times New Roman" w:cs="Times New Roman" w:eastAsia="Times New Roman" w:hAnsi="Times New Roman"/>
+                <w:b w:val="false"/>
+                <w:bCs w:val="false"/>
+                <w:sz w:val="24"/>
+                <w:szCs w:val="24"/>
+              </w:rPr>
+              <w:t xml:space="preserve">20:35</w:t>
+            </w:r>
+          </w:p>
+        </w:tc>
+        <w:tc>
+          <w:tcPr>
+            <w:tcW w:type="dxa" w:w="680"/>
+            <w:tcMar>
+              <w:top w:type="dxa" w:w="80"/>
+              <w:left w:type="dxa" w:w="120"/>
+              <w:bottom w:type="dxa" w:w="80"/>
+              <w:right w:type="dxa" w:w="120"/>
+            </w:tcMar>
+          </w:tcPr>
+          <w:p>
+            <w:pPr>
+              <w:spacing w:after="0"/>
+            </w:pPr>
+            <w:r>
+              <w:rPr>
+                <w:rFonts w:ascii="Times New Roman" w:cs="Times New Roman" w:eastAsia="Times New Roman" w:hAnsi="Times New Roman"/>
+                <w:b w:val="false"/>
+                <w:bCs w:val="false"/>
+                <w:sz w:val="24"/>
+                <w:szCs w:val="24"/>
+              </w:rPr>
+              <w:t xml:space="preserve">21:40</w:t>
+            </w:r>
+          </w:p>
+        </w:tc>
+        <w:tc>
+          <w:tcPr>
+            <w:tcW w:type="dxa" w:w="1120"/>
+            <w:tcMar>
+              <w:top w:type="dxa" w:w="80"/>
+              <w:left w:type="dxa" w:w="120"/>
+              <w:bottom w:type="dxa" w:w="80"/>
+              <w:right w:type="dxa" w:w="120"/>
+            </w:tcMar>
+          </w:tcPr>
+          <w:p>
+            <w:pPr>
+              <w:spacing w:after="0"/>
+            </w:pPr>
+            <w:r>
+              <w:rPr>
+                <w:rFonts w:ascii="Times New Roman" w:cs="Times New Roman" w:eastAsia="Times New Roman" w:hAnsi="Times New Roman"/>
+                <w:b w:val="false"/>
+                <w:bCs w:val="false"/>
+                <w:sz w:val="24"/>
+                <w:szCs w:val="24"/>
+              </w:rPr>
+              <w:t xml:space="preserve">0:10</w:t>
+            </w:r>
+          </w:p>
+        </w:tc>
+        <w:tc>
+          <w:tcPr>
+            <w:tcW w:type="dxa" w:w="900"/>
+            <w:tcMar>
+              <w:top w:type="dxa" w:w="80"/>
+              <w:left w:type="dxa" w:w="120"/>
+              <w:bottom w:type="dxa" w:w="80"/>
+              <w:right w:type="dxa" w:w="120"/>
+            </w:tcMar>
+          </w:tcPr>
+          <w:p>
+            <w:pPr>
+              <w:spacing w:after="0"/>
+            </w:pPr>
+            <w:r>
+              <w:rPr>
+                <w:rFonts w:ascii="Times New Roman" w:cs="Times New Roman" w:eastAsia="Times New Roman" w:hAnsi="Times New Roman"/>
+                <w:b w:val="false"/>
+                <w:bCs w:val="false"/>
+                <w:sz w:val="24"/>
+                <w:szCs w:val="24"/>
+              </w:rPr>
+              <w:t xml:space="preserve">0:55</w:t>
+            </w:r>
+          </w:p>
+        </w:tc>
+        <w:tc>
+          <w:tcPr>
+            <w:tcW w:type="dxa" w:w="1280"/>
+            <w:tcMar>
+              <w:top w:type="dxa" w:w="80"/>
+              <w:left w:type="dxa" w:w="120"/>
+              <w:bottom w:type="dxa" w:w="80"/>
+              <w:right w:type="dxa" w:w="120"/>
+            </w:tcMar>
+          </w:tcPr>
+          <w:p>
+            <w:pPr>
+              <w:spacing w:after="0"/>
+            </w:pPr>
+            <w:r>
+              <w:rPr>
+                <w:rFonts w:ascii="Times New Roman" w:cs="Times New Roman" w:eastAsia="Times New Roman" w:hAnsi="Times New Roman"/>
+                <w:b w:val="false"/>
+                <w:bCs w:val="false"/>
+                <w:sz w:val="24"/>
+                <w:szCs w:val="24"/>
+              </w:rPr>
+              <w:t xml:space="preserve">Documentación</w:t>
+            </w:r>
+          </w:p>
+        </w:tc>
+        <w:tc>
+          <w:tcPr>
+            <w:tcW w:type="dxa" w:w="3800"/>
+            <w:tcMar>
+              <w:top w:type="dxa" w:w="80"/>
+              <w:left w:type="dxa" w:w="120"/>
+              <w:bottom w:type="dxa" w:w="80"/>
+              <w:right w:type="dxa" w:w="120"/>
+            </w:tcMar>
+          </w:tcPr>
+          <w:p>
+            <w:pPr>
+              <w:spacing w:after="0"/>
+            </w:pPr>
+            <w:r>
+              <w:rPr>
+                <w:rFonts w:ascii="Times New Roman" w:cs="Times New Roman" w:eastAsia="Times New Roman" w:hAnsi="Times New Roman"/>
+                <w:b w:val="false"/>
+                <w:bCs w:val="false"/>
+                <w:sz w:val="24"/>
+                <w:szCs w:val="24"/>
+              </w:rPr>
+              <w:t xml:space="preserve">Redacción del documento de planificación del Sprint 4.</w:t>
+            </w:r>
+          </w:p>
+        </w:tc>
+      </w:tr>
+      <w:tr>
+        <w:tc>
+          <w:tcPr>
+            <w:tcW w:type="dxa" w:w="900"/>
+            <w:tcMar>
+              <w:top w:type="dxa" w:w="80"/>
+              <w:left w:type="dxa" w:w="120"/>
+              <w:bottom w:type="dxa" w:w="80"/>
+              <w:right w:type="dxa" w:w="120"/>
+            </w:tcMar>
+          </w:tcPr>
+          <w:p>
+            <w:pPr>
+              <w:spacing w:after="0"/>
+            </w:pPr>
+            <w:r>
+              <w:rPr>
+                <w:rFonts w:ascii="Times New Roman" w:cs="Times New Roman" w:eastAsia="Times New Roman" w:hAnsi="Times New Roman"/>
+                <w:b w:val="false"/>
+                <w:bCs w:val="false"/>
+                <w:sz w:val="24"/>
+                <w:szCs w:val="24"/>
+              </w:rPr>
+              <w:t xml:space="preserve">09/10/2026</w:t>
+            </w:r>
+          </w:p>
+        </w:tc>
+        <w:tc>
+          <w:tcPr>
+            <w:tcW w:type="dxa" w:w="680"/>
+            <w:tcMar>
+              <w:top w:type="dxa" w:w="80"/>
+              <w:left w:type="dxa" w:w="120"/>
+              <w:bottom w:type="dxa" w:w="80"/>
+              <w:right w:type="dxa" w:w="120"/>
+            </w:tcMar>
+          </w:tcPr>
+          <w:p>
+            <w:pPr>
+              <w:spacing w:after="0"/>
+            </w:pPr>
+            <w:r>
+              <w:rPr>
+                <w:rFonts w:ascii="Times New Roman" w:cs="Times New Roman" w:eastAsia="Times New Roman" w:hAnsi="Times New Roman"/>
+                <w:b w:val="false"/>
+                <w:bCs w:val="false"/>
+                <w:sz w:val="24"/>
+                <w:szCs w:val="24"/>
+              </w:rPr>
+              <w:t xml:space="preserve">01:00</w:t>
+            </w:r>
+          </w:p>
+        </w:tc>
+        <w:tc>
+          <w:tcPr>
+            <w:tcW w:type="dxa" w:w="680"/>
+            <w:tcMar>
+              <w:top w:type="dxa" w:w="80"/>
+              <w:left w:type="dxa" w:w="120"/>
+              <w:bottom w:type="dxa" w:w="80"/>
+              <w:right w:type="dxa" w:w="120"/>
+            </w:tcMar>
+          </w:tcPr>
+          <w:p>
+            <w:pPr>
+              <w:spacing w:after="0"/>
+            </w:pPr>
+            <w:r>
+              <w:rPr>
+                <w:rFonts w:ascii="Times New Roman" w:cs="Times New Roman" w:eastAsia="Times New Roman" w:hAnsi="Times New Roman"/>
+                <w:b w:val="false"/>
+                <w:bCs w:val="false"/>
+                <w:sz w:val="24"/>
+                <w:szCs w:val="24"/>
+              </w:rPr>
+              <w:t xml:space="preserve">02:05</w:t>
+            </w:r>
+          </w:p>
+        </w:tc>
+        <w:tc>
+          <w:tcPr>
+            <w:tcW w:type="dxa" w:w="1120"/>
+            <w:tcMar>
+              <w:top w:type="dxa" w:w="80"/>
+              <w:left w:type="dxa" w:w="120"/>
+              <w:bottom w:type="dxa" w:w="80"/>
+              <w:right w:type="dxa" w:w="120"/>
+            </w:tcMar>
+          </w:tcPr>
+          <w:p>
+            <w:pPr>
+              <w:spacing w:after="0"/>
+            </w:pPr>
+            <w:r>
+              <w:rPr>
+                <w:rFonts w:ascii="Times New Roman" w:cs="Times New Roman" w:eastAsia="Times New Roman" w:hAnsi="Times New Roman"/>
+                <w:b w:val="false"/>
+                <w:bCs w:val="false"/>
+                <w:sz w:val="24"/>
+                <w:szCs w:val="24"/>
+              </w:rPr>
+              <w:t xml:space="preserve">0:05</w:t>
+            </w:r>
+          </w:p>
+        </w:tc>
+        <w:tc>
+          <w:tcPr>
+            <w:tcW w:type="dxa" w:w="900"/>
+            <w:tcMar>
+              <w:top w:type="dxa" w:w="80"/>
+              <w:left w:type="dxa" w:w="120"/>
+              <w:bottom w:type="dxa" w:w="80"/>
+              <w:right w:type="dxa" w:w="120"/>
+            </w:tcMar>
+          </w:tcPr>
+          <w:p>
+            <w:pPr>
+              <w:spacing w:after="0"/>
+            </w:pPr>
+            <w:r>
+              <w:rPr>
+                <w:rFonts w:ascii="Times New Roman" w:cs="Times New Roman" w:eastAsia="Times New Roman" w:hAnsi="Times New Roman"/>
+                <w:b w:val="false"/>
+                <w:bCs w:val="false"/>
+                <w:sz w:val="24"/>
+                <w:szCs w:val="24"/>
+              </w:rPr>
+              <w:t xml:space="preserve">1:00</w:t>
+            </w:r>
+          </w:p>
+        </w:tc>
+        <w:tc>
+          <w:tcPr>
+            <w:tcW w:type="dxa" w:w="1280"/>
+            <w:tcMar>
+              <w:top w:type="dxa" w:w="80"/>
+              <w:left w:type="dxa" w:w="120"/>
+              <w:bottom w:type="dxa" w:w="80"/>
+              <w:right w:type="dxa" w:w="120"/>
+            </w:tcMar>
+          </w:tcPr>
+          <w:p>
+            <w:pPr>
+              <w:spacing w:after="0"/>
+            </w:pPr>
+            <w:r>
+              <w:rPr>
+                <w:rFonts w:ascii="Times New Roman" w:cs="Times New Roman" w:eastAsia="Times New Roman" w:hAnsi="Times New Roman"/>
+                <w:b w:val="false"/>
+                <w:bCs w:val="false"/>
+                <w:sz w:val="24"/>
+                <w:szCs w:val="24"/>
+              </w:rPr>
+              <w:t xml:space="preserve">Codificación</w:t>
+            </w:r>
+          </w:p>
+        </w:tc>
+        <w:tc>
+          <w:tcPr>
+            <w:tcW w:type="dxa" w:w="3800"/>
+            <w:tcMar>
+              <w:top w:type="dxa" w:w="80"/>
+              <w:left w:type="dxa" w:w="120"/>
+              <w:bottom w:type="dxa" w:w="80"/>
+              <w:right w:type="dxa" w:w="120"/>
+            </w:tcMar>
+          </w:tcPr>
+          <w:p>
+            <w:pPr>
+              <w:spacing w:after="0"/>
+            </w:pPr>
+            <w:r>
+              <w:rPr>
+                <w:rFonts w:ascii="Times New Roman" w:cs="Times New Roman" w:eastAsia="Times New Roman" w:hAnsi="Times New Roman"/>
+                <w:b w:val="false"/>
+                <w:bCs w:val="false"/>
+                <w:sz w:val="24"/>
+                <w:szCs w:val="24"/>
+              </w:rPr>
+              <w:t xml:space="preserve">AEUVG-140 Migración del carnet y del vínculo opcional con la cuenta. AEUVG-141 Consultas de listado y detalle de los registros.</w:t>
+            </w:r>
+          </w:p>
+        </w:tc>
+      </w:tr>
+      <w:tr>
+        <w:tc>
+          <w:tcPr>
+            <w:tcW w:type="dxa" w:w="900"/>
+            <w:tcMar>
+              <w:top w:type="dxa" w:w="80"/>
+              <w:left w:type="dxa" w:w="120"/>
+              <w:bottom w:type="dxa" w:w="80"/>
+              <w:right w:type="dxa" w:w="120"/>
+            </w:tcMar>
+          </w:tcPr>
+          <w:p>
+            <w:pPr>
+              <w:spacing w:after="0"/>
+            </w:pPr>
+            <w:r>
+              <w:rPr>
+                <w:rFonts w:ascii="Times New Roman" w:cs="Times New Roman" w:eastAsia="Times New Roman" w:hAnsi="Times New Roman"/>
+                <w:b w:val="false"/>
+                <w:bCs w:val="false"/>
+                <w:sz w:val="24"/>
+                <w:szCs w:val="24"/>
+              </w:rPr>
+              <w:t xml:space="preserve">10/10/2026</w:t>
+            </w:r>
+          </w:p>
+        </w:tc>
+        <w:tc>
+          <w:tcPr>
+            <w:tcW w:type="dxa" w:w="680"/>
+            <w:tcMar>
+              <w:top w:type="dxa" w:w="80"/>
+              <w:left w:type="dxa" w:w="120"/>
+              <w:bottom w:type="dxa" w:w="80"/>
+              <w:right w:type="dxa" w:w="120"/>
+            </w:tcMar>
+          </w:tcPr>
+          <w:p>
+            <w:pPr>
+              <w:spacing w:after="0"/>
+            </w:pPr>
+            <w:r>
+              <w:rPr>
+                <w:rFonts w:ascii="Times New Roman" w:cs="Times New Roman" w:eastAsia="Times New Roman" w:hAnsi="Times New Roman"/>
+                <w:b w:val="false"/>
+                <w:bCs w:val="false"/>
+                <w:sz w:val="24"/>
+                <w:szCs w:val="24"/>
+              </w:rPr>
+              <w:t xml:space="preserve">16:10</w:t>
+            </w:r>
+          </w:p>
+        </w:tc>
+        <w:tc>
+          <w:tcPr>
+            <w:tcW w:type="dxa" w:w="680"/>
+            <w:tcMar>
+              <w:top w:type="dxa" w:w="80"/>
+              <w:left w:type="dxa" w:w="120"/>
+              <w:bottom w:type="dxa" w:w="80"/>
+              <w:right w:type="dxa" w:w="120"/>
+            </w:tcMar>
+          </w:tcPr>
+          <w:p>
+            <w:pPr>
+              <w:spacing w:after="0"/>
+            </w:pPr>
+            <w:r>
+              <w:rPr>
+                <w:rFonts w:ascii="Times New Roman" w:cs="Times New Roman" w:eastAsia="Times New Roman" w:hAnsi="Times New Roman"/>
+                <w:b w:val="false"/>
+                <w:bCs w:val="false"/>
+                <w:sz w:val="24"/>
+                <w:szCs w:val="24"/>
+              </w:rPr>
+              <w:t xml:space="preserve">17:15</w:t>
+            </w:r>
+          </w:p>
+        </w:tc>
+        <w:tc>
+          <w:tcPr>
+            <w:tcW w:type="dxa" w:w="1120"/>
+            <w:tcMar>
+              <w:top w:type="dxa" w:w="80"/>
+              <w:left w:type="dxa" w:w="120"/>
+              <w:bottom w:type="dxa" w:w="80"/>
+              <w:right w:type="dxa" w:w="120"/>
+            </w:tcMar>
+          </w:tcPr>
+          <w:p>
+            <w:pPr>
+              <w:spacing w:after="0"/>
+            </w:pPr>
+            <w:r>
+              <w:rPr>
+                <w:rFonts w:ascii="Times New Roman" w:cs="Times New Roman" w:eastAsia="Times New Roman" w:hAnsi="Times New Roman"/>
+                <w:b w:val="false"/>
+                <w:bCs w:val="false"/>
+                <w:sz w:val="24"/>
+                <w:szCs w:val="24"/>
+              </w:rPr>
+              <w:t xml:space="preserve">0:10</w:t>
+            </w:r>
+          </w:p>
+        </w:tc>
+        <w:tc>
+          <w:tcPr>
+            <w:tcW w:type="dxa" w:w="900"/>
+            <w:tcMar>
+              <w:top w:type="dxa" w:w="80"/>
+              <w:left w:type="dxa" w:w="120"/>
+              <w:bottom w:type="dxa" w:w="80"/>
+              <w:right w:type="dxa" w:w="120"/>
+            </w:tcMar>
+          </w:tcPr>
+          <w:p>
+            <w:pPr>
+              <w:spacing w:after="0"/>
+            </w:pPr>
+            <w:r>
+              <w:rPr>
+                <w:rFonts w:ascii="Times New Roman" w:cs="Times New Roman" w:eastAsia="Times New Roman" w:hAnsi="Times New Roman"/>
+                <w:b w:val="false"/>
+                <w:bCs w:val="false"/>
+                <w:sz w:val="24"/>
+                <w:szCs w:val="24"/>
+              </w:rPr>
+              <w:t xml:space="preserve">0:55</w:t>
+            </w:r>
+          </w:p>
+        </w:tc>
+        <w:tc>
+          <w:tcPr>
+            <w:tcW w:type="dxa" w:w="1280"/>
+            <w:tcMar>
+              <w:top w:type="dxa" w:w="80"/>
+              <w:left w:type="dxa" w:w="120"/>
+              <w:bottom w:type="dxa" w:w="80"/>
+              <w:right w:type="dxa" w:w="120"/>
+            </w:tcMar>
+          </w:tcPr>
+          <w:p>
+            <w:pPr>
+              <w:spacing w:after="0"/>
+            </w:pPr>
+            <w:r>
+              <w:rPr>
+                <w:rFonts w:ascii="Times New Roman" w:cs="Times New Roman" w:eastAsia="Times New Roman" w:hAnsi="Times New Roman"/>
+                <w:b w:val="false"/>
+                <w:bCs w:val="false"/>
+                <w:sz w:val="24"/>
+                <w:szCs w:val="24"/>
+              </w:rPr>
+              <w:t xml:space="preserve">Codificación</w:t>
+            </w:r>
+          </w:p>
+        </w:tc>
+        <w:tc>
+          <w:tcPr>
+            <w:tcW w:type="dxa" w:w="3800"/>
+            <w:tcMar>
+              <w:top w:type="dxa" w:w="80"/>
+              <w:left w:type="dxa" w:w="120"/>
+              <w:bottom w:type="dxa" w:w="80"/>
+              <w:right w:type="dxa" w:w="120"/>
+            </w:tcMar>
+          </w:tcPr>
+          <w:p>
+            <w:pPr>
+              <w:spacing w:after="0"/>
+            </w:pPr>
+            <w:r>
+              <w:rPr>
+                <w:rFonts w:ascii="Times New Roman" w:cs="Times New Roman" w:eastAsia="Times New Roman" w:hAnsi="Times New Roman"/>
+                <w:b w:val="false"/>
+                <w:bCs w:val="false"/>
+                <w:sz w:val="24"/>
+                <w:szCs w:val="24"/>
+              </w:rPr>
+              <w:t xml:space="preserve">AEUVG-143 Servicio de registro de horas con sus validaciones y la resolución del vínculo por carnet.</w:t>
+            </w:r>
+          </w:p>
+        </w:tc>
+      </w:tr>
+      <w:tr>
+        <w:tc>
+          <w:tcPr>
+            <w:tcW w:type="dxa" w:w="900"/>
+            <w:tcMar>
+              <w:top w:type="dxa" w:w="80"/>
+              <w:left w:type="dxa" w:w="120"/>
+              <w:bottom w:type="dxa" w:w="80"/>
+              <w:right w:type="dxa" w:w="120"/>
+            </w:tcMar>
+          </w:tcPr>
+          <w:p>
+            <w:pPr>
+              <w:spacing w:after="0"/>
+            </w:pPr>
+            <w:r>
+              <w:rPr>
+                <w:rFonts w:ascii="Times New Roman" w:cs="Times New Roman" w:eastAsia="Times New Roman" w:hAnsi="Times New Roman"/>
+                <w:b w:val="false"/>
+                <w:bCs w:val="false"/>
+                <w:sz w:val="24"/>
+                <w:szCs w:val="24"/>
+              </w:rPr>
+              <w:t xml:space="preserve">10/10/2026</w:t>
+            </w:r>
+          </w:p>
+        </w:tc>
+        <w:tc>
+          <w:tcPr>
+            <w:tcW w:type="dxa" w:w="680"/>
+            <w:tcMar>
+              <w:top w:type="dxa" w:w="80"/>
+              <w:left w:type="dxa" w:w="120"/>
+              <w:bottom w:type="dxa" w:w="80"/>
+              <w:right w:type="dxa" w:w="120"/>
+            </w:tcMar>
+          </w:tcPr>
+          <w:p>
+            <w:pPr>
+              <w:spacing w:after="0"/>
+            </w:pPr>
+            <w:r>
+              <w:rPr>
+                <w:rFonts w:ascii="Times New Roman" w:cs="Times New Roman" w:eastAsia="Times New Roman" w:hAnsi="Times New Roman"/>
+                <w:b w:val="false"/>
+                <w:bCs w:val="false"/>
+                <w:sz w:val="24"/>
+                <w:szCs w:val="24"/>
+              </w:rPr>
+              <w:t xml:space="preserve">21:40</w:t>
+            </w:r>
+          </w:p>
+        </w:tc>
+        <w:tc>
+          <w:tcPr>
+            <w:tcW w:type="dxa" w:w="680"/>
+            <w:tcMar>
+              <w:top w:type="dxa" w:w="80"/>
+              <w:left w:type="dxa" w:w="120"/>
+              <w:bottom w:type="dxa" w:w="80"/>
+              <w:right w:type="dxa" w:w="120"/>
+            </w:tcMar>
+          </w:tcPr>
+          <w:p>
+            <w:pPr>
+              <w:spacing w:after="0"/>
+            </w:pPr>
+            <w:r>
+              <w:rPr>
+                <w:rFonts w:ascii="Times New Roman" w:cs="Times New Roman" w:eastAsia="Times New Roman" w:hAnsi="Times New Roman"/>
+                <w:b w:val="false"/>
+                <w:bCs w:val="false"/>
+                <w:sz w:val="24"/>
+                <w:szCs w:val="24"/>
+              </w:rPr>
+              <w:t xml:space="preserve">22:35</w:t>
+            </w:r>
+          </w:p>
+        </w:tc>
+        <w:tc>
+          <w:tcPr>
+            <w:tcW w:type="dxa" w:w="1120"/>
+            <w:tcMar>
+              <w:top w:type="dxa" w:w="80"/>
+              <w:left w:type="dxa" w:w="120"/>
+              <w:bottom w:type="dxa" w:w="80"/>
+              <w:right w:type="dxa" w:w="120"/>
+            </w:tcMar>
+          </w:tcPr>
+          <w:p>
+            <w:pPr>
+              <w:spacing w:after="0"/>
+            </w:pPr>
+            <w:r>
+              <w:rPr>
+                <w:rFonts w:ascii="Times New Roman" w:cs="Times New Roman" w:eastAsia="Times New Roman" w:hAnsi="Times New Roman"/>
+                <w:b w:val="false"/>
+                <w:bCs w:val="false"/>
+                <w:sz w:val="24"/>
+                <w:szCs w:val="24"/>
+              </w:rPr>
+              <w:t xml:space="preserve">0:05</w:t>
+            </w:r>
+          </w:p>
+        </w:tc>
+        <w:tc>
+          <w:tcPr>
+            <w:tcW w:type="dxa" w:w="900"/>
+            <w:tcMar>
+              <w:top w:type="dxa" w:w="80"/>
+              <w:left w:type="dxa" w:w="120"/>
+              <w:bottom w:type="dxa" w:w="80"/>
+              <w:right w:type="dxa" w:w="120"/>
+            </w:tcMar>
+          </w:tcPr>
+          <w:p>
+            <w:pPr>
+              <w:spacing w:after="0"/>
+            </w:pPr>
+            <w:r>
+              <w:rPr>
+                <w:rFonts w:ascii="Times New Roman" w:cs="Times New Roman" w:eastAsia="Times New Roman" w:hAnsi="Times New Roman"/>
+                <w:b w:val="false"/>
+                <w:bCs w:val="false"/>
+                <w:sz w:val="24"/>
+                <w:szCs w:val="24"/>
+              </w:rPr>
+              <w:t xml:space="preserve">0:50</w:t>
+            </w:r>
+          </w:p>
+        </w:tc>
+        <w:tc>
+          <w:tcPr>
+            <w:tcW w:type="dxa" w:w="1280"/>
+            <w:tcMar>
+              <w:top w:type="dxa" w:w="80"/>
+              <w:left w:type="dxa" w:w="120"/>
+              <w:bottom w:type="dxa" w:w="80"/>
+              <w:right w:type="dxa" w:w="120"/>
+            </w:tcMar>
+          </w:tcPr>
+          <w:p>
+            <w:pPr>
+              <w:spacing w:after="0"/>
+            </w:pPr>
+            <w:r>
+              <w:rPr>
+                <w:rFonts w:ascii="Times New Roman" w:cs="Times New Roman" w:eastAsia="Times New Roman" w:hAnsi="Times New Roman"/>
+                <w:b w:val="false"/>
+                <w:bCs w:val="false"/>
+                <w:sz w:val="24"/>
+                <w:szCs w:val="24"/>
+              </w:rPr>
+              <w:t xml:space="preserve">Codificación y pruebas</w:t>
+            </w:r>
+          </w:p>
+        </w:tc>
+        <w:tc>
+          <w:tcPr>
+            <w:tcW w:type="dxa" w:w="3800"/>
+            <w:tcMar>
+              <w:top w:type="dxa" w:w="80"/>
+              <w:left w:type="dxa" w:w="120"/>
+              <w:bottom w:type="dxa" w:w="80"/>
+              <w:right w:type="dxa" w:w="120"/>
+            </w:tcMar>
+          </w:tcPr>
+          <w:p>
+            <w:pPr>
+              <w:spacing w:after="0"/>
+            </w:pPr>
+            <w:r>
+              <w:rPr>
+                <w:rFonts w:ascii="Times New Roman" w:cs="Times New Roman" w:eastAsia="Times New Roman" w:hAnsi="Times New Roman"/>
+                <w:b w:val="false"/>
+                <w:bCs w:val="false"/>
+                <w:sz w:val="24"/>
+                <w:szCs w:val="24"/>
+              </w:rPr>
+              <w:t xml:space="preserve">AEUVG-144 Datos de prueba de horas beca. AEUVG-145 Pruebas de las consultas y del servicio. Integración de HU-19 a develop.</w:t>
+            </w:r>
+          </w:p>
+        </w:tc>
+      </w:tr>
+      <w:tr>
+        <w:tc>
+          <w:tcPr>
+            <w:tcW w:type="dxa" w:w="900"/>
+            <w:tcMar>
+              <w:top w:type="dxa" w:w="80"/>
+              <w:left w:type="dxa" w:w="120"/>
+              <w:bottom w:type="dxa" w:w="80"/>
+              <w:right w:type="dxa" w:w="120"/>
+            </w:tcMar>
+          </w:tcPr>
+          <w:p>
+            <w:pPr>
+              <w:spacing w:after="0"/>
+            </w:pPr>
+            <w:r>
+              <w:rPr>
+                <w:rFonts w:ascii="Times New Roman" w:cs="Times New Roman" w:eastAsia="Times New Roman" w:hAnsi="Times New Roman"/>
+                <w:b w:val="false"/>
+                <w:bCs w:val="false"/>
+                <w:sz w:val="24"/>
+                <w:szCs w:val="24"/>
+              </w:rPr>
+              <w:t xml:space="preserve">11/10/2026</w:t>
+            </w:r>
+          </w:p>
+        </w:tc>
+        <w:tc>
+          <w:tcPr>
+            <w:tcW w:type="dxa" w:w="680"/>
+            <w:tcMar>
+              <w:top w:type="dxa" w:w="80"/>
+              <w:left w:type="dxa" w:w="120"/>
+              <w:bottom w:type="dxa" w:w="80"/>
+              <w:right w:type="dxa" w:w="120"/>
+            </w:tcMar>
+          </w:tcPr>
+          <w:p>
+            <w:pPr>
+              <w:spacing w:after="0"/>
+            </w:pPr>
+            <w:r>
+              <w:rPr>
+                <w:rFonts w:ascii="Times New Roman" w:cs="Times New Roman" w:eastAsia="Times New Roman" w:hAnsi="Times New Roman"/>
+                <w:b w:val="false"/>
+                <w:bCs w:val="false"/>
+                <w:sz w:val="24"/>
+                <w:szCs w:val="24"/>
+              </w:rPr>
+              <w:t xml:space="preserve">19:40</w:t>
+            </w:r>
+          </w:p>
+        </w:tc>
+        <w:tc>
+          <w:tcPr>
+            <w:tcW w:type="dxa" w:w="680"/>
+            <w:tcMar>
+              <w:top w:type="dxa" w:w="80"/>
+              <w:left w:type="dxa" w:w="120"/>
+              <w:bottom w:type="dxa" w:w="80"/>
+              <w:right w:type="dxa" w:w="120"/>
+            </w:tcMar>
+          </w:tcPr>
+          <w:p>
+            <w:pPr>
+              <w:spacing w:after="0"/>
+            </w:pPr>
+            <w:r>
+              <w:rPr>
+                <w:rFonts w:ascii="Times New Roman" w:cs="Times New Roman" w:eastAsia="Times New Roman" w:hAnsi="Times New Roman"/>
+                <w:b w:val="false"/>
+                <w:bCs w:val="false"/>
+                <w:sz w:val="24"/>
+                <w:szCs w:val="24"/>
+              </w:rPr>
+              <w:t xml:space="preserve">20:45</w:t>
+            </w:r>
+          </w:p>
+        </w:tc>
+        <w:tc>
+          <w:tcPr>
+            <w:tcW w:type="dxa" w:w="1120"/>
+            <w:tcMar>
+              <w:top w:type="dxa" w:w="80"/>
+              <w:left w:type="dxa" w:w="120"/>
+              <w:bottom w:type="dxa" w:w="80"/>
+              <w:right w:type="dxa" w:w="120"/>
+            </w:tcMar>
+          </w:tcPr>
+          <w:p>
+            <w:pPr>
+              <w:spacing w:after="0"/>
+            </w:pPr>
+            <w:r>
+              <w:rPr>
+                <w:rFonts w:ascii="Times New Roman" w:cs="Times New Roman" w:eastAsia="Times New Roman" w:hAnsi="Times New Roman"/>
+                <w:b w:val="false"/>
+                <w:bCs w:val="false"/>
+                <w:sz w:val="24"/>
+                <w:szCs w:val="24"/>
+              </w:rPr>
+              <w:t xml:space="preserve">0:10</w:t>
+            </w:r>
+          </w:p>
+        </w:tc>
+        <w:tc>
+          <w:tcPr>
+            <w:tcW w:type="dxa" w:w="900"/>
+            <w:tcMar>
+              <w:top w:type="dxa" w:w="80"/>
+              <w:left w:type="dxa" w:w="120"/>
+              <w:bottom w:type="dxa" w:w="80"/>
+              <w:right w:type="dxa" w:w="120"/>
+            </w:tcMar>
+          </w:tcPr>
+          <w:p>
+            <w:pPr>
+              <w:spacing w:after="0"/>
+            </w:pPr>
+            <w:r>
+              <w:rPr>
+                <w:rFonts w:ascii="Times New Roman" w:cs="Times New Roman" w:eastAsia="Times New Roman" w:hAnsi="Times New Roman"/>
+                <w:b w:val="false"/>
+                <w:bCs w:val="false"/>
+                <w:sz w:val="24"/>
+                <w:szCs w:val="24"/>
+              </w:rPr>
+              <w:t xml:space="preserve">0:55</w:t>
+            </w:r>
+          </w:p>
+        </w:tc>
+        <w:tc>
+          <w:tcPr>
+            <w:tcW w:type="dxa" w:w="1280"/>
+            <w:tcMar>
+              <w:top w:type="dxa" w:w="80"/>
+              <w:left w:type="dxa" w:w="120"/>
+              <w:bottom w:type="dxa" w:w="80"/>
+              <w:right w:type="dxa" w:w="120"/>
+            </w:tcMar>
+          </w:tcPr>
+          <w:p>
+            <w:pPr>
+              <w:spacing w:after="0"/>
+            </w:pPr>
+            <w:r>
+              <w:rPr>
+                <w:rFonts w:ascii="Times New Roman" w:cs="Times New Roman" w:eastAsia="Times New Roman" w:hAnsi="Times New Roman"/>
+                <w:b w:val="false"/>
+                <w:bCs w:val="false"/>
+                <w:sz w:val="24"/>
+                <w:szCs w:val="24"/>
+              </w:rPr>
+              <w:t xml:space="preserve">Codificación</w:t>
+            </w:r>
+          </w:p>
+        </w:tc>
+        <w:tc>
+          <w:tcPr>
+            <w:tcW w:type="dxa" w:w="3800"/>
+            <w:tcMar>
+              <w:top w:type="dxa" w:w="80"/>
+              <w:left w:type="dxa" w:w="120"/>
+              <w:bottom w:type="dxa" w:w="80"/>
+              <w:right w:type="dxa" w:w="120"/>
+            </w:tcMar>
+          </w:tcPr>
+          <w:p>
+            <w:pPr>
+              <w:spacing w:after="0"/>
+            </w:pPr>
+            <w:r>
+              <w:rPr>
+                <w:rFonts w:ascii="Times New Roman" w:cs="Times New Roman" w:eastAsia="Times New Roman" w:hAnsi="Times New Roman"/>
+                <w:b w:val="false"/>
+                <w:bCs w:val="false"/>
+                <w:sz w:val="24"/>
+                <w:szCs w:val="24"/>
+              </w:rPr>
+              <w:t xml:space="preserve">AEUVG-146 Validación de los parámetros del listado. AEUVG-147 Resumen de horas del periodo consultado.</w:t>
+            </w:r>
+          </w:p>
+        </w:tc>
+      </w:tr>
+      <w:tr>
+        <w:tc>
+          <w:tcPr>
+            <w:tcW w:type="dxa" w:w="900"/>
+            <w:tcMar>
+              <w:top w:type="dxa" w:w="80"/>
+              <w:left w:type="dxa" w:w="120"/>
+              <w:bottom w:type="dxa" w:w="80"/>
+              <w:right w:type="dxa" w:w="120"/>
+            </w:tcMar>
+          </w:tcPr>
+          <w:p>
+            <w:pPr>
+              <w:spacing w:after="0"/>
+            </w:pPr>
+            <w:r>
+              <w:rPr>
+                <w:rFonts w:ascii="Times New Roman" w:cs="Times New Roman" w:eastAsia="Times New Roman" w:hAnsi="Times New Roman"/>
+                <w:b w:val="false"/>
+                <w:bCs w:val="false"/>
+                <w:sz w:val="24"/>
+                <w:szCs w:val="24"/>
+              </w:rPr>
+              <w:t xml:space="preserve">13/10/2026</w:t>
+            </w:r>
+          </w:p>
+        </w:tc>
+        <w:tc>
+          <w:tcPr>
+            <w:tcW w:type="dxa" w:w="680"/>
+            <w:tcMar>
+              <w:top w:type="dxa" w:w="80"/>
+              <w:left w:type="dxa" w:w="120"/>
+              <w:bottom w:type="dxa" w:w="80"/>
+              <w:right w:type="dxa" w:w="120"/>
+            </w:tcMar>
+          </w:tcPr>
+          <w:p>
+            <w:pPr>
+              <w:spacing w:after="0"/>
+            </w:pPr>
+            <w:r>
+              <w:rPr>
+                <w:rFonts w:ascii="Times New Roman" w:cs="Times New Roman" w:eastAsia="Times New Roman" w:hAnsi="Times New Roman"/>
+                <w:b w:val="false"/>
+                <w:bCs w:val="false"/>
+                <w:sz w:val="24"/>
+                <w:szCs w:val="24"/>
+              </w:rPr>
+              <w:t xml:space="preserve">21:50</w:t>
+            </w:r>
+          </w:p>
+        </w:tc>
+        <w:tc>
+          <w:tcPr>
+            <w:tcW w:type="dxa" w:w="680"/>
+            <w:tcMar>
+              <w:top w:type="dxa" w:w="80"/>
+              <w:left w:type="dxa" w:w="120"/>
+              <w:bottom w:type="dxa" w:w="80"/>
+              <w:right w:type="dxa" w:w="120"/>
+            </w:tcMar>
+          </w:tcPr>
+          <w:p>
+            <w:pPr>
+              <w:spacing w:after="0"/>
+            </w:pPr>
+            <w:r>
+              <w:rPr>
+                <w:rFonts w:ascii="Times New Roman" w:cs="Times New Roman" w:eastAsia="Times New Roman" w:hAnsi="Times New Roman"/>
+                <w:b w:val="false"/>
+                <w:bCs w:val="false"/>
+                <w:sz w:val="24"/>
+                <w:szCs w:val="24"/>
+              </w:rPr>
+              <w:t xml:space="preserve">22:45</w:t>
+            </w:r>
+          </w:p>
+        </w:tc>
+        <w:tc>
+          <w:tcPr>
+            <w:tcW w:type="dxa" w:w="1120"/>
+            <w:tcMar>
+              <w:top w:type="dxa" w:w="80"/>
+              <w:left w:type="dxa" w:w="120"/>
+              <w:bottom w:type="dxa" w:w="80"/>
+              <w:right w:type="dxa" w:w="120"/>
+            </w:tcMar>
+          </w:tcPr>
+          <w:p>
+            <w:pPr>
+              <w:spacing w:after="0"/>
+            </w:pPr>
+            <w:r>
+              <w:rPr>
+                <w:rFonts w:ascii="Times New Roman" w:cs="Times New Roman" w:eastAsia="Times New Roman" w:hAnsi="Times New Roman"/>
+                <w:b w:val="false"/>
+                <w:bCs w:val="false"/>
+                <w:sz w:val="24"/>
+                <w:szCs w:val="24"/>
+              </w:rPr>
+              <w:t xml:space="preserve">0:05</w:t>
+            </w:r>
+          </w:p>
+        </w:tc>
+        <w:tc>
+          <w:tcPr>
+            <w:tcW w:type="dxa" w:w="900"/>
+            <w:tcMar>
+              <w:top w:type="dxa" w:w="80"/>
+              <w:left w:type="dxa" w:w="120"/>
+              <w:bottom w:type="dxa" w:w="80"/>
+              <w:right w:type="dxa" w:w="120"/>
+            </w:tcMar>
+          </w:tcPr>
+          <w:p>
+            <w:pPr>
+              <w:spacing w:after="0"/>
+            </w:pPr>
+            <w:r>
+              <w:rPr>
+                <w:rFonts w:ascii="Times New Roman" w:cs="Times New Roman" w:eastAsia="Times New Roman" w:hAnsi="Times New Roman"/>
+                <w:b w:val="false"/>
+                <w:bCs w:val="false"/>
+                <w:sz w:val="24"/>
+                <w:szCs w:val="24"/>
+              </w:rPr>
+              <w:t xml:space="preserve">0:50</w:t>
+            </w:r>
+          </w:p>
+        </w:tc>
+        <w:tc>
+          <w:tcPr>
+            <w:tcW w:type="dxa" w:w="1280"/>
+            <w:tcMar>
+              <w:top w:type="dxa" w:w="80"/>
+              <w:left w:type="dxa" w:w="120"/>
+              <w:bottom w:type="dxa" w:w="80"/>
+              <w:right w:type="dxa" w:w="120"/>
+            </w:tcMar>
+          </w:tcPr>
+          <w:p>
+            <w:pPr>
+              <w:spacing w:after="0"/>
+            </w:pPr>
+            <w:r>
+              <w:rPr>
+                <w:rFonts w:ascii="Times New Roman" w:cs="Times New Roman" w:eastAsia="Times New Roman" w:hAnsi="Times New Roman"/>
+                <w:b w:val="false"/>
+                <w:bCs w:val="false"/>
+                <w:sz w:val="24"/>
+                <w:szCs w:val="24"/>
+              </w:rPr>
+              <w:t xml:space="preserve">Pruebas</w:t>
+            </w:r>
+          </w:p>
+        </w:tc>
+        <w:tc>
+          <w:tcPr>
+            <w:tcW w:type="dxa" w:w="3800"/>
+            <w:tcMar>
+              <w:top w:type="dxa" w:w="80"/>
+              <w:left w:type="dxa" w:w="120"/>
+              <w:bottom w:type="dxa" w:w="80"/>
+              <w:right w:type="dxa" w:w="120"/>
+            </w:tcMar>
+          </w:tcPr>
+          <w:p>
+            <w:pPr>
+              <w:spacing w:after="0"/>
+            </w:pPr>
+            <w:r>
+              <w:rPr>
+                <w:rFonts w:ascii="Times New Roman" w:cs="Times New Roman" w:eastAsia="Times New Roman" w:hAnsi="Times New Roman"/>
+                <w:b w:val="false"/>
+                <w:bCs w:val="false"/>
+                <w:sz w:val="24"/>
+                <w:szCs w:val="24"/>
+              </w:rPr>
+              <w:t xml:space="preserve">AEUVG-151 Verificación del panel en escritorio, tableta y teléfono, con las pruebas de los filtros. Integración de HU-20 a develop.</w:t>
+            </w:r>
+          </w:p>
+        </w:tc>
+      </w:tr>
+      <w:tr>
+        <w:tc>
+          <w:tcPr>
+            <w:tcW w:type="dxa" w:w="900"/>
+            <w:tcMar>
+              <w:top w:type="dxa" w:w="80"/>
+              <w:left w:type="dxa" w:w="120"/>
+              <w:bottom w:type="dxa" w:w="80"/>
+              <w:right w:type="dxa" w:w="120"/>
+            </w:tcMar>
+          </w:tcPr>
+          <w:p>
+            <w:pPr>
+              <w:spacing w:after="0"/>
+            </w:pPr>
+            <w:r>
+              <w:rPr>
+                <w:rFonts w:ascii="Times New Roman" w:cs="Times New Roman" w:eastAsia="Times New Roman" w:hAnsi="Times New Roman"/>
+                <w:b w:val="false"/>
+                <w:bCs w:val="false"/>
+                <w:sz w:val="24"/>
+                <w:szCs w:val="24"/>
+              </w:rPr>
+              <w:t xml:space="preserve">14/10/2026</w:t>
+            </w:r>
+          </w:p>
+        </w:tc>
+        <w:tc>
+          <w:tcPr>
+            <w:tcW w:type="dxa" w:w="680"/>
+            <w:tcMar>
+              <w:top w:type="dxa" w:w="80"/>
+              <w:left w:type="dxa" w:w="120"/>
+              <w:bottom w:type="dxa" w:w="80"/>
+              <w:right w:type="dxa" w:w="120"/>
+            </w:tcMar>
+          </w:tcPr>
+          <w:p>
+            <w:pPr>
+              <w:spacing w:after="0"/>
+            </w:pPr>
+            <w:r>
+              <w:rPr>
+                <w:rFonts w:ascii="Times New Roman" w:cs="Times New Roman" w:eastAsia="Times New Roman" w:hAnsi="Times New Roman"/>
+                <w:b w:val="false"/>
+                <w:bCs w:val="false"/>
+                <w:sz w:val="24"/>
+                <w:szCs w:val="24"/>
+              </w:rPr>
+              <w:t xml:space="preserve">01:10</w:t>
+            </w:r>
+          </w:p>
+        </w:tc>
+        <w:tc>
+          <w:tcPr>
+            <w:tcW w:type="dxa" w:w="680"/>
+            <w:tcMar>
+              <w:top w:type="dxa" w:w="80"/>
+              <w:left w:type="dxa" w:w="120"/>
+              <w:bottom w:type="dxa" w:w="80"/>
+              <w:right w:type="dxa" w:w="120"/>
+            </w:tcMar>
+          </w:tcPr>
+          <w:p>
+            <w:pPr>
+              <w:spacing w:after="0"/>
+            </w:pPr>
+            <w:r>
+              <w:rPr>
+                <w:rFonts w:ascii="Times New Roman" w:cs="Times New Roman" w:eastAsia="Times New Roman" w:hAnsi="Times New Roman"/>
+                <w:b w:val="false"/>
+                <w:bCs w:val="false"/>
+                <w:sz w:val="24"/>
+                <w:szCs w:val="24"/>
+              </w:rPr>
+              <w:t xml:space="preserve">02:15</w:t>
+            </w:r>
+          </w:p>
+        </w:tc>
+        <w:tc>
+          <w:tcPr>
+            <w:tcW w:type="dxa" w:w="1120"/>
+            <w:tcMar>
+              <w:top w:type="dxa" w:w="80"/>
+              <w:left w:type="dxa" w:w="120"/>
+              <w:bottom w:type="dxa" w:w="80"/>
+              <w:right w:type="dxa" w:w="120"/>
+            </w:tcMar>
+          </w:tcPr>
+          <w:p>
+            <w:pPr>
+              <w:spacing w:after="0"/>
+            </w:pPr>
+            <w:r>
+              <w:rPr>
+                <w:rFonts w:ascii="Times New Roman" w:cs="Times New Roman" w:eastAsia="Times New Roman" w:hAnsi="Times New Roman"/>
+                <w:b w:val="false"/>
+                <w:bCs w:val="false"/>
+                <w:sz w:val="24"/>
+                <w:szCs w:val="24"/>
+              </w:rPr>
+              <w:t xml:space="preserve">0:05</w:t>
+            </w:r>
+          </w:p>
+        </w:tc>
+        <w:tc>
+          <w:tcPr>
+            <w:tcW w:type="dxa" w:w="900"/>
+            <w:tcMar>
+              <w:top w:type="dxa" w:w="80"/>
+              <w:left w:type="dxa" w:w="120"/>
+              <w:bottom w:type="dxa" w:w="80"/>
+              <w:right w:type="dxa" w:w="120"/>
+            </w:tcMar>
+          </w:tcPr>
+          <w:p>
+            <w:pPr>
+              <w:spacing w:after="0"/>
+            </w:pPr>
+            <w:r>
+              <w:rPr>
+                <w:rFonts w:ascii="Times New Roman" w:cs="Times New Roman" w:eastAsia="Times New Roman" w:hAnsi="Times New Roman"/>
+                <w:b w:val="false"/>
+                <w:bCs w:val="false"/>
+                <w:sz w:val="24"/>
+                <w:szCs w:val="24"/>
+              </w:rPr>
+              <w:t xml:space="preserve">1:00</w:t>
+            </w:r>
+          </w:p>
+        </w:tc>
+        <w:tc>
+          <w:tcPr>
+            <w:tcW w:type="dxa" w:w="1280"/>
+            <w:tcMar>
+              <w:top w:type="dxa" w:w="80"/>
+              <w:left w:type="dxa" w:w="120"/>
+              <w:bottom w:type="dxa" w:w="80"/>
+              <w:right w:type="dxa" w:w="120"/>
+            </w:tcMar>
+          </w:tcPr>
+          <w:p>
+            <w:pPr>
+              <w:spacing w:after="0"/>
+            </w:pPr>
+            <w:r>
+              <w:rPr>
+                <w:rFonts w:ascii="Times New Roman" w:cs="Times New Roman" w:eastAsia="Times New Roman" w:hAnsi="Times New Roman"/>
+                <w:b w:val="false"/>
+                <w:bCs w:val="false"/>
+                <w:sz w:val="24"/>
+                <w:szCs w:val="24"/>
+              </w:rPr>
+              <w:t xml:space="preserve">Codificación</w:t>
+            </w:r>
+          </w:p>
+        </w:tc>
+        <w:tc>
+          <w:tcPr>
+            <w:tcW w:type="dxa" w:w="3800"/>
+            <w:tcMar>
+              <w:top w:type="dxa" w:w="80"/>
+              <w:left w:type="dxa" w:w="120"/>
+              <w:bottom w:type="dxa" w:w="80"/>
+              <w:right w:type="dxa" w:w="120"/>
+            </w:tcMar>
+          </w:tcPr>
+          <w:p>
+            <w:pPr>
+              <w:spacing w:after="0"/>
+            </w:pPr>
+            <w:r>
+              <w:rPr>
+                <w:rFonts w:ascii="Times New Roman" w:cs="Times New Roman" w:eastAsia="Times New Roman" w:hAnsi="Times New Roman"/>
+                <w:b w:val="false"/>
+                <w:bCs w:val="false"/>
+                <w:sz w:val="24"/>
+                <w:szCs w:val="24"/>
+              </w:rPr>
+              <w:t xml:space="preserve">AEUVG-152 Esquema de validación del registro. AEUVG-153 Endpoints de creación, edición y eliminación protegidos por rol.</w:t>
+            </w:r>
+          </w:p>
+        </w:tc>
+      </w:tr>
+      <w:tr>
+        <w:tc>
+          <w:tcPr>
+            <w:tcW w:type="dxa" w:w="900"/>
+            <w:tcMar>
+              <w:top w:type="dxa" w:w="80"/>
+              <w:left w:type="dxa" w:w="120"/>
+              <w:bottom w:type="dxa" w:w="80"/>
+              <w:right w:type="dxa" w:w="120"/>
+            </w:tcMar>
+          </w:tcPr>
+          <w:p>
+            <w:pPr>
+              <w:spacing w:after="0"/>
+            </w:pPr>
+            <w:r>
+              <w:rPr>
+                <w:rFonts w:ascii="Times New Roman" w:cs="Times New Roman" w:eastAsia="Times New Roman" w:hAnsi="Times New Roman"/>
+                <w:b w:val="false"/>
+                <w:bCs w:val="false"/>
+                <w:sz w:val="24"/>
+                <w:szCs w:val="24"/>
+              </w:rPr>
+              <w:t xml:space="preserve">16/10/2026</w:t>
+            </w:r>
+          </w:p>
+        </w:tc>
+        <w:tc>
+          <w:tcPr>
+            <w:tcW w:type="dxa" w:w="680"/>
+            <w:tcMar>
+              <w:top w:type="dxa" w:w="80"/>
+              <w:left w:type="dxa" w:w="120"/>
+              <w:bottom w:type="dxa" w:w="80"/>
+              <w:right w:type="dxa" w:w="120"/>
+            </w:tcMar>
+          </w:tcPr>
+          <w:p>
+            <w:pPr>
+              <w:spacing w:after="0"/>
+            </w:pPr>
+            <w:r>
+              <w:rPr>
+                <w:rFonts w:ascii="Times New Roman" w:cs="Times New Roman" w:eastAsia="Times New Roman" w:hAnsi="Times New Roman"/>
+                <w:b w:val="false"/>
+                <w:bCs w:val="false"/>
+                <w:sz w:val="24"/>
+                <w:szCs w:val="24"/>
+              </w:rPr>
+              <w:t xml:space="preserve">20:10</w:t>
+            </w:r>
+          </w:p>
+        </w:tc>
+        <w:tc>
+          <w:tcPr>
+            <w:tcW w:type="dxa" w:w="680"/>
+            <w:tcMar>
+              <w:top w:type="dxa" w:w="80"/>
+              <w:left w:type="dxa" w:w="120"/>
+              <w:bottom w:type="dxa" w:w="80"/>
+              <w:right w:type="dxa" w:w="120"/>
+            </w:tcMar>
+          </w:tcPr>
+          <w:p>
+            <w:pPr>
+              <w:spacing w:after="0"/>
+            </w:pPr>
+            <w:r>
+              <w:rPr>
+                <w:rFonts w:ascii="Times New Roman" w:cs="Times New Roman" w:eastAsia="Times New Roman" w:hAnsi="Times New Roman"/>
+                <w:b w:val="false"/>
+                <w:bCs w:val="false"/>
+                <w:sz w:val="24"/>
+                <w:szCs w:val="24"/>
+              </w:rPr>
+              <w:t xml:space="preserve">21:15</w:t>
+            </w:r>
+          </w:p>
+        </w:tc>
+        <w:tc>
+          <w:tcPr>
+            <w:tcW w:type="dxa" w:w="1120"/>
+            <w:tcMar>
+              <w:top w:type="dxa" w:w="80"/>
+              <w:left w:type="dxa" w:w="120"/>
+              <w:bottom w:type="dxa" w:w="80"/>
+              <w:right w:type="dxa" w:w="120"/>
+            </w:tcMar>
+          </w:tcPr>
+          <w:p>
+            <w:pPr>
+              <w:spacing w:after="0"/>
+            </w:pPr>
+            <w:r>
+              <w:rPr>
+                <w:rFonts w:ascii="Times New Roman" w:cs="Times New Roman" w:eastAsia="Times New Roman" w:hAnsi="Times New Roman"/>
+                <w:b w:val="false"/>
+                <w:bCs w:val="false"/>
+                <w:sz w:val="24"/>
+                <w:szCs w:val="24"/>
+              </w:rPr>
+              <w:t xml:space="preserve">0:05</w:t>
+            </w:r>
+          </w:p>
+        </w:tc>
+        <w:tc>
+          <w:tcPr>
+            <w:tcW w:type="dxa" w:w="900"/>
+            <w:tcMar>
+              <w:top w:type="dxa" w:w="80"/>
+              <w:left w:type="dxa" w:w="120"/>
+              <w:bottom w:type="dxa" w:w="80"/>
+              <w:right w:type="dxa" w:w="120"/>
+            </w:tcMar>
+          </w:tcPr>
+          <w:p>
+            <w:pPr>
+              <w:spacing w:after="0"/>
+            </w:pPr>
+            <w:r>
+              <w:rPr>
+                <w:rFonts w:ascii="Times New Roman" w:cs="Times New Roman" w:eastAsia="Times New Roman" w:hAnsi="Times New Roman"/>
+                <w:b w:val="false"/>
+                <w:bCs w:val="false"/>
+                <w:sz w:val="24"/>
+                <w:szCs w:val="24"/>
+              </w:rPr>
+              <w:t xml:space="preserve">1:00</w:t>
+            </w:r>
+          </w:p>
+        </w:tc>
+        <w:tc>
+          <w:tcPr>
+            <w:tcW w:type="dxa" w:w="1280"/>
+            <w:tcMar>
+              <w:top w:type="dxa" w:w="80"/>
+              <w:left w:type="dxa" w:w="120"/>
+              <w:bottom w:type="dxa" w:w="80"/>
+              <w:right w:type="dxa" w:w="120"/>
+            </w:tcMar>
+          </w:tcPr>
+          <w:p>
+            <w:pPr>
+              <w:spacing w:after="0"/>
+            </w:pPr>
+            <w:r>
+              <w:rPr>
+                <w:rFonts w:ascii="Times New Roman" w:cs="Times New Roman" w:eastAsia="Times New Roman" w:hAnsi="Times New Roman"/>
+                <w:b w:val="false"/>
+                <w:bCs w:val="false"/>
+                <w:sz w:val="24"/>
+                <w:szCs w:val="24"/>
+              </w:rPr>
+              <w:t xml:space="preserve">Pruebas</w:t>
+            </w:r>
+          </w:p>
+        </w:tc>
+        <w:tc>
+          <w:tcPr>
+            <w:tcW w:type="dxa" w:w="3800"/>
+            <w:tcMar>
+              <w:top w:type="dxa" w:w="80"/>
+              <w:left w:type="dxa" w:w="120"/>
+              <w:bottom w:type="dxa" w:w="80"/>
+              <w:right w:type="dxa" w:w="120"/>
+            </w:tcMar>
+          </w:tcPr>
+          <w:p>
+            <w:pPr>
+              <w:spacing w:after="0"/>
+            </w:pPr>
+            <w:r>
+              <w:rPr>
+                <w:rFonts w:ascii="Times New Roman" w:cs="Times New Roman" w:eastAsia="Times New Roman" w:hAnsi="Times New Roman"/>
+                <w:b w:val="false"/>
+                <w:bCs w:val="false"/>
+                <w:sz w:val="24"/>
+                <w:szCs w:val="24"/>
+              </w:rPr>
+              <w:t xml:space="preserve">AEUVG-157 Pruebas de las validaciones y de los permisos del registro de horas. Integración de HU-21 a develop.</w:t>
+            </w:r>
+          </w:p>
+        </w:tc>
+      </w:tr>
+      <w:tr>
+        <w:tc>
+          <w:tcPr>
+            <w:tcW w:type="dxa" w:w="900"/>
+            <w:tcMar>
+              <w:top w:type="dxa" w:w="80"/>
+              <w:left w:type="dxa" w:w="120"/>
+              <w:bottom w:type="dxa" w:w="80"/>
+              <w:right w:type="dxa" w:w="120"/>
+            </w:tcMar>
+          </w:tcPr>
+          <w:p>
+            <w:pPr>
+              <w:spacing w:after="0"/>
+            </w:pPr>
+            <w:r>
+              <w:rPr>
+                <w:rFonts w:ascii="Times New Roman" w:cs="Times New Roman" w:eastAsia="Times New Roman" w:hAnsi="Times New Roman"/>
+                <w:b w:val="false"/>
+                <w:bCs w:val="false"/>
+                <w:sz w:val="24"/>
+                <w:szCs w:val="24"/>
+              </w:rPr>
+              <w:t xml:space="preserve">17/10/2026</w:t>
+            </w:r>
+          </w:p>
+        </w:tc>
+        <w:tc>
+          <w:tcPr>
+            <w:tcW w:type="dxa" w:w="680"/>
+            <w:tcMar>
+              <w:top w:type="dxa" w:w="80"/>
+              <w:left w:type="dxa" w:w="120"/>
+              <w:bottom w:type="dxa" w:w="80"/>
+              <w:right w:type="dxa" w:w="120"/>
+            </w:tcMar>
+          </w:tcPr>
+          <w:p>
+            <w:pPr>
+              <w:spacing w:after="0"/>
+            </w:pPr>
+            <w:r>
+              <w:rPr>
+                <w:rFonts w:ascii="Times New Roman" w:cs="Times New Roman" w:eastAsia="Times New Roman" w:hAnsi="Times New Roman"/>
+                <w:b w:val="false"/>
+                <w:bCs w:val="false"/>
+                <w:sz w:val="24"/>
+                <w:szCs w:val="24"/>
+              </w:rPr>
+              <w:t xml:space="preserve">01:05</w:t>
+            </w:r>
+          </w:p>
+        </w:tc>
+        <w:tc>
+          <w:tcPr>
+            <w:tcW w:type="dxa" w:w="680"/>
+            <w:tcMar>
+              <w:top w:type="dxa" w:w="80"/>
+              <w:left w:type="dxa" w:w="120"/>
+              <w:bottom w:type="dxa" w:w="80"/>
+              <w:right w:type="dxa" w:w="120"/>
+            </w:tcMar>
+          </w:tcPr>
+          <w:p>
+            <w:pPr>
+              <w:spacing w:after="0"/>
+            </w:pPr>
+            <w:r>
+              <w:rPr>
+                <w:rFonts w:ascii="Times New Roman" w:cs="Times New Roman" w:eastAsia="Times New Roman" w:hAnsi="Times New Roman"/>
+                <w:b w:val="false"/>
+                <w:bCs w:val="false"/>
+                <w:sz w:val="24"/>
+                <w:szCs w:val="24"/>
+              </w:rPr>
+              <w:t xml:space="preserve">02:10</w:t>
+            </w:r>
+          </w:p>
+        </w:tc>
+        <w:tc>
+          <w:tcPr>
+            <w:tcW w:type="dxa" w:w="1120"/>
+            <w:tcMar>
+              <w:top w:type="dxa" w:w="80"/>
+              <w:left w:type="dxa" w:w="120"/>
+              <w:bottom w:type="dxa" w:w="80"/>
+              <w:right w:type="dxa" w:w="120"/>
+            </w:tcMar>
+          </w:tcPr>
+          <w:p>
+            <w:pPr>
+              <w:spacing w:after="0"/>
+            </w:pPr>
+            <w:r>
+              <w:rPr>
+                <w:rFonts w:ascii="Times New Roman" w:cs="Times New Roman" w:eastAsia="Times New Roman" w:hAnsi="Times New Roman"/>
+                <w:b w:val="false"/>
+                <w:bCs w:val="false"/>
+                <w:sz w:val="24"/>
+                <w:szCs w:val="24"/>
+              </w:rPr>
+              <w:t xml:space="preserve">0:05</w:t>
+            </w:r>
+          </w:p>
+        </w:tc>
+        <w:tc>
+          <w:tcPr>
+            <w:tcW w:type="dxa" w:w="900"/>
+            <w:tcMar>
+              <w:top w:type="dxa" w:w="80"/>
+              <w:left w:type="dxa" w:w="120"/>
+              <w:bottom w:type="dxa" w:w="80"/>
+              <w:right w:type="dxa" w:w="120"/>
+            </w:tcMar>
+          </w:tcPr>
+          <w:p>
+            <w:pPr>
+              <w:spacing w:after="0"/>
+            </w:pPr>
+            <w:r>
+              <w:rPr>
+                <w:rFonts w:ascii="Times New Roman" w:cs="Times New Roman" w:eastAsia="Times New Roman" w:hAnsi="Times New Roman"/>
+                <w:b w:val="false"/>
+                <w:bCs w:val="false"/>
+                <w:sz w:val="24"/>
+                <w:szCs w:val="24"/>
+              </w:rPr>
+              <w:t xml:space="preserve">1:00</w:t>
+            </w:r>
+          </w:p>
+        </w:tc>
+        <w:tc>
+          <w:tcPr>
+            <w:tcW w:type="dxa" w:w="1280"/>
+            <w:tcMar>
+              <w:top w:type="dxa" w:w="80"/>
+              <w:left w:type="dxa" w:w="120"/>
+              <w:bottom w:type="dxa" w:w="80"/>
+              <w:right w:type="dxa" w:w="120"/>
+            </w:tcMar>
+          </w:tcPr>
+          <w:p>
+            <w:pPr>
+              <w:spacing w:after="0"/>
+            </w:pPr>
+            <w:r>
+              <w:rPr>
+                <w:rFonts w:ascii="Times New Roman" w:cs="Times New Roman" w:eastAsia="Times New Roman" w:hAnsi="Times New Roman"/>
+                <w:b w:val="false"/>
+                <w:bCs w:val="false"/>
+                <w:sz w:val="24"/>
+                <w:szCs w:val="24"/>
+              </w:rPr>
+              <w:t xml:space="preserve">Codificación</w:t>
+            </w:r>
+          </w:p>
+        </w:tc>
+        <w:tc>
+          <w:tcPr>
+            <w:tcW w:type="dxa" w:w="3800"/>
+            <w:tcMar>
+              <w:top w:type="dxa" w:w="80"/>
+              <w:left w:type="dxa" w:w="120"/>
+              <w:bottom w:type="dxa" w:w="80"/>
+              <w:right w:type="dxa" w:w="120"/>
+            </w:tcMar>
+          </w:tcPr>
+          <w:p>
+            <w:pPr>
+              <w:spacing w:after="0"/>
+            </w:pPr>
+            <w:r>
+              <w:rPr>
+                <w:rFonts w:ascii="Times New Roman" w:cs="Times New Roman" w:eastAsia="Times New Roman" w:hAnsi="Times New Roman"/>
+                <w:b w:val="false"/>
+                <w:bCs w:val="false"/>
+                <w:sz w:val="24"/>
+                <w:szCs w:val="24"/>
+              </w:rPr>
+              <w:t xml:space="preserve">AEUVG-158 Servicio de acreditación con su fecha y su responsable. AEUVG-159 Reversión. AEUVG-160 Endpoint de acreditación en lote.</w:t>
+            </w:r>
+          </w:p>
+        </w:tc>
+      </w:tr>
+      <w:tr>
+        <w:tc>
+          <w:tcPr>
+            <w:tcW w:type="dxa" w:w="900"/>
+            <w:tcMar>
+              <w:top w:type="dxa" w:w="80"/>
+              <w:left w:type="dxa" w:w="120"/>
+              <w:bottom w:type="dxa" w:w="80"/>
+              <w:right w:type="dxa" w:w="120"/>
+            </w:tcMar>
+          </w:tcPr>
+          <w:p>
+            <w:pPr>
+              <w:spacing w:after="0"/>
+            </w:pPr>
+            <w:r>
+              <w:rPr>
+                <w:rFonts w:ascii="Times New Roman" w:cs="Times New Roman" w:eastAsia="Times New Roman" w:hAnsi="Times New Roman"/>
+                <w:b w:val="false"/>
+                <w:bCs w:val="false"/>
+                <w:sz w:val="24"/>
+                <w:szCs w:val="24"/>
+              </w:rPr>
+              <w:t xml:space="preserve">18/10/2026</w:t>
+            </w:r>
+          </w:p>
+        </w:tc>
+        <w:tc>
+          <w:tcPr>
+            <w:tcW w:type="dxa" w:w="680"/>
+            <w:tcMar>
+              <w:top w:type="dxa" w:w="80"/>
+              <w:left w:type="dxa" w:w="120"/>
+              <w:bottom w:type="dxa" w:w="80"/>
+              <w:right w:type="dxa" w:w="120"/>
+            </w:tcMar>
+          </w:tcPr>
+          <w:p>
+            <w:pPr>
+              <w:spacing w:after="0"/>
+            </w:pPr>
+            <w:r>
+              <w:rPr>
+                <w:rFonts w:ascii="Times New Roman" w:cs="Times New Roman" w:eastAsia="Times New Roman" w:hAnsi="Times New Roman"/>
+                <w:b w:val="false"/>
+                <w:bCs w:val="false"/>
+                <w:sz w:val="24"/>
+                <w:szCs w:val="24"/>
+              </w:rPr>
+              <w:t xml:space="preserve">19:40</w:t>
+            </w:r>
+          </w:p>
+        </w:tc>
+        <w:tc>
+          <w:tcPr>
+            <w:tcW w:type="dxa" w:w="680"/>
+            <w:tcMar>
+              <w:top w:type="dxa" w:w="80"/>
+              <w:left w:type="dxa" w:w="120"/>
+              <w:bottom w:type="dxa" w:w="80"/>
+              <w:right w:type="dxa" w:w="120"/>
+            </w:tcMar>
+          </w:tcPr>
+          <w:p>
+            <w:pPr>
+              <w:spacing w:after="0"/>
+            </w:pPr>
+            <w:r>
+              <w:rPr>
+                <w:rFonts w:ascii="Times New Roman" w:cs="Times New Roman" w:eastAsia="Times New Roman" w:hAnsi="Times New Roman"/>
+                <w:b w:val="false"/>
+                <w:bCs w:val="false"/>
+                <w:sz w:val="24"/>
+                <w:szCs w:val="24"/>
+              </w:rPr>
+              <w:t xml:space="preserve">20:45</w:t>
+            </w:r>
+          </w:p>
+        </w:tc>
+        <w:tc>
+          <w:tcPr>
+            <w:tcW w:type="dxa" w:w="1120"/>
+            <w:tcMar>
+              <w:top w:type="dxa" w:w="80"/>
+              <w:left w:type="dxa" w:w="120"/>
+              <w:bottom w:type="dxa" w:w="80"/>
+              <w:right w:type="dxa" w:w="120"/>
+            </w:tcMar>
+          </w:tcPr>
+          <w:p>
+            <w:pPr>
+              <w:spacing w:after="0"/>
+            </w:pPr>
+            <w:r>
+              <w:rPr>
+                <w:rFonts w:ascii="Times New Roman" w:cs="Times New Roman" w:eastAsia="Times New Roman" w:hAnsi="Times New Roman"/>
+                <w:b w:val="false"/>
+                <w:bCs w:val="false"/>
+                <w:sz w:val="24"/>
+                <w:szCs w:val="24"/>
+              </w:rPr>
+              <w:t xml:space="preserve">0:10</w:t>
+            </w:r>
+          </w:p>
+        </w:tc>
+        <w:tc>
+          <w:tcPr>
+            <w:tcW w:type="dxa" w:w="900"/>
+            <w:tcMar>
+              <w:top w:type="dxa" w:w="80"/>
+              <w:left w:type="dxa" w:w="120"/>
+              <w:bottom w:type="dxa" w:w="80"/>
+              <w:right w:type="dxa" w:w="120"/>
+            </w:tcMar>
+          </w:tcPr>
+          <w:p>
+            <w:pPr>
+              <w:spacing w:after="0"/>
+            </w:pPr>
+            <w:r>
+              <w:rPr>
+                <w:rFonts w:ascii="Times New Roman" w:cs="Times New Roman" w:eastAsia="Times New Roman" w:hAnsi="Times New Roman"/>
+                <w:b w:val="false"/>
+                <w:bCs w:val="false"/>
+                <w:sz w:val="24"/>
+                <w:szCs w:val="24"/>
+              </w:rPr>
+              <w:t xml:space="preserve">0:55</w:t>
+            </w:r>
+          </w:p>
+        </w:tc>
+        <w:tc>
+          <w:tcPr>
+            <w:tcW w:type="dxa" w:w="1280"/>
+            <w:tcMar>
+              <w:top w:type="dxa" w:w="80"/>
+              <w:left w:type="dxa" w:w="120"/>
+              <w:bottom w:type="dxa" w:w="80"/>
+              <w:right w:type="dxa" w:w="120"/>
+            </w:tcMar>
+          </w:tcPr>
+          <w:p>
+            <w:pPr>
+              <w:spacing w:after="0"/>
+            </w:pPr>
+            <w:r>
+              <w:rPr>
+                <w:rFonts w:ascii="Times New Roman" w:cs="Times New Roman" w:eastAsia="Times New Roman" w:hAnsi="Times New Roman"/>
+                <w:b w:val="false"/>
+                <w:bCs w:val="false"/>
+                <w:sz w:val="24"/>
+                <w:szCs w:val="24"/>
+              </w:rPr>
+              <w:t xml:space="preserve">Pruebas</w:t>
+            </w:r>
+          </w:p>
+        </w:tc>
+        <w:tc>
+          <w:tcPr>
+            <w:tcW w:type="dxa" w:w="3800"/>
+            <w:tcMar>
+              <w:top w:type="dxa" w:w="80"/>
+              <w:left w:type="dxa" w:w="120"/>
+              <w:bottom w:type="dxa" w:w="80"/>
+              <w:right w:type="dxa" w:w="120"/>
+            </w:tcMar>
+          </w:tcPr>
+          <w:p>
+            <w:pPr>
+              <w:spacing w:after="0"/>
+            </w:pPr>
+            <w:r>
+              <w:rPr>
+                <w:rFonts w:ascii="Times New Roman" w:cs="Times New Roman" w:eastAsia="Times New Roman" w:hAnsi="Times New Roman"/>
+                <w:b w:val="false"/>
+                <w:bCs w:val="false"/>
+                <w:sz w:val="24"/>
+                <w:szCs w:val="24"/>
+              </w:rPr>
+              <w:t xml:space="preserve">AEUVG-163 Pruebas de la acreditación y de las operaciones en lote. Integración de HU-22 a develop.</w:t>
+            </w:r>
+          </w:p>
+        </w:tc>
+      </w:tr>
+      <w:tr>
+        <w:tc>
+          <w:tcPr>
+            <w:tcW w:type="dxa" w:w="900"/>
+            <w:tcMar>
+              <w:top w:type="dxa" w:w="80"/>
+              <w:left w:type="dxa" w:w="120"/>
+              <w:bottom w:type="dxa" w:w="80"/>
+              <w:right w:type="dxa" w:w="120"/>
+            </w:tcMar>
+          </w:tcPr>
+          <w:p>
+            <w:pPr>
+              <w:spacing w:after="0"/>
+            </w:pPr>
+            <w:r>
+              <w:rPr>
+                <w:rFonts w:ascii="Times New Roman" w:cs="Times New Roman" w:eastAsia="Times New Roman" w:hAnsi="Times New Roman"/>
+                <w:b w:val="false"/>
+                <w:bCs w:val="false"/>
+                <w:sz w:val="24"/>
+                <w:szCs w:val="24"/>
+              </w:rPr>
+              <w:t xml:space="preserve">19/10/2026</w:t>
+            </w:r>
+          </w:p>
+        </w:tc>
+        <w:tc>
+          <w:tcPr>
+            <w:tcW w:type="dxa" w:w="680"/>
+            <w:tcMar>
+              <w:top w:type="dxa" w:w="80"/>
+              <w:left w:type="dxa" w:w="120"/>
+              <w:bottom w:type="dxa" w:w="80"/>
+              <w:right w:type="dxa" w:w="120"/>
+            </w:tcMar>
+          </w:tcPr>
+          <w:p>
+            <w:pPr>
+              <w:spacing w:after="0"/>
+            </w:pPr>
+            <w:r>
+              <w:rPr>
+                <w:rFonts w:ascii="Times New Roman" w:cs="Times New Roman" w:eastAsia="Times New Roman" w:hAnsi="Times New Roman"/>
+                <w:b w:val="false"/>
+                <w:bCs w:val="false"/>
+                <w:sz w:val="24"/>
+                <w:szCs w:val="24"/>
+              </w:rPr>
+              <w:t xml:space="preserve">09:20</w:t>
+            </w:r>
+          </w:p>
+        </w:tc>
+        <w:tc>
+          <w:tcPr>
+            <w:tcW w:type="dxa" w:w="680"/>
+            <w:tcMar>
+              <w:top w:type="dxa" w:w="80"/>
+              <w:left w:type="dxa" w:w="120"/>
+              <w:bottom w:type="dxa" w:w="80"/>
+              <w:right w:type="dxa" w:w="120"/>
+            </w:tcMar>
+          </w:tcPr>
+          <w:p>
+            <w:pPr>
+              <w:spacing w:after="0"/>
+            </w:pPr>
+            <w:r>
+              <w:rPr>
+                <w:rFonts w:ascii="Times New Roman" w:cs="Times New Roman" w:eastAsia="Times New Roman" w:hAnsi="Times New Roman"/>
+                <w:b w:val="false"/>
+                <w:bCs w:val="false"/>
+                <w:sz w:val="24"/>
+                <w:szCs w:val="24"/>
+              </w:rPr>
+              <w:t xml:space="preserve">10:20</w:t>
+            </w:r>
+          </w:p>
+        </w:tc>
+        <w:tc>
+          <w:tcPr>
+            <w:tcW w:type="dxa" w:w="1120"/>
+            <w:tcMar>
+              <w:top w:type="dxa" w:w="80"/>
+              <w:left w:type="dxa" w:w="120"/>
+              <w:bottom w:type="dxa" w:w="80"/>
+              <w:right w:type="dxa" w:w="120"/>
+            </w:tcMar>
+          </w:tcPr>
+          <w:p>
+            <w:pPr>
+              <w:spacing w:after="0"/>
+            </w:pPr>
+            <w:r>
+              <w:rPr>
+                <w:rFonts w:ascii="Times New Roman" w:cs="Times New Roman" w:eastAsia="Times New Roman" w:hAnsi="Times New Roman"/>
+                <w:b w:val="false"/>
+                <w:bCs w:val="false"/>
+                <w:sz w:val="24"/>
+                <w:szCs w:val="24"/>
+              </w:rPr>
+              <w:t xml:space="preserve">0:05</w:t>
+            </w:r>
+          </w:p>
+        </w:tc>
+        <w:tc>
+          <w:tcPr>
+            <w:tcW w:type="dxa" w:w="900"/>
+            <w:tcMar>
+              <w:top w:type="dxa" w:w="80"/>
+              <w:left w:type="dxa" w:w="120"/>
+              <w:bottom w:type="dxa" w:w="80"/>
+              <w:right w:type="dxa" w:w="120"/>
+            </w:tcMar>
+          </w:tcPr>
+          <w:p>
+            <w:pPr>
+              <w:spacing w:after="0"/>
+            </w:pPr>
+            <w:r>
+              <w:rPr>
+                <w:rFonts w:ascii="Times New Roman" w:cs="Times New Roman" w:eastAsia="Times New Roman" w:hAnsi="Times New Roman"/>
+                <w:b w:val="false"/>
+                <w:bCs w:val="false"/>
+                <w:sz w:val="24"/>
+                <w:szCs w:val="24"/>
+              </w:rPr>
+              <w:t xml:space="preserve">0:55</w:t>
+            </w:r>
+          </w:p>
+        </w:tc>
+        <w:tc>
+          <w:tcPr>
+            <w:tcW w:type="dxa" w:w="1280"/>
+            <w:tcMar>
+              <w:top w:type="dxa" w:w="80"/>
+              <w:left w:type="dxa" w:w="120"/>
+              <w:bottom w:type="dxa" w:w="80"/>
+              <w:right w:type="dxa" w:w="120"/>
+            </w:tcMar>
+          </w:tcPr>
+          <w:p>
+            <w:pPr>
+              <w:spacing w:after="0"/>
+            </w:pPr>
+            <w:r>
+              <w:rPr>
+                <w:rFonts w:ascii="Times New Roman" w:cs="Times New Roman" w:eastAsia="Times New Roman" w:hAnsi="Times New Roman"/>
+                <w:b w:val="false"/>
+                <w:bCs w:val="false"/>
+                <w:sz w:val="24"/>
+                <w:szCs w:val="24"/>
+              </w:rPr>
+              <w:t xml:space="preserve">Codificación</w:t>
+            </w:r>
+          </w:p>
+        </w:tc>
+        <w:tc>
+          <w:tcPr>
+            <w:tcW w:type="dxa" w:w="3800"/>
+            <w:tcMar>
+              <w:top w:type="dxa" w:w="80"/>
+              <w:left w:type="dxa" w:w="120"/>
+              <w:bottom w:type="dxa" w:w="80"/>
+              <w:right w:type="dxa" w:w="120"/>
+            </w:tcMar>
+          </w:tcPr>
+          <w:p>
+            <w:pPr>
+              <w:spacing w:after="0"/>
+            </w:pPr>
+            <w:r>
+              <w:rPr>
+                <w:rFonts w:ascii="Times New Roman" w:cs="Times New Roman" w:eastAsia="Times New Roman" w:hAnsi="Times New Roman"/>
+                <w:b w:val="false"/>
+                <w:bCs w:val="false"/>
+                <w:sz w:val="24"/>
+                <w:szCs w:val="24"/>
+              </w:rPr>
+              <w:t xml:space="preserve">AEUVG-164 Búsqueda de la cuenta por carnet. AEUVG-165 Vinculación de los registros existentes al crearse la cuenta.</w:t>
+            </w:r>
+          </w:p>
+        </w:tc>
+      </w:tr>
+      <w:tr>
+        <w:tc>
+          <w:tcPr>
+            <w:tcW w:type="dxa" w:w="900"/>
+            <w:tcMar>
+              <w:top w:type="dxa" w:w="80"/>
+              <w:left w:type="dxa" w:w="120"/>
+              <w:bottom w:type="dxa" w:w="80"/>
+              <w:right w:type="dxa" w:w="120"/>
+            </w:tcMar>
+          </w:tcPr>
+          <w:p>
+            <w:pPr>
+              <w:spacing w:after="0"/>
+            </w:pPr>
+            <w:r>
+              <w:rPr>
+                <w:rFonts w:ascii="Times New Roman" w:cs="Times New Roman" w:eastAsia="Times New Roman" w:hAnsi="Times New Roman"/>
+                <w:b w:val="false"/>
+                <w:bCs w:val="false"/>
+                <w:sz w:val="24"/>
+                <w:szCs w:val="24"/>
+              </w:rPr>
+              <w:t xml:space="preserve">19/10/2026</w:t>
+            </w:r>
+          </w:p>
+        </w:tc>
+        <w:tc>
+          <w:tcPr>
+            <w:tcW w:type="dxa" w:w="680"/>
+            <w:tcMar>
+              <w:top w:type="dxa" w:w="80"/>
+              <w:left w:type="dxa" w:w="120"/>
+              <w:bottom w:type="dxa" w:w="80"/>
+              <w:right w:type="dxa" w:w="120"/>
+            </w:tcMar>
+          </w:tcPr>
+          <w:p>
+            <w:pPr>
+              <w:spacing w:after="0"/>
+            </w:pPr>
+            <w:r>
+              <w:rPr>
+                <w:rFonts w:ascii="Times New Roman" w:cs="Times New Roman" w:eastAsia="Times New Roman" w:hAnsi="Times New Roman"/>
+                <w:b w:val="false"/>
+                <w:bCs w:val="false"/>
+                <w:sz w:val="24"/>
+                <w:szCs w:val="24"/>
+              </w:rPr>
+              <w:t xml:space="preserve">21:00</w:t>
+            </w:r>
+          </w:p>
+        </w:tc>
+        <w:tc>
+          <w:tcPr>
+            <w:tcW w:type="dxa" w:w="680"/>
+            <w:tcMar>
+              <w:top w:type="dxa" w:w="80"/>
+              <w:left w:type="dxa" w:w="120"/>
+              <w:bottom w:type="dxa" w:w="80"/>
+              <w:right w:type="dxa" w:w="120"/>
+            </w:tcMar>
+          </w:tcPr>
+          <w:p>
+            <w:pPr>
+              <w:spacing w:after="0"/>
+            </w:pPr>
+            <w:r>
+              <w:rPr>
+                <w:rFonts w:ascii="Times New Roman" w:cs="Times New Roman" w:eastAsia="Times New Roman" w:hAnsi="Times New Roman"/>
+                <w:b w:val="false"/>
+                <w:bCs w:val="false"/>
+                <w:sz w:val="24"/>
+                <w:szCs w:val="24"/>
+              </w:rPr>
+              <w:t xml:space="preserve">21:55</w:t>
+            </w:r>
+          </w:p>
+        </w:tc>
+        <w:tc>
+          <w:tcPr>
+            <w:tcW w:type="dxa" w:w="1120"/>
+            <w:tcMar>
+              <w:top w:type="dxa" w:w="80"/>
+              <w:left w:type="dxa" w:w="120"/>
+              <w:bottom w:type="dxa" w:w="80"/>
+              <w:right w:type="dxa" w:w="120"/>
+            </w:tcMar>
+          </w:tcPr>
+          <w:p>
+            <w:pPr>
+              <w:spacing w:after="0"/>
+            </w:pPr>
+            <w:r>
+              <w:rPr>
+                <w:rFonts w:ascii="Times New Roman" w:cs="Times New Roman" w:eastAsia="Times New Roman" w:hAnsi="Times New Roman"/>
+                <w:b w:val="false"/>
+                <w:bCs w:val="false"/>
+                <w:sz w:val="24"/>
+                <w:szCs w:val="24"/>
+              </w:rPr>
+              <w:t xml:space="preserve">0:05</w:t>
+            </w:r>
+          </w:p>
+        </w:tc>
+        <w:tc>
+          <w:tcPr>
+            <w:tcW w:type="dxa" w:w="900"/>
+            <w:tcMar>
+              <w:top w:type="dxa" w:w="80"/>
+              <w:left w:type="dxa" w:w="120"/>
+              <w:bottom w:type="dxa" w:w="80"/>
+              <w:right w:type="dxa" w:w="120"/>
+            </w:tcMar>
+          </w:tcPr>
+          <w:p>
+            <w:pPr>
+              <w:spacing w:after="0"/>
+            </w:pPr>
+            <w:r>
+              <w:rPr>
+                <w:rFonts w:ascii="Times New Roman" w:cs="Times New Roman" w:eastAsia="Times New Roman" w:hAnsi="Times New Roman"/>
+                <w:b w:val="false"/>
+                <w:bCs w:val="false"/>
+                <w:sz w:val="24"/>
+                <w:szCs w:val="24"/>
+              </w:rPr>
+              <w:t xml:space="preserve">0:50</w:t>
+            </w:r>
+          </w:p>
+        </w:tc>
+        <w:tc>
+          <w:tcPr>
+            <w:tcW w:type="dxa" w:w="1280"/>
+            <w:tcMar>
+              <w:top w:type="dxa" w:w="80"/>
+              <w:left w:type="dxa" w:w="120"/>
+              <w:bottom w:type="dxa" w:w="80"/>
+              <w:right w:type="dxa" w:w="120"/>
+            </w:tcMar>
+          </w:tcPr>
+          <w:p>
+            <w:pPr>
+              <w:spacing w:after="0"/>
+            </w:pPr>
+            <w:r>
+              <w:rPr>
+                <w:rFonts w:ascii="Times New Roman" w:cs="Times New Roman" w:eastAsia="Times New Roman" w:hAnsi="Times New Roman"/>
+                <w:b w:val="false"/>
+                <w:bCs w:val="false"/>
+                <w:sz w:val="24"/>
+                <w:szCs w:val="24"/>
+              </w:rPr>
+              <w:t xml:space="preserve">Codificación y pruebas</w:t>
+            </w:r>
+          </w:p>
+        </w:tc>
+        <w:tc>
+          <w:tcPr>
+            <w:tcW w:type="dxa" w:w="3800"/>
+            <w:tcMar>
+              <w:top w:type="dxa" w:w="80"/>
+              <w:left w:type="dxa" w:w="120"/>
+              <w:bottom w:type="dxa" w:w="80"/>
+              <w:right w:type="dxa" w:w="120"/>
+            </w:tcMar>
+          </w:tcPr>
+          <w:p>
+            <w:pPr>
+              <w:spacing w:after="0"/>
+            </w:pPr>
+            <w:r>
+              <w:rPr>
+                <w:rFonts w:ascii="Times New Roman" w:cs="Times New Roman" w:eastAsia="Times New Roman" w:hAnsi="Times New Roman"/>
+                <w:b w:val="false"/>
+                <w:bCs w:val="false"/>
+                <w:sz w:val="24"/>
+                <w:szCs w:val="24"/>
+              </w:rPr>
+              <w:t xml:space="preserve">AEUVG-168 Datos de prueba de un segundo carnet sin cuenta. AEUVG-169 Pruebas de la asociación por carnet. Integración de HU-23 a develop.</w:t>
+            </w:r>
+          </w:p>
+        </w:tc>
+      </w:tr>
+      <w:tr>
+        <w:tc>
+          <w:tcPr>
+            <w:tcW w:type="dxa" w:w="900"/>
+            <w:tcMar>
+              <w:top w:type="dxa" w:w="80"/>
+              <w:left w:type="dxa" w:w="120"/>
+              <w:bottom w:type="dxa" w:w="80"/>
+              <w:right w:type="dxa" w:w="120"/>
+            </w:tcMar>
+          </w:tcPr>
+          <w:p>
+            <w:pPr>
+              <w:spacing w:after="0"/>
+            </w:pPr>
+            <w:r>
+              <w:rPr>
+                <w:rFonts w:ascii="Times New Roman" w:cs="Times New Roman" w:eastAsia="Times New Roman" w:hAnsi="Times New Roman"/>
+                <w:b w:val="false"/>
+                <w:bCs w:val="false"/>
+                <w:sz w:val="24"/>
+                <w:szCs w:val="24"/>
+              </w:rPr>
+              <w:t xml:space="preserve">20/10/2026</w:t>
+            </w:r>
+          </w:p>
+        </w:tc>
+        <w:tc>
+          <w:tcPr>
+            <w:tcW w:type="dxa" w:w="680"/>
+            <w:tcMar>
+              <w:top w:type="dxa" w:w="80"/>
+              <w:left w:type="dxa" w:w="120"/>
+              <w:bottom w:type="dxa" w:w="80"/>
+              <w:right w:type="dxa" w:w="120"/>
+            </w:tcMar>
+          </w:tcPr>
+          <w:p>
+            <w:pPr>
+              <w:spacing w:after="0"/>
+            </w:pPr>
+            <w:r>
+              <w:rPr>
+                <w:rFonts w:ascii="Times New Roman" w:cs="Times New Roman" w:eastAsia="Times New Roman" w:hAnsi="Times New Roman"/>
+                <w:b w:val="false"/>
+                <w:bCs w:val="false"/>
+                <w:sz w:val="24"/>
+                <w:szCs w:val="24"/>
+              </w:rPr>
+              <w:t xml:space="preserve">09:15</w:t>
+            </w:r>
+          </w:p>
+        </w:tc>
+        <w:tc>
+          <w:tcPr>
+            <w:tcW w:type="dxa" w:w="680"/>
+            <w:tcMar>
+              <w:top w:type="dxa" w:w="80"/>
+              <w:left w:type="dxa" w:w="120"/>
+              <w:bottom w:type="dxa" w:w="80"/>
+              <w:right w:type="dxa" w:w="120"/>
+            </w:tcMar>
+          </w:tcPr>
+          <w:p>
+            <w:pPr>
+              <w:spacing w:after="0"/>
+            </w:pPr>
+            <w:r>
+              <w:rPr>
+                <w:rFonts w:ascii="Times New Roman" w:cs="Times New Roman" w:eastAsia="Times New Roman" w:hAnsi="Times New Roman"/>
+                <w:b w:val="false"/>
+                <w:bCs w:val="false"/>
+                <w:sz w:val="24"/>
+                <w:szCs w:val="24"/>
+              </w:rPr>
+              <w:t xml:space="preserve">10:15</w:t>
+            </w:r>
+          </w:p>
+        </w:tc>
+        <w:tc>
+          <w:tcPr>
+            <w:tcW w:type="dxa" w:w="1120"/>
+            <w:tcMar>
+              <w:top w:type="dxa" w:w="80"/>
+              <w:left w:type="dxa" w:w="120"/>
+              <w:bottom w:type="dxa" w:w="80"/>
+              <w:right w:type="dxa" w:w="120"/>
+            </w:tcMar>
+          </w:tcPr>
+          <w:p>
+            <w:pPr>
+              <w:spacing w:after="0"/>
+            </w:pPr>
+            <w:r>
+              <w:rPr>
+                <w:rFonts w:ascii="Times New Roman" w:cs="Times New Roman" w:eastAsia="Times New Roman" w:hAnsi="Times New Roman"/>
+                <w:b w:val="false"/>
+                <w:bCs w:val="false"/>
+                <w:sz w:val="24"/>
+                <w:szCs w:val="24"/>
+              </w:rPr>
+              <w:t xml:space="preserve">0:10</w:t>
+            </w:r>
+          </w:p>
+        </w:tc>
+        <w:tc>
+          <w:tcPr>
+            <w:tcW w:type="dxa" w:w="900"/>
+            <w:tcMar>
+              <w:top w:type="dxa" w:w="80"/>
+              <w:left w:type="dxa" w:w="120"/>
+              <w:bottom w:type="dxa" w:w="80"/>
+              <w:right w:type="dxa" w:w="120"/>
+            </w:tcMar>
+          </w:tcPr>
+          <w:p>
+            <w:pPr>
+              <w:spacing w:after="0"/>
+            </w:pPr>
+            <w:r>
+              <w:rPr>
+                <w:rFonts w:ascii="Times New Roman" w:cs="Times New Roman" w:eastAsia="Times New Roman" w:hAnsi="Times New Roman"/>
+                <w:b w:val="false"/>
+                <w:bCs w:val="false"/>
+                <w:sz w:val="24"/>
+                <w:szCs w:val="24"/>
+              </w:rPr>
+              <w:t xml:space="preserve">0:50</w:t>
+            </w:r>
+          </w:p>
+        </w:tc>
+        <w:tc>
+          <w:tcPr>
+            <w:tcW w:type="dxa" w:w="1280"/>
+            <w:tcMar>
+              <w:top w:type="dxa" w:w="80"/>
+              <w:left w:type="dxa" w:w="120"/>
+              <w:bottom w:type="dxa" w:w="80"/>
+              <w:right w:type="dxa" w:w="120"/>
+            </w:tcMar>
+          </w:tcPr>
+          <w:p>
+            <w:pPr>
+              <w:spacing w:after="0"/>
+            </w:pPr>
+            <w:r>
+              <w:rPr>
+                <w:rFonts w:ascii="Times New Roman" w:cs="Times New Roman" w:eastAsia="Times New Roman" w:hAnsi="Times New Roman"/>
+                <w:b w:val="false"/>
+                <w:bCs w:val="false"/>
+                <w:sz w:val="24"/>
+                <w:szCs w:val="24"/>
+              </w:rPr>
+              <w:t xml:space="preserve">Codificación</w:t>
+            </w:r>
+          </w:p>
+        </w:tc>
+        <w:tc>
+          <w:tcPr>
+            <w:tcW w:type="dxa" w:w="3800"/>
+            <w:tcMar>
+              <w:top w:type="dxa" w:w="80"/>
+              <w:left w:type="dxa" w:w="120"/>
+              <w:bottom w:type="dxa" w:w="80"/>
+              <w:right w:type="dxa" w:w="120"/>
+            </w:tcMar>
+          </w:tcPr>
+          <w:p>
+            <w:pPr>
+              <w:spacing w:after="0"/>
+            </w:pPr>
+            <w:r>
+              <w:rPr>
+                <w:rFonts w:ascii="Times New Roman" w:cs="Times New Roman" w:eastAsia="Times New Roman" w:hAnsi="Times New Roman"/>
+                <w:b w:val="false"/>
+                <w:bCs w:val="false"/>
+                <w:sz w:val="24"/>
+                <w:szCs w:val="24"/>
+              </w:rPr>
+              <w:t xml:space="preserve">AEUVG-170 Consultas de las horas beca del estudiante de la sesión. AEUVG-171 Cálculo de los totales realizados, acreditados y pendientes.</w:t>
+            </w:r>
+          </w:p>
+        </w:tc>
+      </w:tr>
+      <w:tr>
+        <w:tc>
+          <w:tcPr>
+            <w:tcW w:type="dxa" w:w="900"/>
+            <w:tcMar>
+              <w:top w:type="dxa" w:w="80"/>
+              <w:left w:type="dxa" w:w="120"/>
+              <w:bottom w:type="dxa" w:w="80"/>
+              <w:right w:type="dxa" w:w="120"/>
+            </w:tcMar>
+          </w:tcPr>
+          <w:p>
+            <w:pPr>
+              <w:spacing w:after="0"/>
+            </w:pPr>
+            <w:r>
+              <w:rPr>
+                <w:rFonts w:ascii="Times New Roman" w:cs="Times New Roman" w:eastAsia="Times New Roman" w:hAnsi="Times New Roman"/>
+                <w:b w:val="false"/>
+                <w:bCs w:val="false"/>
+                <w:sz w:val="24"/>
+                <w:szCs w:val="24"/>
+              </w:rPr>
+              <w:t xml:space="preserve">20/10/2026</w:t>
+            </w:r>
+          </w:p>
+        </w:tc>
+        <w:tc>
+          <w:tcPr>
+            <w:tcW w:type="dxa" w:w="680"/>
+            <w:tcMar>
+              <w:top w:type="dxa" w:w="80"/>
+              <w:left w:type="dxa" w:w="120"/>
+              <w:bottom w:type="dxa" w:w="80"/>
+              <w:right w:type="dxa" w:w="120"/>
+            </w:tcMar>
+          </w:tcPr>
+          <w:p>
+            <w:pPr>
+              <w:spacing w:after="0"/>
+            </w:pPr>
+            <w:r>
+              <w:rPr>
+                <w:rFonts w:ascii="Times New Roman" w:cs="Times New Roman" w:eastAsia="Times New Roman" w:hAnsi="Times New Roman"/>
+                <w:b w:val="false"/>
+                <w:bCs w:val="false"/>
+                <w:sz w:val="24"/>
+                <w:szCs w:val="24"/>
+              </w:rPr>
+              <w:t xml:space="preserve">19:20</w:t>
+            </w:r>
+          </w:p>
+        </w:tc>
+        <w:tc>
+          <w:tcPr>
+            <w:tcW w:type="dxa" w:w="680"/>
+            <w:tcMar>
+              <w:top w:type="dxa" w:w="80"/>
+              <w:left w:type="dxa" w:w="120"/>
+              <w:bottom w:type="dxa" w:w="80"/>
+              <w:right w:type="dxa" w:w="120"/>
+            </w:tcMar>
+          </w:tcPr>
+          <w:p>
+            <w:pPr>
+              <w:spacing w:after="0"/>
+            </w:pPr>
+            <w:r>
+              <w:rPr>
+                <w:rFonts w:ascii="Times New Roman" w:cs="Times New Roman" w:eastAsia="Times New Roman" w:hAnsi="Times New Roman"/>
+                <w:b w:val="false"/>
+                <w:bCs w:val="false"/>
+                <w:sz w:val="24"/>
+                <w:szCs w:val="24"/>
+              </w:rPr>
+              <w:t xml:space="preserve">20:20</w:t>
+            </w:r>
+          </w:p>
+        </w:tc>
+        <w:tc>
+          <w:tcPr>
+            <w:tcW w:type="dxa" w:w="1120"/>
+            <w:tcMar>
+              <w:top w:type="dxa" w:w="80"/>
+              <w:left w:type="dxa" w:w="120"/>
+              <w:bottom w:type="dxa" w:w="80"/>
+              <w:right w:type="dxa" w:w="120"/>
+            </w:tcMar>
+          </w:tcPr>
+          <w:p>
+            <w:pPr>
+              <w:spacing w:after="0"/>
+            </w:pPr>
+            <w:r>
+              <w:rPr>
+                <w:rFonts w:ascii="Times New Roman" w:cs="Times New Roman" w:eastAsia="Times New Roman" w:hAnsi="Times New Roman"/>
+                <w:b w:val="false"/>
+                <w:bCs w:val="false"/>
+                <w:sz w:val="24"/>
+                <w:szCs w:val="24"/>
+              </w:rPr>
+              <w:t xml:space="preserve">0:10</w:t>
+            </w:r>
+          </w:p>
+        </w:tc>
+        <w:tc>
+          <w:tcPr>
+            <w:tcW w:type="dxa" w:w="900"/>
+            <w:tcMar>
+              <w:top w:type="dxa" w:w="80"/>
+              <w:left w:type="dxa" w:w="120"/>
+              <w:bottom w:type="dxa" w:w="80"/>
+              <w:right w:type="dxa" w:w="120"/>
+            </w:tcMar>
+          </w:tcPr>
+          <w:p>
+            <w:pPr>
+              <w:spacing w:after="0"/>
+            </w:pPr>
+            <w:r>
+              <w:rPr>
+                <w:rFonts w:ascii="Times New Roman" w:cs="Times New Roman" w:eastAsia="Times New Roman" w:hAnsi="Times New Roman"/>
+                <w:b w:val="false"/>
+                <w:bCs w:val="false"/>
+                <w:sz w:val="24"/>
+                <w:szCs w:val="24"/>
+              </w:rPr>
+              <w:t xml:space="preserve">0:50</w:t>
+            </w:r>
+          </w:p>
+        </w:tc>
+        <w:tc>
+          <w:tcPr>
+            <w:tcW w:type="dxa" w:w="1280"/>
+            <w:tcMar>
+              <w:top w:type="dxa" w:w="80"/>
+              <w:left w:type="dxa" w:w="120"/>
+              <w:bottom w:type="dxa" w:w="80"/>
+              <w:right w:type="dxa" w:w="120"/>
+            </w:tcMar>
+          </w:tcPr>
+          <w:p>
+            <w:pPr>
+              <w:spacing w:after="0"/>
+            </w:pPr>
+            <w:r>
+              <w:rPr>
+                <w:rFonts w:ascii="Times New Roman" w:cs="Times New Roman" w:eastAsia="Times New Roman" w:hAnsi="Times New Roman"/>
+                <w:b w:val="false"/>
+                <w:bCs w:val="false"/>
+                <w:sz w:val="24"/>
+                <w:szCs w:val="24"/>
+              </w:rPr>
+              <w:t xml:space="preserve">Revisión</w:t>
+            </w:r>
+          </w:p>
+        </w:tc>
+        <w:tc>
+          <w:tcPr>
+            <w:tcW w:type="dxa" w:w="3800"/>
+            <w:tcMar>
+              <w:top w:type="dxa" w:w="80"/>
+              <w:left w:type="dxa" w:w="120"/>
+              <w:bottom w:type="dxa" w:w="80"/>
+              <w:right w:type="dxa" w:w="120"/>
+            </w:tcMar>
+          </w:tcPr>
+          <w:p>
+            <w:pPr>
+              <w:spacing w:after="0"/>
+            </w:pPr>
+            <w:r>
+              <w:rPr>
+                <w:rFonts w:ascii="Times New Roman" w:cs="Times New Roman" w:eastAsia="Times New Roman" w:hAnsi="Times New Roman"/>
+                <w:b w:val="false"/>
+                <w:bCs w:val="false"/>
+                <w:sz w:val="24"/>
+                <w:szCs w:val="24"/>
+              </w:rPr>
+              <w:t xml:space="preserve">Revisión conjunta del código del sprint con Juan Gabriel. AEUVG-175 Verificación final y documentación técnica del módulo.</w:t>
+            </w:r>
+          </w:p>
+        </w:tc>
+      </w:tr>
+      <w:tr>
+        <w:tc>
+          <w:tcPr>
+            <w:tcW w:type="dxa" w:w="900"/>
+            <w:tcMar>
+              <w:top w:type="dxa" w:w="80"/>
+              <w:left w:type="dxa" w:w="120"/>
+              <w:bottom w:type="dxa" w:w="80"/>
+              <w:right w:type="dxa" w:w="120"/>
+            </w:tcMar>
+          </w:tcPr>
+          <w:p>
+            <w:pPr>
+              <w:spacing w:after="0"/>
+            </w:pPr>
+            <w:r>
+              <w:rPr>
+                <w:rFonts w:ascii="Times New Roman" w:cs="Times New Roman" w:eastAsia="Times New Roman" w:hAnsi="Times New Roman"/>
+                <w:b w:val="false"/>
+                <w:bCs w:val="false"/>
+                <w:sz w:val="24"/>
+                <w:szCs w:val="24"/>
+              </w:rPr>
+              <w:t xml:space="preserve">20/10/2026</w:t>
+            </w:r>
+          </w:p>
+        </w:tc>
+        <w:tc>
+          <w:tcPr>
+            <w:tcW w:type="dxa" w:w="680"/>
+            <w:tcMar>
+              <w:top w:type="dxa" w:w="80"/>
+              <w:left w:type="dxa" w:w="120"/>
+              <w:bottom w:type="dxa" w:w="80"/>
+              <w:right w:type="dxa" w:w="120"/>
+            </w:tcMar>
+          </w:tcPr>
+          <w:p>
+            <w:pPr>
+              <w:spacing w:after="0"/>
+            </w:pPr>
+            <w:r>
+              <w:rPr>
+                <w:rFonts w:ascii="Times New Roman" w:cs="Times New Roman" w:eastAsia="Times New Roman" w:hAnsi="Times New Roman"/>
+                <w:b w:val="false"/>
+                <w:bCs w:val="false"/>
+                <w:sz w:val="24"/>
+                <w:szCs w:val="24"/>
+              </w:rPr>
+              <w:t xml:space="preserve">22:40</w:t>
+            </w:r>
+          </w:p>
+        </w:tc>
+        <w:tc>
+          <w:tcPr>
+            <w:tcW w:type="dxa" w:w="680"/>
+            <w:tcMar>
+              <w:top w:type="dxa" w:w="80"/>
+              <w:left w:type="dxa" w:w="120"/>
+              <w:bottom w:type="dxa" w:w="80"/>
+              <w:right w:type="dxa" w:w="120"/>
+            </w:tcMar>
+          </w:tcPr>
+          <w:p>
+            <w:pPr>
+              <w:spacing w:after="0"/>
+            </w:pPr>
+            <w:r>
+              <w:rPr>
+                <w:rFonts w:ascii="Times New Roman" w:cs="Times New Roman" w:eastAsia="Times New Roman" w:hAnsi="Times New Roman"/>
+                <w:b w:val="false"/>
+                <w:bCs w:val="false"/>
+                <w:sz w:val="24"/>
+                <w:szCs w:val="24"/>
+              </w:rPr>
+              <w:t xml:space="preserve">23:35</w:t>
+            </w:r>
+          </w:p>
+        </w:tc>
+        <w:tc>
+          <w:tcPr>
+            <w:tcW w:type="dxa" w:w="1120"/>
+            <w:tcMar>
+              <w:top w:type="dxa" w:w="80"/>
+              <w:left w:type="dxa" w:w="120"/>
+              <w:bottom w:type="dxa" w:w="80"/>
+              <w:right w:type="dxa" w:w="120"/>
+            </w:tcMar>
+          </w:tcPr>
+          <w:p>
+            <w:pPr>
+              <w:spacing w:after="0"/>
+            </w:pPr>
+            <w:r>
+              <w:rPr>
+                <w:rFonts w:ascii="Times New Roman" w:cs="Times New Roman" w:eastAsia="Times New Roman" w:hAnsi="Times New Roman"/>
+                <w:b w:val="false"/>
+                <w:bCs w:val="false"/>
+                <w:sz w:val="24"/>
+                <w:szCs w:val="24"/>
+              </w:rPr>
+              <w:t xml:space="preserve">0:05</w:t>
+            </w:r>
+          </w:p>
+        </w:tc>
+        <w:tc>
+          <w:tcPr>
+            <w:tcW w:type="dxa" w:w="900"/>
+            <w:tcMar>
+              <w:top w:type="dxa" w:w="80"/>
+              <w:left w:type="dxa" w:w="120"/>
+              <w:bottom w:type="dxa" w:w="80"/>
+              <w:right w:type="dxa" w:w="120"/>
+            </w:tcMar>
+          </w:tcPr>
+          <w:p>
+            <w:pPr>
+              <w:spacing w:after="0"/>
+            </w:pPr>
+            <w:r>
+              <w:rPr>
+                <w:rFonts w:ascii="Times New Roman" w:cs="Times New Roman" w:eastAsia="Times New Roman" w:hAnsi="Times New Roman"/>
+                <w:b w:val="false"/>
+                <w:bCs w:val="false"/>
+                <w:sz w:val="24"/>
+                <w:szCs w:val="24"/>
+              </w:rPr>
+              <w:t xml:space="preserve">0:50</w:t>
+            </w:r>
+          </w:p>
+        </w:tc>
+        <w:tc>
+          <w:tcPr>
+            <w:tcW w:type="dxa" w:w="1280"/>
+            <w:tcMar>
+              <w:top w:type="dxa" w:w="80"/>
+              <w:left w:type="dxa" w:w="120"/>
+              <w:bottom w:type="dxa" w:w="80"/>
+              <w:right w:type="dxa" w:w="120"/>
+            </w:tcMar>
+          </w:tcPr>
+          <w:p>
+            <w:pPr>
+              <w:spacing w:after="0"/>
+            </w:pPr>
+            <w:r>
+              <w:rPr>
+                <w:rFonts w:ascii="Times New Roman" w:cs="Times New Roman" w:eastAsia="Times New Roman" w:hAnsi="Times New Roman"/>
+                <w:b w:val="false"/>
+                <w:bCs w:val="false"/>
+                <w:sz w:val="24"/>
+                <w:szCs w:val="24"/>
+              </w:rPr>
+              <w:t xml:space="preserve">Documentación</w:t>
+            </w:r>
+          </w:p>
+        </w:tc>
+        <w:tc>
+          <w:tcPr>
+            <w:tcW w:type="dxa" w:w="3800"/>
+            <w:tcMar>
+              <w:top w:type="dxa" w:w="80"/>
+              <w:left w:type="dxa" w:w="120"/>
+              <w:bottom w:type="dxa" w:w="80"/>
+              <w:right w:type="dxa" w:w="120"/>
+            </w:tcMar>
+          </w:tcPr>
+          <w:p>
+            <w:pPr>
+              <w:spacing w:after="0"/>
+            </w:pPr>
+            <w:r>
+              <w:rPr>
+                <w:rFonts w:ascii="Times New Roman" w:cs="Times New Roman" w:eastAsia="Times New Roman" w:hAnsi="Times New Roman"/>
+                <w:b w:val="false"/>
+                <w:bCs w:val="false"/>
+                <w:sz w:val="24"/>
+                <w:szCs w:val="24"/>
+              </w:rPr>
+              <w:t xml:space="preserve">Redacción del documento de desarrollo del Sprint 4.</w:t>
+            </w:r>
+          </w:p>
+        </w:tc>
+      </w:tr>
+      <w:tr>
+        <w:tc>
+          <w:tcPr>
+            <w:tcW w:type="dxa" w:w="900"/>
+            <w:tcMar>
+              <w:top w:type="dxa" w:w="80"/>
+              <w:left w:type="dxa" w:w="120"/>
+              <w:bottom w:type="dxa" w:w="80"/>
+              <w:right w:type="dxa" w:w="120"/>
+            </w:tcMar>
+          </w:tcPr>
+          <w:p>
+            <w:pPr>
+              <w:spacing w:after="0"/>
+            </w:pPr>
+            <w:r>
+              <w:rPr>
+                <w:rFonts w:ascii="Times New Roman" w:cs="Times New Roman" w:eastAsia="Times New Roman" w:hAnsi="Times New Roman"/>
+                <w:b w:val="false"/>
+                <w:bCs w:val="false"/>
+                <w:sz w:val="24"/>
+                <w:szCs w:val="24"/>
+              </w:rPr>
+              <w:t xml:space="preserve">21/10/2026</w:t>
+            </w:r>
+          </w:p>
+        </w:tc>
+        <w:tc>
+          <w:tcPr>
+            <w:tcW w:type="dxa" w:w="680"/>
+            <w:tcMar>
+              <w:top w:type="dxa" w:w="80"/>
+              <w:left w:type="dxa" w:w="120"/>
+              <w:bottom w:type="dxa" w:w="80"/>
+              <w:right w:type="dxa" w:w="120"/>
+            </w:tcMar>
+          </w:tcPr>
+          <w:p>
+            <w:pPr>
+              <w:spacing w:after="0"/>
+            </w:pPr>
+            <w:r>
+              <w:rPr>
+                <w:rFonts w:ascii="Times New Roman" w:cs="Times New Roman" w:eastAsia="Times New Roman" w:hAnsi="Times New Roman"/>
+                <w:b w:val="false"/>
+                <w:bCs w:val="false"/>
+                <w:sz w:val="24"/>
+                <w:szCs w:val="24"/>
+              </w:rPr>
+              <w:t xml:space="preserve">09:15</w:t>
+            </w:r>
+          </w:p>
+        </w:tc>
+        <w:tc>
+          <w:tcPr>
+            <w:tcW w:type="dxa" w:w="680"/>
+            <w:tcMar>
+              <w:top w:type="dxa" w:w="80"/>
+              <w:left w:type="dxa" w:w="120"/>
+              <w:bottom w:type="dxa" w:w="80"/>
+              <w:right w:type="dxa" w:w="120"/>
+            </w:tcMar>
+          </w:tcPr>
+          <w:p>
+            <w:pPr>
+              <w:spacing w:after="0"/>
+            </w:pPr>
+            <w:r>
+              <w:rPr>
+                <w:rFonts w:ascii="Times New Roman" w:cs="Times New Roman" w:eastAsia="Times New Roman" w:hAnsi="Times New Roman"/>
+                <w:b w:val="false"/>
+                <w:bCs w:val="false"/>
+                <w:sz w:val="24"/>
+                <w:szCs w:val="24"/>
+              </w:rPr>
+              <w:t xml:space="preserve">10:20</w:t>
+            </w:r>
+          </w:p>
+        </w:tc>
+        <w:tc>
+          <w:tcPr>
+            <w:tcW w:type="dxa" w:w="1120"/>
+            <w:tcMar>
+              <w:top w:type="dxa" w:w="80"/>
+              <w:left w:type="dxa" w:w="120"/>
+              <w:bottom w:type="dxa" w:w="80"/>
+              <w:right w:type="dxa" w:w="120"/>
+            </w:tcMar>
+          </w:tcPr>
+          <w:p>
+            <w:pPr>
+              <w:spacing w:after="0"/>
+            </w:pPr>
+            <w:r>
+              <w:rPr>
+                <w:rFonts w:ascii="Times New Roman" w:cs="Times New Roman" w:eastAsia="Times New Roman" w:hAnsi="Times New Roman"/>
+                <w:b w:val="false"/>
+                <w:bCs w:val="false"/>
+                <w:sz w:val="24"/>
+                <w:szCs w:val="24"/>
+              </w:rPr>
+              <w:t xml:space="preserve">0:10</w:t>
+            </w:r>
+          </w:p>
+        </w:tc>
+        <w:tc>
+          <w:tcPr>
+            <w:tcW w:type="dxa" w:w="900"/>
+            <w:tcMar>
+              <w:top w:type="dxa" w:w="80"/>
+              <w:left w:type="dxa" w:w="120"/>
+              <w:bottom w:type="dxa" w:w="80"/>
+              <w:right w:type="dxa" w:w="120"/>
+            </w:tcMar>
+          </w:tcPr>
+          <w:p>
+            <w:pPr>
+              <w:spacing w:after="0"/>
+            </w:pPr>
+            <w:r>
+              <w:rPr>
+                <w:rFonts w:ascii="Times New Roman" w:cs="Times New Roman" w:eastAsia="Times New Roman" w:hAnsi="Times New Roman"/>
+                <w:b w:val="false"/>
+                <w:bCs w:val="false"/>
+                <w:sz w:val="24"/>
+                <w:szCs w:val="24"/>
+              </w:rPr>
+              <w:t xml:space="preserve">0:55</w:t>
+            </w:r>
+          </w:p>
+        </w:tc>
+        <w:tc>
+          <w:tcPr>
+            <w:tcW w:type="dxa" w:w="1280"/>
+            <w:tcMar>
+              <w:top w:type="dxa" w:w="80"/>
+              <w:left w:type="dxa" w:w="120"/>
+              <w:bottom w:type="dxa" w:w="80"/>
+              <w:right w:type="dxa" w:w="120"/>
+            </w:tcMar>
+          </w:tcPr>
+          <w:p>
+            <w:pPr>
+              <w:spacing w:after="0"/>
+            </w:pPr>
+            <w:r>
+              <w:rPr>
+                <w:rFonts w:ascii="Times New Roman" w:cs="Times New Roman" w:eastAsia="Times New Roman" w:hAnsi="Times New Roman"/>
+                <w:b w:val="false"/>
+                <w:bCs w:val="false"/>
+                <w:sz w:val="24"/>
+                <w:szCs w:val="24"/>
+              </w:rPr>
+              <w:t xml:space="preserve">Integración</w:t>
+            </w:r>
+          </w:p>
+        </w:tc>
+        <w:tc>
+          <w:tcPr>
+            <w:tcW w:type="dxa" w:w="3800"/>
+            <w:tcMar>
+              <w:top w:type="dxa" w:w="80"/>
+              <w:left w:type="dxa" w:w="120"/>
+              <w:bottom w:type="dxa" w:w="80"/>
+              <w:right w:type="dxa" w:w="120"/>
+            </w:tcMar>
+          </w:tcPr>
+          <w:p>
+            <w:pPr>
+              <w:spacing w:after="0"/>
+            </w:pPr>
+            <w:r>
+              <w:rPr>
+                <w:rFonts w:ascii="Times New Roman" w:cs="Times New Roman" w:eastAsia="Times New Roman" w:hAnsi="Times New Roman"/>
+                <w:b w:val="false"/>
+                <w:bCs w:val="false"/>
+                <w:sz w:val="24"/>
+                <w:szCs w:val="24"/>
+              </w:rPr>
+              <w:t xml:space="preserve">Registro de tiempos dentro del documento de desarrollo e integración de develop a main.</w:t>
+            </w:r>
+          </w:p>
+        </w:tc>
+      </w:tr>
+      <w:tr>
+        <w:tc>
+          <w:tcPr>
+            <w:tcW w:type="dxa" w:w="900"/>
+            <w:tcMar>
+              <w:top w:type="dxa" w:w="80"/>
+              <w:left w:type="dxa" w:w="120"/>
+              <w:bottom w:type="dxa" w:w="80"/>
+              <w:right w:type="dxa" w:w="120"/>
+            </w:tcMar>
+          </w:tcPr>
+          <w:p>
+            <w:pPr>
+              <w:spacing w:after="0"/>
+            </w:pPr>
+            <w:r>
+              <w:rPr>
+                <w:rFonts w:ascii="Times New Roman" w:cs="Times New Roman" w:eastAsia="Times New Roman" w:hAnsi="Times New Roman"/>
+                <w:b w:val="false"/>
+                <w:bCs w:val="false"/>
+                <w:sz w:val="24"/>
+                <w:szCs w:val="24"/>
+              </w:rPr>
+              <w:t xml:space="preserve">22/10/2026</w:t>
+            </w:r>
+          </w:p>
+        </w:tc>
+        <w:tc>
+          <w:tcPr>
+            <w:tcW w:type="dxa" w:w="680"/>
+            <w:tcMar>
+              <w:top w:type="dxa" w:w="80"/>
+              <w:left w:type="dxa" w:w="120"/>
+              <w:bottom w:type="dxa" w:w="80"/>
+              <w:right w:type="dxa" w:w="120"/>
+            </w:tcMar>
+          </w:tcPr>
+          <w:p>
+            <w:pPr>
+              <w:spacing w:after="0"/>
+            </w:pPr>
+            <w:r>
+              <w:rPr>
+                <w:rFonts w:ascii="Times New Roman" w:cs="Times New Roman" w:eastAsia="Times New Roman" w:hAnsi="Times New Roman"/>
+                <w:b w:val="false"/>
+                <w:bCs w:val="false"/>
+                <w:sz w:val="24"/>
+                <w:szCs w:val="24"/>
+              </w:rPr>
+              <w:t xml:space="preserve">15:30</w:t>
+            </w:r>
+          </w:p>
+        </w:tc>
+        <w:tc>
+          <w:tcPr>
+            <w:tcW w:type="dxa" w:w="680"/>
+            <w:tcMar>
+              <w:top w:type="dxa" w:w="80"/>
+              <w:left w:type="dxa" w:w="120"/>
+              <w:bottom w:type="dxa" w:w="80"/>
+              <w:right w:type="dxa" w:w="120"/>
+            </w:tcMar>
+          </w:tcPr>
+          <w:p>
+            <w:pPr>
+              <w:spacing w:after="0"/>
+            </w:pPr>
+            <w:r>
+              <w:rPr>
+                <w:rFonts w:ascii="Times New Roman" w:cs="Times New Roman" w:eastAsia="Times New Roman" w:hAnsi="Times New Roman"/>
+                <w:b w:val="false"/>
+                <w:bCs w:val="false"/>
+                <w:sz w:val="24"/>
+                <w:szCs w:val="24"/>
+              </w:rPr>
+              <w:t xml:space="preserve">16:55</w:t>
+            </w:r>
+          </w:p>
+        </w:tc>
+        <w:tc>
+          <w:tcPr>
+            <w:tcW w:type="dxa" w:w="1120"/>
+            <w:tcMar>
+              <w:top w:type="dxa" w:w="80"/>
+              <w:left w:type="dxa" w:w="120"/>
+              <w:bottom w:type="dxa" w:w="80"/>
+              <w:right w:type="dxa" w:w="120"/>
+            </w:tcMar>
+          </w:tcPr>
+          <w:p>
+            <w:pPr>
+              <w:spacing w:after="0"/>
+            </w:pPr>
+            <w:r>
+              <w:rPr>
+                <w:rFonts w:ascii="Times New Roman" w:cs="Times New Roman" w:eastAsia="Times New Roman" w:hAnsi="Times New Roman"/>
+                <w:b w:val="false"/>
+                <w:bCs w:val="false"/>
+                <w:sz w:val="24"/>
+                <w:szCs w:val="24"/>
+              </w:rPr>
+              <w:t xml:space="preserve">0:15</w:t>
+            </w:r>
+          </w:p>
+        </w:tc>
+        <w:tc>
+          <w:tcPr>
+            <w:tcW w:type="dxa" w:w="900"/>
+            <w:tcMar>
+              <w:top w:type="dxa" w:w="80"/>
+              <w:left w:type="dxa" w:w="120"/>
+              <w:bottom w:type="dxa" w:w="80"/>
+              <w:right w:type="dxa" w:w="120"/>
+            </w:tcMar>
+          </w:tcPr>
+          <w:p>
+            <w:pPr>
+              <w:spacing w:after="0"/>
+            </w:pPr>
+            <w:r>
+              <w:rPr>
+                <w:rFonts w:ascii="Times New Roman" w:cs="Times New Roman" w:eastAsia="Times New Roman" w:hAnsi="Times New Roman"/>
+                <w:b w:val="false"/>
+                <w:bCs w:val="false"/>
+                <w:sz w:val="24"/>
+                <w:szCs w:val="24"/>
+              </w:rPr>
+              <w:t xml:space="preserve">1:10</w:t>
+            </w:r>
+          </w:p>
+        </w:tc>
+        <w:tc>
+          <w:tcPr>
+            <w:tcW w:type="dxa" w:w="1280"/>
+            <w:tcMar>
+              <w:top w:type="dxa" w:w="80"/>
+              <w:left w:type="dxa" w:w="120"/>
+              <w:bottom w:type="dxa" w:w="80"/>
+              <w:right w:type="dxa" w:w="120"/>
+            </w:tcMar>
+          </w:tcPr>
+          <w:p>
+            <w:pPr>
+              <w:spacing w:after="0"/>
+            </w:pPr>
+            <w:r>
+              <w:rPr>
+                <w:rFonts w:ascii="Times New Roman" w:cs="Times New Roman" w:eastAsia="Times New Roman" w:hAnsi="Times New Roman"/>
+                <w:b w:val="false"/>
+                <w:bCs w:val="false"/>
+                <w:sz w:val="24"/>
+                <w:szCs w:val="24"/>
+              </w:rPr>
+              <w:t xml:space="preserve">Codificación</w:t>
+            </w:r>
+          </w:p>
+        </w:tc>
+        <w:tc>
+          <w:tcPr>
+            <w:tcW w:type="dxa" w:w="3800"/>
+            <w:tcMar>
+              <w:top w:type="dxa" w:w="80"/>
+              <w:left w:type="dxa" w:w="120"/>
+              <w:bottom w:type="dxa" w:w="80"/>
+              <w:right w:type="dxa" w:w="120"/>
+            </w:tcMar>
+          </w:tcPr>
+          <w:p>
+            <w:pPr>
+              <w:spacing w:after="0"/>
+            </w:pPr>
+            <w:r>
+              <w:rPr>
+                <w:rFonts w:ascii="Times New Roman" w:cs="Times New Roman" w:eastAsia="Times New Roman" w:hAnsi="Times New Roman"/>
+                <w:b w:val="false"/>
+                <w:bCs w:val="false"/>
+                <w:sz w:val="24"/>
+                <w:szCs w:val="24"/>
+              </w:rPr>
+              <w:t xml:space="preserve">AEUVG-176 Fecha de actividad futura rechazada al registrar. AEUVG-178 Filtros del panel conservados al volver de guardar. Integración de los ajustes a main.</w:t>
+            </w:r>
+          </w:p>
+        </w:tc>
+      </w:tr>
+      <w:tr>
+        <w:tc>
+          <w:tcPr>
+            <w:tcW w:type="dxa" w:w="900"/>
+            <w:tcMar>
+              <w:top w:type="dxa" w:w="80"/>
+              <w:left w:type="dxa" w:w="120"/>
+              <w:bottom w:type="dxa" w:w="80"/>
+              <w:right w:type="dxa" w:w="120"/>
+            </w:tcMar>
+          </w:tcPr>
+          <w:p>
+            <w:pPr>
+              <w:spacing w:after="0"/>
+            </w:pPr>
+            <w:r>
+              <w:rPr>
+                <w:rFonts w:ascii="Times New Roman" w:cs="Times New Roman" w:eastAsia="Times New Roman" w:hAnsi="Times New Roman"/>
+                <w:b w:val="false"/>
+                <w:bCs w:val="false"/>
+                <w:sz w:val="24"/>
+                <w:szCs w:val="24"/>
+              </w:rPr>
+              <w:t xml:space="preserve">22/10/2026</w:t>
+            </w:r>
+          </w:p>
+        </w:tc>
+        <w:tc>
+          <w:tcPr>
+            <w:tcW w:type="dxa" w:w="680"/>
+            <w:tcMar>
+              <w:top w:type="dxa" w:w="80"/>
+              <w:left w:type="dxa" w:w="120"/>
+              <w:bottom w:type="dxa" w:w="80"/>
+              <w:right w:type="dxa" w:w="120"/>
+            </w:tcMar>
+          </w:tcPr>
+          <w:p>
+            <w:pPr>
+              <w:spacing w:after="0"/>
+            </w:pPr>
+            <w:r>
+              <w:rPr>
+                <w:rFonts w:ascii="Times New Roman" w:cs="Times New Roman" w:eastAsia="Times New Roman" w:hAnsi="Times New Roman"/>
+                <w:b w:val="false"/>
+                <w:bCs w:val="false"/>
+                <w:sz w:val="24"/>
+                <w:szCs w:val="24"/>
+              </w:rPr>
+              <w:t xml:space="preserve">17:30</w:t>
+            </w:r>
+          </w:p>
+        </w:tc>
+        <w:tc>
+          <w:tcPr>
+            <w:tcW w:type="dxa" w:w="680"/>
+            <w:tcMar>
+              <w:top w:type="dxa" w:w="80"/>
+              <w:left w:type="dxa" w:w="120"/>
+              <w:bottom w:type="dxa" w:w="80"/>
+              <w:right w:type="dxa" w:w="120"/>
+            </w:tcMar>
+          </w:tcPr>
+          <w:p>
+            <w:pPr>
+              <w:spacing w:after="0"/>
+            </w:pPr>
+            <w:r>
+              <w:rPr>
+                <w:rFonts w:ascii="Times New Roman" w:cs="Times New Roman" w:eastAsia="Times New Roman" w:hAnsi="Times New Roman"/>
+                <w:b w:val="false"/>
+                <w:bCs w:val="false"/>
+                <w:sz w:val="24"/>
+                <w:szCs w:val="24"/>
+              </w:rPr>
+              <w:t xml:space="preserve">18:05</w:t>
+            </w:r>
+          </w:p>
+        </w:tc>
+        <w:tc>
+          <w:tcPr>
+            <w:tcW w:type="dxa" w:w="1120"/>
+            <w:tcMar>
+              <w:top w:type="dxa" w:w="80"/>
+              <w:left w:type="dxa" w:w="120"/>
+              <w:bottom w:type="dxa" w:w="80"/>
+              <w:right w:type="dxa" w:w="120"/>
+            </w:tcMar>
+          </w:tcPr>
+          <w:p>
+            <w:pPr>
+              <w:spacing w:after="0"/>
+            </w:pPr>
+            <w:r>
+              <w:rPr>
+                <w:rFonts w:ascii="Times New Roman" w:cs="Times New Roman" w:eastAsia="Times New Roman" w:hAnsi="Times New Roman"/>
+                <w:b w:val="false"/>
+                <w:bCs w:val="false"/>
+                <w:sz w:val="24"/>
+                <w:szCs w:val="24"/>
+              </w:rPr>
+              <w:t xml:space="preserve">0:05</w:t>
+            </w:r>
+          </w:p>
+        </w:tc>
+        <w:tc>
+          <w:tcPr>
+            <w:tcW w:type="dxa" w:w="900"/>
+            <w:tcMar>
+              <w:top w:type="dxa" w:w="80"/>
+              <w:left w:type="dxa" w:w="120"/>
+              <w:bottom w:type="dxa" w:w="80"/>
+              <w:right w:type="dxa" w:w="120"/>
+            </w:tcMar>
+          </w:tcPr>
+          <w:p>
+            <w:pPr>
+              <w:spacing w:after="0"/>
+            </w:pPr>
+            <w:r>
+              <w:rPr>
+                <w:rFonts w:ascii="Times New Roman" w:cs="Times New Roman" w:eastAsia="Times New Roman" w:hAnsi="Times New Roman"/>
+                <w:b w:val="false"/>
+                <w:bCs w:val="false"/>
+                <w:sz w:val="24"/>
+                <w:szCs w:val="24"/>
+              </w:rPr>
+              <w:t xml:space="preserve">0:30</w:t>
+            </w:r>
+          </w:p>
+        </w:tc>
+        <w:tc>
+          <w:tcPr>
+            <w:tcW w:type="dxa" w:w="1280"/>
+            <w:tcMar>
+              <w:top w:type="dxa" w:w="80"/>
+              <w:left w:type="dxa" w:w="120"/>
+              <w:bottom w:type="dxa" w:w="80"/>
+              <w:right w:type="dxa" w:w="120"/>
+            </w:tcMar>
+          </w:tcPr>
+          <w:p>
+            <w:pPr>
+              <w:spacing w:after="0"/>
+            </w:pPr>
+            <w:r>
+              <w:rPr>
+                <w:rFonts w:ascii="Times New Roman" w:cs="Times New Roman" w:eastAsia="Times New Roman" w:hAnsi="Times New Roman"/>
+                <w:b w:val="false"/>
+                <w:bCs w:val="false"/>
+                <w:sz w:val="24"/>
+                <w:szCs w:val="24"/>
+              </w:rPr>
+              <w:t xml:space="preserve">Documentación</w:t>
+            </w:r>
+          </w:p>
+        </w:tc>
+        <w:tc>
+          <w:tcPr>
+            <w:tcW w:type="dxa" w:w="3800"/>
+            <w:tcMar>
+              <w:top w:type="dxa" w:w="80"/>
+              <w:left w:type="dxa" w:w="120"/>
+              <w:bottom w:type="dxa" w:w="80"/>
+              <w:right w:type="dxa" w:w="120"/>
+            </w:tcMar>
+          </w:tcPr>
+          <w:p>
+            <w:pPr>
+              <w:spacing w:after="0"/>
+            </w:pPr>
+            <w:r>
+              <w:rPr>
+                <w:rFonts w:ascii="Times New Roman" w:cs="Times New Roman" w:eastAsia="Times New Roman" w:hAnsi="Times New Roman"/>
+                <w:b w:val="false"/>
+                <w:bCs w:val="false"/>
+                <w:sz w:val="24"/>
+                <w:szCs w:val="24"/>
+              </w:rPr>
+              <w:t xml:space="preserve">Actualización del registro de tiempos con el cierre completo y publicación de la versión final del sprint.</w:t>
+            </w:r>
+          </w:p>
+        </w:tc>
+      </w:tr>
+    </w:tbl>
+    <w:p>
+      <w:pPr>
+        <w:spacing w:after="160"/>
+      </w:pPr>
+    </w:p>
+    <w:p>
+      <w:pPr>
+        <w:spacing w:after="160" w:line="300"/>
+        <w:jc w:val="both"/>
+      </w:pPr>
+      <w:r>
+        <w:rPr>
+          <w:rFonts w:ascii="Times New Roman" w:cs="Times New Roman" w:eastAsia="Times New Roman" w:hAnsi="Times New Roman"/>
+          <w:sz w:val="24"/>
+          <w:szCs w:val="24"/>
+        </w:rPr>
+        <w:t xml:space="preserve">Resumen por historia de usuario:</w:t>
+      </w:r>
+    </w:p>
+    <w:p>
+      <w:pPr>
+        <w:spacing w:after="160"/>
+      </w:pPr>
+    </w:p>
+    <w:tbl>
+      <w:tblPr>
+        <w:tblW w:type="dxa" w:w="9360"/>
+        <w:tblBorders>
+          <w:top w:val="single" w:color="auto" w:sz="4"/>
+          <w:left w:val="single" w:color="auto" w:sz="4"/>
+          <w:bottom w:val="single" w:color="auto" w:sz="4"/>
+          <w:right w:val="single" w:color="auto" w:sz="4"/>
+          <w:insideH w:val="single" w:color="auto" w:sz="4"/>
+          <w:insideV w:val="single" w:color="auto" w:sz="4"/>
+        </w:tblBorders>
+      </w:tblPr>
+      <w:tblGrid>
+        <w:gridCol w:w="5560"/>
+        <w:gridCol w:w="1900"/>
+        <w:gridCol w:w="1900"/>
+      </w:tblGrid>
+      <w:tr>
+        <w:trPr>
+          <w:tblHeader/>
+        </w:trPr>
+        <w:tc>
+          <w:tcPr>
+            <w:tcW w:type="dxa" w:w="5560"/>
+            <w:shd w:fill="E7E6E6" w:val="clear"/>
+            <w:tcMar>
+              <w:top w:type="dxa" w:w="80"/>
+              <w:left w:type="dxa" w:w="120"/>
+              <w:bottom w:type="dxa" w:w="80"/>
+              <w:right w:type="dxa" w:w="120"/>
+            </w:tcMar>
+          </w:tcPr>
+          <w:p>
+            <w:pPr>
+              <w:spacing w:after="0"/>
+            </w:pPr>
+            <w:r>
+              <w:rPr>
+                <w:rFonts w:ascii="Times New Roman" w:cs="Times New Roman" w:eastAsia="Times New Roman" w:hAnsi="Times New Roman"/>
+                <w:b/>
+                <w:bCs/>
+                <w:sz w:val="24"/>
+                <w:szCs w:val="24"/>
+              </w:rPr>
+              <w:t xml:space="preserve">Historia o actividad</w:t>
+            </w:r>
+          </w:p>
+        </w:tc>
+        <w:tc>
+          <w:tcPr>
+            <w:tcW w:type="dxa" w:w="1900"/>
+            <w:shd w:fill="E7E6E6" w:val="clear"/>
+            <w:tcMar>
+              <w:top w:type="dxa" w:w="80"/>
+              <w:left w:type="dxa" w:w="120"/>
+              <w:bottom w:type="dxa" w:w="80"/>
+              <w:right w:type="dxa" w:w="120"/>
+            </w:tcMar>
+          </w:tcPr>
+          <w:p>
+            <w:pPr>
+              <w:spacing w:after="0"/>
+            </w:pPr>
+            <w:r>
+              <w:rPr>
+                <w:rFonts w:ascii="Times New Roman" w:cs="Times New Roman" w:eastAsia="Times New Roman" w:hAnsi="Times New Roman"/>
+                <w:b/>
+                <w:bCs/>
+                <w:sz w:val="24"/>
+                <w:szCs w:val="24"/>
+              </w:rPr>
+              <w:t xml:space="preserve">Tiempo</w:t>
+            </w:r>
+          </w:p>
+        </w:tc>
+        <w:tc>
+          <w:tcPr>
+            <w:tcW w:type="dxa" w:w="1900"/>
+            <w:shd w:fill="E7E6E6" w:val="clear"/>
+            <w:tcMar>
+              <w:top w:type="dxa" w:w="80"/>
+              <w:left w:type="dxa" w:w="120"/>
+              <w:bottom w:type="dxa" w:w="80"/>
+              <w:right w:type="dxa" w:w="120"/>
+            </w:tcMar>
+          </w:tcPr>
+          <w:p>
+            <w:pPr>
+              <w:spacing w:after="0"/>
+            </w:pPr>
+            <w:r>
+              <w:rPr>
+                <w:rFonts w:ascii="Times New Roman" w:cs="Times New Roman" w:eastAsia="Times New Roman" w:hAnsi="Times New Roman"/>
+                <w:b/>
+                <w:bCs/>
+                <w:sz w:val="24"/>
+                <w:szCs w:val="24"/>
+              </w:rPr>
+              <w:t xml:space="preserve">Horas</w:t>
+            </w:r>
+          </w:p>
+        </w:tc>
+      </w:tr>
+      <w:tr>
+        <w:tc>
+          <w:tcPr>
+            <w:tcW w:type="dxa" w:w="5560"/>
+            <w:tcMar>
+              <w:top w:type="dxa" w:w="80"/>
+              <w:left w:type="dxa" w:w="120"/>
+              <w:bottom w:type="dxa" w:w="80"/>
+              <w:right w:type="dxa" w:w="120"/>
+            </w:tcMar>
+          </w:tcPr>
+          <w:p>
+            <w:pPr>
+              <w:spacing w:after="0"/>
+            </w:pPr>
+            <w:r>
+              <w:rPr>
+                <w:rFonts w:ascii="Times New Roman" w:cs="Times New Roman" w:eastAsia="Times New Roman" w:hAnsi="Times New Roman"/>
+                <w:b w:val="false"/>
+                <w:bCs w:val="false"/>
+                <w:sz w:val="24"/>
+                <w:szCs w:val="24"/>
+              </w:rPr>
+              <w:t xml:space="preserve">Gestión del sprint</w:t>
+            </w:r>
+          </w:p>
+        </w:tc>
+        <w:tc>
+          <w:tcPr>
+            <w:tcW w:type="dxa" w:w="1900"/>
+            <w:tcMar>
+              <w:top w:type="dxa" w:w="80"/>
+              <w:left w:type="dxa" w:w="120"/>
+              <w:bottom w:type="dxa" w:w="80"/>
+              <w:right w:type="dxa" w:w="120"/>
+            </w:tcMar>
+          </w:tcPr>
+          <w:p>
+            <w:pPr>
+              <w:spacing w:after="0"/>
+            </w:pPr>
+            <w:r>
+              <w:rPr>
+                <w:rFonts w:ascii="Times New Roman" w:cs="Times New Roman" w:eastAsia="Times New Roman" w:hAnsi="Times New Roman"/>
+                <w:b w:val="false"/>
+                <w:bCs w:val="false"/>
+                <w:sz w:val="24"/>
+                <w:szCs w:val="24"/>
+              </w:rPr>
+              <w:t xml:space="preserve">0:50</w:t>
+            </w:r>
+          </w:p>
+        </w:tc>
+        <w:tc>
+          <w:tcPr>
+            <w:tcW w:type="dxa" w:w="1900"/>
+            <w:tcMar>
+              <w:top w:type="dxa" w:w="80"/>
+              <w:left w:type="dxa" w:w="120"/>
+              <w:bottom w:type="dxa" w:w="80"/>
+              <w:right w:type="dxa" w:w="120"/>
+            </w:tcMar>
+          </w:tcPr>
+          <w:p>
+            <w:pPr>
+              <w:spacing w:after="0"/>
+            </w:pPr>
+            <w:r>
+              <w:rPr>
+                <w:rFonts w:ascii="Times New Roman" w:cs="Times New Roman" w:eastAsia="Times New Roman" w:hAnsi="Times New Roman"/>
+                <w:b w:val="false"/>
+                <w:bCs w:val="false"/>
+                <w:sz w:val="24"/>
+                <w:szCs w:val="24"/>
+              </w:rPr>
+              <w:t xml:space="preserve">0.8</w:t>
+            </w:r>
+          </w:p>
+        </w:tc>
+      </w:tr>
+      <w:tr>
+        <w:tc>
+          <w:tcPr>
+            <w:tcW w:type="dxa" w:w="5560"/>
+            <w:tcMar>
+              <w:top w:type="dxa" w:w="80"/>
+              <w:left w:type="dxa" w:w="120"/>
+              <w:bottom w:type="dxa" w:w="80"/>
+              <w:right w:type="dxa" w:w="120"/>
+            </w:tcMar>
+          </w:tcPr>
+          <w:p>
+            <w:pPr>
+              <w:spacing w:after="0"/>
+            </w:pPr>
+            <w:r>
+              <w:rPr>
+                <w:rFonts w:ascii="Times New Roman" w:cs="Times New Roman" w:eastAsia="Times New Roman" w:hAnsi="Times New Roman"/>
+                <w:b w:val="false"/>
+                <w:bCs w:val="false"/>
+                <w:sz w:val="24"/>
+                <w:szCs w:val="24"/>
+              </w:rPr>
+              <w:t xml:space="preserve">HU-19 - Consultas y servicios de horas beca</w:t>
+            </w:r>
+          </w:p>
+        </w:tc>
+        <w:tc>
+          <w:tcPr>
+            <w:tcW w:type="dxa" w:w="1900"/>
+            <w:tcMar>
+              <w:top w:type="dxa" w:w="80"/>
+              <w:left w:type="dxa" w:w="120"/>
+              <w:bottom w:type="dxa" w:w="80"/>
+              <w:right w:type="dxa" w:w="120"/>
+            </w:tcMar>
+          </w:tcPr>
+          <w:p>
+            <w:pPr>
+              <w:spacing w:after="0"/>
+            </w:pPr>
+            <w:r>
+              <w:rPr>
+                <w:rFonts w:ascii="Times New Roman" w:cs="Times New Roman" w:eastAsia="Times New Roman" w:hAnsi="Times New Roman"/>
+                <w:b w:val="false"/>
+                <w:bCs w:val="false"/>
+                <w:sz w:val="24"/>
+                <w:szCs w:val="24"/>
+              </w:rPr>
+              <w:t xml:space="preserve">2:45</w:t>
+            </w:r>
+          </w:p>
+        </w:tc>
+        <w:tc>
+          <w:tcPr>
+            <w:tcW w:type="dxa" w:w="1900"/>
+            <w:tcMar>
+              <w:top w:type="dxa" w:w="80"/>
+              <w:left w:type="dxa" w:w="120"/>
+              <w:bottom w:type="dxa" w:w="80"/>
+              <w:right w:type="dxa" w:w="120"/>
+            </w:tcMar>
+          </w:tcPr>
+          <w:p>
+            <w:pPr>
+              <w:spacing w:after="0"/>
+            </w:pPr>
+            <w:r>
+              <w:rPr>
+                <w:rFonts w:ascii="Times New Roman" w:cs="Times New Roman" w:eastAsia="Times New Roman" w:hAnsi="Times New Roman"/>
+                <w:b w:val="false"/>
+                <w:bCs w:val="false"/>
+                <w:sz w:val="24"/>
+                <w:szCs w:val="24"/>
+              </w:rPr>
+              <w:t xml:space="preserve">2.7</w:t>
+            </w:r>
+          </w:p>
+        </w:tc>
+      </w:tr>
+      <w:tr>
+        <w:tc>
+          <w:tcPr>
+            <w:tcW w:type="dxa" w:w="5560"/>
+            <w:tcMar>
+              <w:top w:type="dxa" w:w="80"/>
+              <w:left w:type="dxa" w:w="120"/>
+              <w:bottom w:type="dxa" w:w="80"/>
+              <w:right w:type="dxa" w:w="120"/>
+            </w:tcMar>
+          </w:tcPr>
+          <w:p>
+            <w:pPr>
+              <w:spacing w:after="0"/>
+            </w:pPr>
+            <w:r>
+              <w:rPr>
+                <w:rFonts w:ascii="Times New Roman" w:cs="Times New Roman" w:eastAsia="Times New Roman" w:hAnsi="Times New Roman"/>
+                <w:b w:val="false"/>
+                <w:bCs w:val="false"/>
+                <w:sz w:val="24"/>
+                <w:szCs w:val="24"/>
+              </w:rPr>
+              <w:t xml:space="preserve">HU-20 - Panel administrativo de horas beca</w:t>
+            </w:r>
+          </w:p>
+        </w:tc>
+        <w:tc>
+          <w:tcPr>
+            <w:tcW w:type="dxa" w:w="1900"/>
+            <w:tcMar>
+              <w:top w:type="dxa" w:w="80"/>
+              <w:left w:type="dxa" w:w="120"/>
+              <w:bottom w:type="dxa" w:w="80"/>
+              <w:right w:type="dxa" w:w="120"/>
+            </w:tcMar>
+          </w:tcPr>
+          <w:p>
+            <w:pPr>
+              <w:spacing w:after="0"/>
+            </w:pPr>
+            <w:r>
+              <w:rPr>
+                <w:rFonts w:ascii="Times New Roman" w:cs="Times New Roman" w:eastAsia="Times New Roman" w:hAnsi="Times New Roman"/>
+                <w:b w:val="false"/>
+                <w:bCs w:val="false"/>
+                <w:sz w:val="24"/>
+                <w:szCs w:val="24"/>
+              </w:rPr>
+              <w:t xml:space="preserve">1:45</w:t>
+            </w:r>
+          </w:p>
+        </w:tc>
+        <w:tc>
+          <w:tcPr>
+            <w:tcW w:type="dxa" w:w="1900"/>
+            <w:tcMar>
+              <w:top w:type="dxa" w:w="80"/>
+              <w:left w:type="dxa" w:w="120"/>
+              <w:bottom w:type="dxa" w:w="80"/>
+              <w:right w:type="dxa" w:w="120"/>
+            </w:tcMar>
+          </w:tcPr>
+          <w:p>
+            <w:pPr>
+              <w:spacing w:after="0"/>
+            </w:pPr>
+            <w:r>
+              <w:rPr>
+                <w:rFonts w:ascii="Times New Roman" w:cs="Times New Roman" w:eastAsia="Times New Roman" w:hAnsi="Times New Roman"/>
+                <w:b w:val="false"/>
+                <w:bCs w:val="false"/>
+                <w:sz w:val="24"/>
+                <w:szCs w:val="24"/>
+              </w:rPr>
+              <w:t xml:space="preserve">1.8</w:t>
+            </w:r>
+          </w:p>
+        </w:tc>
+      </w:tr>
+      <w:tr>
+        <w:tc>
+          <w:tcPr>
+            <w:tcW w:type="dxa" w:w="5560"/>
+            <w:tcMar>
+              <w:top w:type="dxa" w:w="80"/>
+              <w:left w:type="dxa" w:w="120"/>
+              <w:bottom w:type="dxa" w:w="80"/>
+              <w:right w:type="dxa" w:w="120"/>
+            </w:tcMar>
+          </w:tcPr>
+          <w:p>
+            <w:pPr>
+              <w:spacing w:after="0"/>
+            </w:pPr>
+            <w:r>
+              <w:rPr>
+                <w:rFonts w:ascii="Times New Roman" w:cs="Times New Roman" w:eastAsia="Times New Roman" w:hAnsi="Times New Roman"/>
+                <w:b w:val="false"/>
+                <w:bCs w:val="false"/>
+                <w:sz w:val="24"/>
+                <w:szCs w:val="24"/>
+              </w:rPr>
+              <w:t xml:space="preserve">HU-21 - Registro, edición y eliminación</w:t>
+            </w:r>
+          </w:p>
+        </w:tc>
+        <w:tc>
+          <w:tcPr>
+            <w:tcW w:type="dxa" w:w="1900"/>
+            <w:tcMar>
+              <w:top w:type="dxa" w:w="80"/>
+              <w:left w:type="dxa" w:w="120"/>
+              <w:bottom w:type="dxa" w:w="80"/>
+              <w:right w:type="dxa" w:w="120"/>
+            </w:tcMar>
+          </w:tcPr>
+          <w:p>
+            <w:pPr>
+              <w:spacing w:after="0"/>
+            </w:pPr>
+            <w:r>
+              <w:rPr>
+                <w:rFonts w:ascii="Times New Roman" w:cs="Times New Roman" w:eastAsia="Times New Roman" w:hAnsi="Times New Roman"/>
+                <w:b w:val="false"/>
+                <w:bCs w:val="false"/>
+                <w:sz w:val="24"/>
+                <w:szCs w:val="24"/>
+              </w:rPr>
+              <w:t xml:space="preserve">2:00</w:t>
+            </w:r>
+          </w:p>
+        </w:tc>
+        <w:tc>
+          <w:tcPr>
+            <w:tcW w:type="dxa" w:w="1900"/>
+            <w:tcMar>
+              <w:top w:type="dxa" w:w="80"/>
+              <w:left w:type="dxa" w:w="120"/>
+              <w:bottom w:type="dxa" w:w="80"/>
+              <w:right w:type="dxa" w:w="120"/>
+            </w:tcMar>
+          </w:tcPr>
+          <w:p>
+            <w:pPr>
+              <w:spacing w:after="0"/>
+            </w:pPr>
+            <w:r>
+              <w:rPr>
+                <w:rFonts w:ascii="Times New Roman" w:cs="Times New Roman" w:eastAsia="Times New Roman" w:hAnsi="Times New Roman"/>
+                <w:b w:val="false"/>
+                <w:bCs w:val="false"/>
+                <w:sz w:val="24"/>
+                <w:szCs w:val="24"/>
+              </w:rPr>
+              <w:t xml:space="preserve">2.0</w:t>
+            </w:r>
+          </w:p>
+        </w:tc>
+      </w:tr>
+      <w:tr>
+        <w:tc>
+          <w:tcPr>
+            <w:tcW w:type="dxa" w:w="5560"/>
+            <w:tcMar>
+              <w:top w:type="dxa" w:w="80"/>
+              <w:left w:type="dxa" w:w="120"/>
+              <w:bottom w:type="dxa" w:w="80"/>
+              <w:right w:type="dxa" w:w="120"/>
+            </w:tcMar>
+          </w:tcPr>
+          <w:p>
+            <w:pPr>
+              <w:spacing w:after="0"/>
+            </w:pPr>
+            <w:r>
+              <w:rPr>
+                <w:rFonts w:ascii="Times New Roman" w:cs="Times New Roman" w:eastAsia="Times New Roman" w:hAnsi="Times New Roman"/>
+                <w:b w:val="false"/>
+                <w:bCs w:val="false"/>
+                <w:sz w:val="24"/>
+                <w:szCs w:val="24"/>
+              </w:rPr>
+              <w:t xml:space="preserve">HU-22 - Acreditación y operaciones en lote</w:t>
+            </w:r>
+          </w:p>
+        </w:tc>
+        <w:tc>
+          <w:tcPr>
+            <w:tcW w:type="dxa" w:w="1900"/>
+            <w:tcMar>
+              <w:top w:type="dxa" w:w="80"/>
+              <w:left w:type="dxa" w:w="120"/>
+              <w:bottom w:type="dxa" w:w="80"/>
+              <w:right w:type="dxa" w:w="120"/>
+            </w:tcMar>
+          </w:tcPr>
+          <w:p>
+            <w:pPr>
+              <w:spacing w:after="0"/>
+            </w:pPr>
+            <w:r>
+              <w:rPr>
+                <w:rFonts w:ascii="Times New Roman" w:cs="Times New Roman" w:eastAsia="Times New Roman" w:hAnsi="Times New Roman"/>
+                <w:b w:val="false"/>
+                <w:bCs w:val="false"/>
+                <w:sz w:val="24"/>
+                <w:szCs w:val="24"/>
+              </w:rPr>
+              <w:t xml:space="preserve">1:55</w:t>
+            </w:r>
+          </w:p>
+        </w:tc>
+        <w:tc>
+          <w:tcPr>
+            <w:tcW w:type="dxa" w:w="1900"/>
+            <w:tcMar>
+              <w:top w:type="dxa" w:w="80"/>
+              <w:left w:type="dxa" w:w="120"/>
+              <w:bottom w:type="dxa" w:w="80"/>
+              <w:right w:type="dxa" w:w="120"/>
+            </w:tcMar>
+          </w:tcPr>
+          <w:p>
+            <w:pPr>
+              <w:spacing w:after="0"/>
+            </w:pPr>
+            <w:r>
+              <w:rPr>
+                <w:rFonts w:ascii="Times New Roman" w:cs="Times New Roman" w:eastAsia="Times New Roman" w:hAnsi="Times New Roman"/>
+                <w:b w:val="false"/>
+                <w:bCs w:val="false"/>
+                <w:sz w:val="24"/>
+                <w:szCs w:val="24"/>
+              </w:rPr>
+              <w:t xml:space="preserve">1.9</w:t>
+            </w:r>
+          </w:p>
+        </w:tc>
+      </w:tr>
+      <w:tr>
+        <w:tc>
+          <w:tcPr>
+            <w:tcW w:type="dxa" w:w="5560"/>
+            <w:tcMar>
+              <w:top w:type="dxa" w:w="80"/>
+              <w:left w:type="dxa" w:w="120"/>
+              <w:bottom w:type="dxa" w:w="80"/>
+              <w:right w:type="dxa" w:w="120"/>
+            </w:tcMar>
+          </w:tcPr>
+          <w:p>
+            <w:pPr>
+              <w:spacing w:after="0"/>
+            </w:pPr>
+            <w:r>
+              <w:rPr>
+                <w:rFonts w:ascii="Times New Roman" w:cs="Times New Roman" w:eastAsia="Times New Roman" w:hAnsi="Times New Roman"/>
+                <w:b w:val="false"/>
+                <w:bCs w:val="false"/>
+                <w:sz w:val="24"/>
+                <w:szCs w:val="24"/>
+              </w:rPr>
+              <w:t xml:space="preserve">HU-23 - Asociación de registros por carnet</w:t>
+            </w:r>
+          </w:p>
+        </w:tc>
+        <w:tc>
+          <w:tcPr>
+            <w:tcW w:type="dxa" w:w="1900"/>
+            <w:tcMar>
+              <w:top w:type="dxa" w:w="80"/>
+              <w:left w:type="dxa" w:w="120"/>
+              <w:bottom w:type="dxa" w:w="80"/>
+              <w:right w:type="dxa" w:w="120"/>
+            </w:tcMar>
+          </w:tcPr>
+          <w:p>
+            <w:pPr>
+              <w:spacing w:after="0"/>
+            </w:pPr>
+            <w:r>
+              <w:rPr>
+                <w:rFonts w:ascii="Times New Roman" w:cs="Times New Roman" w:eastAsia="Times New Roman" w:hAnsi="Times New Roman"/>
+                <w:b w:val="false"/>
+                <w:bCs w:val="false"/>
+                <w:sz w:val="24"/>
+                <w:szCs w:val="24"/>
+              </w:rPr>
+              <w:t xml:space="preserve">1:45</w:t>
+            </w:r>
+          </w:p>
+        </w:tc>
+        <w:tc>
+          <w:tcPr>
+            <w:tcW w:type="dxa" w:w="1900"/>
+            <w:tcMar>
+              <w:top w:type="dxa" w:w="80"/>
+              <w:left w:type="dxa" w:w="120"/>
+              <w:bottom w:type="dxa" w:w="80"/>
+              <w:right w:type="dxa" w:w="120"/>
+            </w:tcMar>
+          </w:tcPr>
+          <w:p>
+            <w:pPr>
+              <w:spacing w:after="0"/>
+            </w:pPr>
+            <w:r>
+              <w:rPr>
+                <w:rFonts w:ascii="Times New Roman" w:cs="Times New Roman" w:eastAsia="Times New Roman" w:hAnsi="Times New Roman"/>
+                <w:b w:val="false"/>
+                <w:bCs w:val="false"/>
+                <w:sz w:val="24"/>
+                <w:szCs w:val="24"/>
+              </w:rPr>
+              <w:t xml:space="preserve">1.8</w:t>
+            </w:r>
+          </w:p>
+        </w:tc>
+      </w:tr>
+      <w:tr>
+        <w:tc>
+          <w:tcPr>
+            <w:tcW w:type="dxa" w:w="5560"/>
+            <w:tcMar>
+              <w:top w:type="dxa" w:w="80"/>
+              <w:left w:type="dxa" w:w="120"/>
+              <w:bottom w:type="dxa" w:w="80"/>
+              <w:right w:type="dxa" w:w="120"/>
+            </w:tcMar>
+          </w:tcPr>
+          <w:p>
+            <w:pPr>
+              <w:spacing w:after="0"/>
+            </w:pPr>
+            <w:r>
+              <w:rPr>
+                <w:rFonts w:ascii="Times New Roman" w:cs="Times New Roman" w:eastAsia="Times New Roman" w:hAnsi="Times New Roman"/>
+                <w:b w:val="false"/>
+                <w:bCs w:val="false"/>
+                <w:sz w:val="24"/>
+                <w:szCs w:val="24"/>
+              </w:rPr>
+              <w:t xml:space="preserve">HU-24 - Mis horas beca en el perfil</w:t>
+            </w:r>
+          </w:p>
+        </w:tc>
+        <w:tc>
+          <w:tcPr>
+            <w:tcW w:type="dxa" w:w="1900"/>
+            <w:tcMar>
+              <w:top w:type="dxa" w:w="80"/>
+              <w:left w:type="dxa" w:w="120"/>
+              <w:bottom w:type="dxa" w:w="80"/>
+              <w:right w:type="dxa" w:w="120"/>
+            </w:tcMar>
+          </w:tcPr>
+          <w:p>
+            <w:pPr>
+              <w:spacing w:after="0"/>
+            </w:pPr>
+            <w:r>
+              <w:rPr>
+                <w:rFonts w:ascii="Times New Roman" w:cs="Times New Roman" w:eastAsia="Times New Roman" w:hAnsi="Times New Roman"/>
+                <w:b w:val="false"/>
+                <w:bCs w:val="false"/>
+                <w:sz w:val="24"/>
+                <w:szCs w:val="24"/>
+              </w:rPr>
+              <w:t xml:space="preserve">0:50</w:t>
+            </w:r>
+          </w:p>
+        </w:tc>
+        <w:tc>
+          <w:tcPr>
+            <w:tcW w:type="dxa" w:w="1900"/>
+            <w:tcMar>
+              <w:top w:type="dxa" w:w="80"/>
+              <w:left w:type="dxa" w:w="120"/>
+              <w:bottom w:type="dxa" w:w="80"/>
+              <w:right w:type="dxa" w:w="120"/>
+            </w:tcMar>
+          </w:tcPr>
+          <w:p>
+            <w:pPr>
+              <w:spacing w:after="0"/>
+            </w:pPr>
+            <w:r>
+              <w:rPr>
+                <w:rFonts w:ascii="Times New Roman" w:cs="Times New Roman" w:eastAsia="Times New Roman" w:hAnsi="Times New Roman"/>
+                <w:b w:val="false"/>
+                <w:bCs w:val="false"/>
+                <w:sz w:val="24"/>
+                <w:szCs w:val="24"/>
+              </w:rPr>
+              <w:t xml:space="preserve">0.8</w:t>
+            </w:r>
+          </w:p>
+        </w:tc>
+      </w:tr>
+      <w:tr>
+        <w:tc>
+          <w:tcPr>
+            <w:tcW w:type="dxa" w:w="5560"/>
+            <w:tcMar>
+              <w:top w:type="dxa" w:w="80"/>
+              <w:left w:type="dxa" w:w="120"/>
+              <w:bottom w:type="dxa" w:w="80"/>
+              <w:right w:type="dxa" w:w="120"/>
+            </w:tcMar>
+          </w:tcPr>
+          <w:p>
+            <w:pPr>
+              <w:spacing w:after="0"/>
+            </w:pPr>
+            <w:r>
+              <w:rPr>
+                <w:rFonts w:ascii="Times New Roman" w:cs="Times New Roman" w:eastAsia="Times New Roman" w:hAnsi="Times New Roman"/>
+                <w:b w:val="false"/>
+                <w:bCs w:val="false"/>
+                <w:sz w:val="24"/>
+                <w:szCs w:val="24"/>
+              </w:rPr>
+              <w:t xml:space="preserve">Revisión y verificación final</w:t>
+            </w:r>
+          </w:p>
+        </w:tc>
+        <w:tc>
+          <w:tcPr>
+            <w:tcW w:type="dxa" w:w="1900"/>
+            <w:tcMar>
+              <w:top w:type="dxa" w:w="80"/>
+              <w:left w:type="dxa" w:w="120"/>
+              <w:bottom w:type="dxa" w:w="80"/>
+              <w:right w:type="dxa" w:w="120"/>
+            </w:tcMar>
+          </w:tcPr>
+          <w:p>
+            <w:pPr>
+              <w:spacing w:after="0"/>
+            </w:pPr>
+            <w:r>
+              <w:rPr>
+                <w:rFonts w:ascii="Times New Roman" w:cs="Times New Roman" w:eastAsia="Times New Roman" w:hAnsi="Times New Roman"/>
+                <w:b w:val="false"/>
+                <w:bCs w:val="false"/>
+                <w:sz w:val="24"/>
+                <w:szCs w:val="24"/>
+              </w:rPr>
+              <w:t xml:space="preserve">2:30</w:t>
+            </w:r>
+          </w:p>
+        </w:tc>
+        <w:tc>
+          <w:tcPr>
+            <w:tcW w:type="dxa" w:w="1900"/>
+            <w:tcMar>
+              <w:top w:type="dxa" w:w="80"/>
+              <w:left w:type="dxa" w:w="120"/>
+              <w:bottom w:type="dxa" w:w="80"/>
+              <w:right w:type="dxa" w:w="120"/>
+            </w:tcMar>
+          </w:tcPr>
+          <w:p>
+            <w:pPr>
+              <w:spacing w:after="0"/>
+            </w:pPr>
+            <w:r>
+              <w:rPr>
+                <w:rFonts w:ascii="Times New Roman" w:cs="Times New Roman" w:eastAsia="Times New Roman" w:hAnsi="Times New Roman"/>
+                <w:b w:val="false"/>
+                <w:bCs w:val="false"/>
+                <w:sz w:val="24"/>
+                <w:szCs w:val="24"/>
+              </w:rPr>
+              <w:t xml:space="preserve">2.5</w:t>
+            </w:r>
+          </w:p>
+        </w:tc>
+      </w:tr>
+      <w:tr>
+        <w:tc>
+          <w:tcPr>
+            <w:tcW w:type="dxa" w:w="5560"/>
+            <w:tcMar>
+              <w:top w:type="dxa" w:w="80"/>
+              <w:left w:type="dxa" w:w="120"/>
+              <w:bottom w:type="dxa" w:w="80"/>
+              <w:right w:type="dxa" w:w="120"/>
+            </w:tcMar>
+          </w:tcPr>
+          <w:p>
+            <w:pPr>
+              <w:spacing w:after="0"/>
+            </w:pPr>
+            <w:r>
+              <w:rPr>
+                <w:rFonts w:ascii="Times New Roman" w:cs="Times New Roman" w:eastAsia="Times New Roman" w:hAnsi="Times New Roman"/>
+                <w:b w:val="false"/>
+                <w:bCs w:val="false"/>
+                <w:sz w:val="24"/>
+                <w:szCs w:val="24"/>
+              </w:rPr>
+              <w:t xml:space="preserve">Documentación del sprint</w:t>
+            </w:r>
+          </w:p>
+        </w:tc>
+        <w:tc>
+          <w:tcPr>
+            <w:tcW w:type="dxa" w:w="1900"/>
+            <w:tcMar>
+              <w:top w:type="dxa" w:w="80"/>
+              <w:left w:type="dxa" w:w="120"/>
+              <w:bottom w:type="dxa" w:w="80"/>
+              <w:right w:type="dxa" w:w="120"/>
+            </w:tcMar>
+          </w:tcPr>
+          <w:p>
+            <w:pPr>
+              <w:spacing w:after="0"/>
+            </w:pPr>
+            <w:r>
+              <w:rPr>
+                <w:rFonts w:ascii="Times New Roman" w:cs="Times New Roman" w:eastAsia="Times New Roman" w:hAnsi="Times New Roman"/>
+                <w:b w:val="false"/>
+                <w:bCs w:val="false"/>
+                <w:sz w:val="24"/>
+                <w:szCs w:val="24"/>
+              </w:rPr>
+              <w:t xml:space="preserve">2:40</w:t>
+            </w:r>
+          </w:p>
+        </w:tc>
+        <w:tc>
+          <w:tcPr>
+            <w:tcW w:type="dxa" w:w="1900"/>
+            <w:tcMar>
+              <w:top w:type="dxa" w:w="80"/>
+              <w:left w:type="dxa" w:w="120"/>
+              <w:bottom w:type="dxa" w:w="80"/>
+              <w:right w:type="dxa" w:w="120"/>
+            </w:tcMar>
+          </w:tcPr>
+          <w:p>
+            <w:pPr>
+              <w:spacing w:after="0"/>
+            </w:pPr>
+            <w:r>
+              <w:rPr>
+                <w:rFonts w:ascii="Times New Roman" w:cs="Times New Roman" w:eastAsia="Times New Roman" w:hAnsi="Times New Roman"/>
+                <w:b w:val="false"/>
+                <w:bCs w:val="false"/>
+                <w:sz w:val="24"/>
+                <w:szCs w:val="24"/>
+              </w:rPr>
+              <w:t xml:space="preserve">2.7</w:t>
+            </w:r>
+          </w:p>
+        </w:tc>
+      </w:tr>
+      <w:tr>
+        <w:tc>
+          <w:tcPr>
+            <w:tcW w:type="dxa" w:w="5560"/>
+            <w:tcMar>
+              <w:top w:type="dxa" w:w="80"/>
+              <w:left w:type="dxa" w:w="120"/>
+              <w:bottom w:type="dxa" w:w="80"/>
+              <w:right w:type="dxa" w:w="120"/>
+            </w:tcMar>
+          </w:tcPr>
+          <w:p>
+            <w:pPr>
+              <w:spacing w:after="0"/>
+            </w:pPr>
+            <w:r>
+              <w:rPr>
+                <w:rFonts w:ascii="Times New Roman" w:cs="Times New Roman" w:eastAsia="Times New Roman" w:hAnsi="Times New Roman"/>
+                <w:b w:val="false"/>
+                <w:bCs w:val="false"/>
+                <w:sz w:val="24"/>
+                <w:szCs w:val="24"/>
+              </w:rPr>
+              <w:t xml:space="preserve">Total</w:t>
+            </w:r>
+          </w:p>
+        </w:tc>
+        <w:tc>
+          <w:tcPr>
+            <w:tcW w:type="dxa" w:w="1900"/>
+            <w:tcMar>
+              <w:top w:type="dxa" w:w="80"/>
+              <w:left w:type="dxa" w:w="120"/>
+              <w:bottom w:type="dxa" w:w="80"/>
+              <w:right w:type="dxa" w:w="120"/>
+            </w:tcMar>
+          </w:tcPr>
+          <w:p>
+            <w:pPr>
+              <w:spacing w:after="0"/>
+            </w:pPr>
+            <w:r>
+              <w:rPr>
+                <w:rFonts w:ascii="Times New Roman" w:cs="Times New Roman" w:eastAsia="Times New Roman" w:hAnsi="Times New Roman"/>
+                <w:b w:val="false"/>
+                <w:bCs w:val="false"/>
+                <w:sz w:val="24"/>
+                <w:szCs w:val="24"/>
+              </w:rPr>
+              <w:t xml:space="preserve">17:00</w:t>
+            </w:r>
+          </w:p>
+        </w:tc>
+        <w:tc>
+          <w:tcPr>
+            <w:tcW w:type="dxa" w:w="1900"/>
+            <w:tcMar>
+              <w:top w:type="dxa" w:w="80"/>
+              <w:left w:type="dxa" w:w="120"/>
+              <w:bottom w:type="dxa" w:w="80"/>
+              <w:right w:type="dxa" w:w="120"/>
+            </w:tcMar>
+          </w:tcPr>
+          <w:p>
+            <w:pPr>
+              <w:spacing w:after="0"/>
+            </w:pPr>
+            <w:r>
+              <w:rPr>
+                <w:rFonts w:ascii="Times New Roman" w:cs="Times New Roman" w:eastAsia="Times New Roman" w:hAnsi="Times New Roman"/>
+                <w:b w:val="false"/>
+                <w:bCs w:val="false"/>
+                <w:sz w:val="24"/>
+                <w:szCs w:val="24"/>
+              </w:rPr>
+              <w:t xml:space="preserve">17.0</w:t>
+            </w:r>
+          </w:p>
+        </w:tc>
+      </w:tr>
+    </w:tbl>
+    <w:p>
+      <w:pPr>
+        <w:pStyle w:val="Heading2"/>
+        <w:spacing w:after="160" w:before="280"/>
+      </w:pPr>
+      <w:r>
+        <w:rPr>
+          <w:rFonts w:ascii="Times New Roman" w:cs="Times New Roman" w:eastAsia="Times New Roman" w:hAnsi="Times New Roman"/>
+          <w:b/>
+          <w:bCs/>
+          <w:color w:val="000000"/>
+          <w:sz w:val="30"/>
+          <w:szCs w:val="30"/>
+        </w:rPr>
+        <w:t xml:space="preserve">10.2. Juan Gabriel Gualim Molina - 24852</w:t>
+      </w:r>
+    </w:p>
+    <w:p>
+      <w:pPr>
+        <w:spacing w:after="160"/>
+      </w:pPr>
+    </w:p>
+    <w:tbl>
+      <w:tblPr>
+        <w:tblW w:type="dxa" w:w="9360"/>
+        <w:tblBorders>
+          <w:top w:val="single" w:color="auto" w:sz="4"/>
+          <w:left w:val="single" w:color="auto" w:sz="4"/>
+          <w:bottom w:val="single" w:color="auto" w:sz="4"/>
+          <w:right w:val="single" w:color="auto" w:sz="4"/>
+          <w:insideH w:val="single" w:color="auto" w:sz="4"/>
+          <w:insideV w:val="single" w:color="auto" w:sz="4"/>
+        </w:tblBorders>
+      </w:tblPr>
+      <w:tblGrid>
+        <w:gridCol w:w="900"/>
+        <w:gridCol w:w="680"/>
+        <w:gridCol w:w="680"/>
+        <w:gridCol w:w="1120"/>
+        <w:gridCol w:w="900"/>
+        <w:gridCol w:w="1280"/>
+        <w:gridCol w:w="3800"/>
+      </w:tblGrid>
+      <w:tr>
+        <w:trPr>
+          <w:tblHeader/>
+        </w:trPr>
+        <w:tc>
+          <w:tcPr>
+            <w:tcW w:type="dxa" w:w="900"/>
+            <w:shd w:fill="E7E6E6" w:val="clear"/>
+            <w:tcMar>
+              <w:top w:type="dxa" w:w="80"/>
+              <w:left w:type="dxa" w:w="120"/>
+              <w:bottom w:type="dxa" w:w="80"/>
+              <w:right w:type="dxa" w:w="120"/>
+            </w:tcMar>
+          </w:tcPr>
+          <w:p>
+            <w:pPr>
+              <w:spacing w:after="0"/>
+            </w:pPr>
+            <w:r>
+              <w:rPr>
+                <w:rFonts w:ascii="Times New Roman" w:cs="Times New Roman" w:eastAsia="Times New Roman" w:hAnsi="Times New Roman"/>
+                <w:b/>
+                <w:bCs/>
+                <w:sz w:val="24"/>
+                <w:szCs w:val="24"/>
+              </w:rPr>
+              <w:t xml:space="preserve">Fecha</w:t>
+            </w:r>
+          </w:p>
+        </w:tc>
+        <w:tc>
+          <w:tcPr>
+            <w:tcW w:type="dxa" w:w="680"/>
+            <w:shd w:fill="E7E6E6" w:val="clear"/>
+            <w:tcMar>
+              <w:top w:type="dxa" w:w="80"/>
+              <w:left w:type="dxa" w:w="120"/>
+              <w:bottom w:type="dxa" w:w="80"/>
+              <w:right w:type="dxa" w:w="120"/>
+            </w:tcMar>
+          </w:tcPr>
+          <w:p>
+            <w:pPr>
+              <w:spacing w:after="0"/>
+            </w:pPr>
+            <w:r>
+              <w:rPr>
+                <w:rFonts w:ascii="Times New Roman" w:cs="Times New Roman" w:eastAsia="Times New Roman" w:hAnsi="Times New Roman"/>
+                <w:b/>
+                <w:bCs/>
+                <w:sz w:val="24"/>
+                <w:szCs w:val="24"/>
+              </w:rPr>
+              <w:t xml:space="preserve">Inicio</w:t>
+            </w:r>
+          </w:p>
+        </w:tc>
+        <w:tc>
+          <w:tcPr>
+            <w:tcW w:type="dxa" w:w="680"/>
+            <w:shd w:fill="E7E6E6" w:val="clear"/>
+            <w:tcMar>
+              <w:top w:type="dxa" w:w="80"/>
+              <w:left w:type="dxa" w:w="120"/>
+              <w:bottom w:type="dxa" w:w="80"/>
+              <w:right w:type="dxa" w:w="120"/>
+            </w:tcMar>
+          </w:tcPr>
+          <w:p>
+            <w:pPr>
+              <w:spacing w:after="0"/>
+            </w:pPr>
+            <w:r>
+              <w:rPr>
+                <w:rFonts w:ascii="Times New Roman" w:cs="Times New Roman" w:eastAsia="Times New Roman" w:hAnsi="Times New Roman"/>
+                <w:b/>
+                <w:bCs/>
+                <w:sz w:val="24"/>
+                <w:szCs w:val="24"/>
+              </w:rPr>
+              <w:t xml:space="preserve">Fin</w:t>
+            </w:r>
+          </w:p>
+        </w:tc>
+        <w:tc>
+          <w:tcPr>
+            <w:tcW w:type="dxa" w:w="1120"/>
+            <w:shd w:fill="E7E6E6" w:val="clear"/>
+            <w:tcMar>
+              <w:top w:type="dxa" w:w="80"/>
+              <w:left w:type="dxa" w:w="120"/>
+              <w:bottom w:type="dxa" w:w="80"/>
+              <w:right w:type="dxa" w:w="120"/>
+            </w:tcMar>
+          </w:tcPr>
+          <w:p>
+            <w:pPr>
+              <w:spacing w:after="0"/>
+            </w:pPr>
+            <w:r>
+              <w:rPr>
+                <w:rFonts w:ascii="Times New Roman" w:cs="Times New Roman" w:eastAsia="Times New Roman" w:hAnsi="Times New Roman"/>
+                <w:b/>
+                <w:bCs/>
+                <w:sz w:val="24"/>
+                <w:szCs w:val="24"/>
+              </w:rPr>
+              <w:t xml:space="preserve">Interrupción</w:t>
+            </w:r>
+          </w:p>
+        </w:tc>
+        <w:tc>
+          <w:tcPr>
+            <w:tcW w:type="dxa" w:w="900"/>
+            <w:shd w:fill="E7E6E6" w:val="clear"/>
+            <w:tcMar>
+              <w:top w:type="dxa" w:w="80"/>
+              <w:left w:type="dxa" w:w="120"/>
+              <w:bottom w:type="dxa" w:w="80"/>
+              <w:right w:type="dxa" w:w="120"/>
+            </w:tcMar>
+          </w:tcPr>
+          <w:p>
+            <w:pPr>
+              <w:spacing w:after="0"/>
+            </w:pPr>
+            <w:r>
+              <w:rPr>
+                <w:rFonts w:ascii="Times New Roman" w:cs="Times New Roman" w:eastAsia="Times New Roman" w:hAnsi="Times New Roman"/>
+                <w:b/>
+                <w:bCs/>
+                <w:sz w:val="24"/>
+                <w:szCs w:val="24"/>
+              </w:rPr>
+              <w:t xml:space="preserve">Delta</w:t>
+            </w:r>
+          </w:p>
+        </w:tc>
+        <w:tc>
+          <w:tcPr>
+            <w:tcW w:type="dxa" w:w="1280"/>
+            <w:shd w:fill="E7E6E6" w:val="clear"/>
+            <w:tcMar>
+              <w:top w:type="dxa" w:w="80"/>
+              <w:left w:type="dxa" w:w="120"/>
+              <w:bottom w:type="dxa" w:w="80"/>
+              <w:right w:type="dxa" w:w="120"/>
+            </w:tcMar>
+          </w:tcPr>
+          <w:p>
+            <w:pPr>
+              <w:spacing w:after="0"/>
+            </w:pPr>
+            <w:r>
+              <w:rPr>
+                <w:rFonts w:ascii="Times New Roman" w:cs="Times New Roman" w:eastAsia="Times New Roman" w:hAnsi="Times New Roman"/>
+                <w:b/>
+                <w:bCs/>
+                <w:sz w:val="24"/>
+                <w:szCs w:val="24"/>
+              </w:rPr>
+              <w:t xml:space="preserve">Fase</w:t>
+            </w:r>
+          </w:p>
+        </w:tc>
+        <w:tc>
+          <w:tcPr>
+            <w:tcW w:type="dxa" w:w="3800"/>
+            <w:shd w:fill="E7E6E6" w:val="clear"/>
+            <w:tcMar>
+              <w:top w:type="dxa" w:w="80"/>
+              <w:left w:type="dxa" w:w="120"/>
+              <w:bottom w:type="dxa" w:w="80"/>
+              <w:right w:type="dxa" w:w="120"/>
+            </w:tcMar>
+          </w:tcPr>
+          <w:p>
+            <w:pPr>
+              <w:spacing w:after="0"/>
+            </w:pPr>
+            <w:r>
+              <w:rPr>
+                <w:rFonts w:ascii="Times New Roman" w:cs="Times New Roman" w:eastAsia="Times New Roman" w:hAnsi="Times New Roman"/>
+                <w:b/>
+                <w:bCs/>
+                <w:sz w:val="24"/>
+                <w:szCs w:val="24"/>
+              </w:rPr>
+              <w:t xml:space="preserve">Comentarios</w:t>
+            </w:r>
+          </w:p>
+        </w:tc>
+      </w:tr>
+      <w:tr>
+        <w:tc>
+          <w:tcPr>
+            <w:tcW w:type="dxa" w:w="900"/>
+            <w:tcMar>
+              <w:top w:type="dxa" w:w="80"/>
+              <w:left w:type="dxa" w:w="120"/>
+              <w:bottom w:type="dxa" w:w="80"/>
+              <w:right w:type="dxa" w:w="120"/>
+            </w:tcMar>
+          </w:tcPr>
+          <w:p>
+            <w:pPr>
+              <w:spacing w:after="0"/>
+            </w:pPr>
+            <w:r>
+              <w:rPr>
+                <w:rFonts w:ascii="Times New Roman" w:cs="Times New Roman" w:eastAsia="Times New Roman" w:hAnsi="Times New Roman"/>
+                <w:b w:val="false"/>
+                <w:bCs w:val="false"/>
+                <w:sz w:val="24"/>
+                <w:szCs w:val="24"/>
+              </w:rPr>
+              <w:t xml:space="preserve">08/10/2026</w:t>
+            </w:r>
+          </w:p>
+        </w:tc>
+        <w:tc>
+          <w:tcPr>
+            <w:tcW w:type="dxa" w:w="680"/>
+            <w:tcMar>
+              <w:top w:type="dxa" w:w="80"/>
+              <w:left w:type="dxa" w:w="120"/>
+              <w:bottom w:type="dxa" w:w="80"/>
+              <w:right w:type="dxa" w:w="120"/>
+            </w:tcMar>
+          </w:tcPr>
+          <w:p>
+            <w:pPr>
+              <w:spacing w:after="0"/>
+            </w:pPr>
+            <w:r>
+              <w:rPr>
+                <w:rFonts w:ascii="Times New Roman" w:cs="Times New Roman" w:eastAsia="Times New Roman" w:hAnsi="Times New Roman"/>
+                <w:b w:val="false"/>
+                <w:bCs w:val="false"/>
+                <w:sz w:val="24"/>
+                <w:szCs w:val="24"/>
+              </w:rPr>
+              <w:t xml:space="preserve">19:10</w:t>
+            </w:r>
+          </w:p>
+        </w:tc>
+        <w:tc>
+          <w:tcPr>
+            <w:tcW w:type="dxa" w:w="680"/>
+            <w:tcMar>
+              <w:top w:type="dxa" w:w="80"/>
+              <w:left w:type="dxa" w:w="120"/>
+              <w:bottom w:type="dxa" w:w="80"/>
+              <w:right w:type="dxa" w:w="120"/>
+            </w:tcMar>
+          </w:tcPr>
+          <w:p>
+            <w:pPr>
+              <w:spacing w:after="0"/>
+            </w:pPr>
+            <w:r>
+              <w:rPr>
+                <w:rFonts w:ascii="Times New Roman" w:cs="Times New Roman" w:eastAsia="Times New Roman" w:hAnsi="Times New Roman"/>
+                <w:b w:val="false"/>
+                <w:bCs w:val="false"/>
+                <w:sz w:val="24"/>
+                <w:szCs w:val="24"/>
+              </w:rPr>
+              <w:t xml:space="preserve">20:05</w:t>
+            </w:r>
+          </w:p>
+        </w:tc>
+        <w:tc>
+          <w:tcPr>
+            <w:tcW w:type="dxa" w:w="1120"/>
+            <w:tcMar>
+              <w:top w:type="dxa" w:w="80"/>
+              <w:left w:type="dxa" w:w="120"/>
+              <w:bottom w:type="dxa" w:w="80"/>
+              <w:right w:type="dxa" w:w="120"/>
+            </w:tcMar>
+          </w:tcPr>
+          <w:p>
+            <w:pPr>
+              <w:spacing w:after="0"/>
+            </w:pPr>
+            <w:r>
+              <w:rPr>
+                <w:rFonts w:ascii="Times New Roman" w:cs="Times New Roman" w:eastAsia="Times New Roman" w:hAnsi="Times New Roman"/>
+                <w:b w:val="false"/>
+                <w:bCs w:val="false"/>
+                <w:sz w:val="24"/>
+                <w:szCs w:val="24"/>
+              </w:rPr>
+              <w:t xml:space="preserve">0:05</w:t>
+            </w:r>
+          </w:p>
+        </w:tc>
+        <w:tc>
+          <w:tcPr>
+            <w:tcW w:type="dxa" w:w="900"/>
+            <w:tcMar>
+              <w:top w:type="dxa" w:w="80"/>
+              <w:left w:type="dxa" w:w="120"/>
+              <w:bottom w:type="dxa" w:w="80"/>
+              <w:right w:type="dxa" w:w="120"/>
+            </w:tcMar>
+          </w:tcPr>
+          <w:p>
+            <w:pPr>
+              <w:spacing w:after="0"/>
+            </w:pPr>
+            <w:r>
+              <w:rPr>
+                <w:rFonts w:ascii="Times New Roman" w:cs="Times New Roman" w:eastAsia="Times New Roman" w:hAnsi="Times New Roman"/>
+                <w:b w:val="false"/>
+                <w:bCs w:val="false"/>
+                <w:sz w:val="24"/>
+                <w:szCs w:val="24"/>
+              </w:rPr>
+              <w:t xml:space="preserve">0:50</w:t>
+            </w:r>
+          </w:p>
+        </w:tc>
+        <w:tc>
+          <w:tcPr>
+            <w:tcW w:type="dxa" w:w="1280"/>
+            <w:tcMar>
+              <w:top w:type="dxa" w:w="80"/>
+              <w:left w:type="dxa" w:w="120"/>
+              <w:bottom w:type="dxa" w:w="80"/>
+              <w:right w:type="dxa" w:w="120"/>
+            </w:tcMar>
+          </w:tcPr>
+          <w:p>
+            <w:pPr>
+              <w:spacing w:after="0"/>
+            </w:pPr>
+            <w:r>
+              <w:rPr>
+                <w:rFonts w:ascii="Times New Roman" w:cs="Times New Roman" w:eastAsia="Times New Roman" w:hAnsi="Times New Roman"/>
+                <w:b w:val="false"/>
+                <w:bCs w:val="false"/>
+                <w:sz w:val="24"/>
+                <w:szCs w:val="24"/>
+              </w:rPr>
+              <w:t xml:space="preserve">Planificación</w:t>
+            </w:r>
+          </w:p>
+        </w:tc>
+        <w:tc>
+          <w:tcPr>
+            <w:tcW w:type="dxa" w:w="3800"/>
+            <w:tcMar>
+              <w:top w:type="dxa" w:w="80"/>
+              <w:left w:type="dxa" w:w="120"/>
+              <w:bottom w:type="dxa" w:w="80"/>
+              <w:right w:type="dxa" w:w="120"/>
+            </w:tcMar>
+          </w:tcPr>
+          <w:p>
+            <w:pPr>
+              <w:spacing w:after="0"/>
+            </w:pPr>
+            <w:r>
+              <w:rPr>
+                <w:rFonts w:ascii="Times New Roman" w:cs="Times New Roman" w:eastAsia="Times New Roman" w:hAnsi="Times New Roman"/>
+                <w:b w:val="false"/>
+                <w:bCs w:val="false"/>
+                <w:sz w:val="24"/>
+                <w:szCs w:val="24"/>
+              </w:rPr>
+              <w:t xml:space="preserve">Planificación del Sprint 4 con Harry: selección de historias, estimación y orden de ejecución.</w:t>
+            </w:r>
+          </w:p>
+        </w:tc>
+      </w:tr>
+      <w:tr>
+        <w:tc>
+          <w:tcPr>
+            <w:tcW w:type="dxa" w:w="900"/>
+            <w:tcMar>
+              <w:top w:type="dxa" w:w="80"/>
+              <w:left w:type="dxa" w:w="120"/>
+              <w:bottom w:type="dxa" w:w="80"/>
+              <w:right w:type="dxa" w:w="120"/>
+            </w:tcMar>
+          </w:tcPr>
+          <w:p>
+            <w:pPr>
+              <w:spacing w:after="0"/>
+            </w:pPr>
+            <w:r>
+              <w:rPr>
+                <w:rFonts w:ascii="Times New Roman" w:cs="Times New Roman" w:eastAsia="Times New Roman" w:hAnsi="Times New Roman"/>
+                <w:b w:val="false"/>
+                <w:bCs w:val="false"/>
+                <w:sz w:val="24"/>
+                <w:szCs w:val="24"/>
+              </w:rPr>
+              <w:t xml:space="preserve">10/10/2026</w:t>
+            </w:r>
+          </w:p>
+        </w:tc>
+        <w:tc>
+          <w:tcPr>
+            <w:tcW w:type="dxa" w:w="680"/>
+            <w:tcMar>
+              <w:top w:type="dxa" w:w="80"/>
+              <w:left w:type="dxa" w:w="120"/>
+              <w:bottom w:type="dxa" w:w="80"/>
+              <w:right w:type="dxa" w:w="120"/>
+            </w:tcMar>
+          </w:tcPr>
+          <w:p>
+            <w:pPr>
+              <w:spacing w:after="0"/>
+            </w:pPr>
+            <w:r>
+              <w:rPr>
+                <w:rFonts w:ascii="Times New Roman" w:cs="Times New Roman" w:eastAsia="Times New Roman" w:hAnsi="Times New Roman"/>
+                <w:b w:val="false"/>
+                <w:bCs w:val="false"/>
+                <w:sz w:val="24"/>
+                <w:szCs w:val="24"/>
+              </w:rPr>
+              <w:t xml:space="preserve">16:30</w:t>
+            </w:r>
+          </w:p>
+        </w:tc>
+        <w:tc>
+          <w:tcPr>
+            <w:tcW w:type="dxa" w:w="680"/>
+            <w:tcMar>
+              <w:top w:type="dxa" w:w="80"/>
+              <w:left w:type="dxa" w:w="120"/>
+              <w:bottom w:type="dxa" w:w="80"/>
+              <w:right w:type="dxa" w:w="120"/>
+            </w:tcMar>
+          </w:tcPr>
+          <w:p>
+            <w:pPr>
+              <w:spacing w:after="0"/>
+            </w:pPr>
+            <w:r>
+              <w:rPr>
+                <w:rFonts w:ascii="Times New Roman" w:cs="Times New Roman" w:eastAsia="Times New Roman" w:hAnsi="Times New Roman"/>
+                <w:b w:val="false"/>
+                <w:bCs w:val="false"/>
+                <w:sz w:val="24"/>
+                <w:szCs w:val="24"/>
+              </w:rPr>
+              <w:t xml:space="preserve">17:25</w:t>
+            </w:r>
+          </w:p>
+        </w:tc>
+        <w:tc>
+          <w:tcPr>
+            <w:tcW w:type="dxa" w:w="1120"/>
+            <w:tcMar>
+              <w:top w:type="dxa" w:w="80"/>
+              <w:left w:type="dxa" w:w="120"/>
+              <w:bottom w:type="dxa" w:w="80"/>
+              <w:right w:type="dxa" w:w="120"/>
+            </w:tcMar>
+          </w:tcPr>
+          <w:p>
+            <w:pPr>
+              <w:spacing w:after="0"/>
+            </w:pPr>
+            <w:r>
+              <w:rPr>
+                <w:rFonts w:ascii="Times New Roman" w:cs="Times New Roman" w:eastAsia="Times New Roman" w:hAnsi="Times New Roman"/>
+                <w:b w:val="false"/>
+                <w:bCs w:val="false"/>
+                <w:sz w:val="24"/>
+                <w:szCs w:val="24"/>
+              </w:rPr>
+              <w:t xml:space="preserve">0:05</w:t>
+            </w:r>
+          </w:p>
+        </w:tc>
+        <w:tc>
+          <w:tcPr>
+            <w:tcW w:type="dxa" w:w="900"/>
+            <w:tcMar>
+              <w:top w:type="dxa" w:w="80"/>
+              <w:left w:type="dxa" w:w="120"/>
+              <w:bottom w:type="dxa" w:w="80"/>
+              <w:right w:type="dxa" w:w="120"/>
+            </w:tcMar>
+          </w:tcPr>
+          <w:p>
+            <w:pPr>
+              <w:spacing w:after="0"/>
+            </w:pPr>
+            <w:r>
+              <w:rPr>
+                <w:rFonts w:ascii="Times New Roman" w:cs="Times New Roman" w:eastAsia="Times New Roman" w:hAnsi="Times New Roman"/>
+                <w:b w:val="false"/>
+                <w:bCs w:val="false"/>
+                <w:sz w:val="24"/>
+                <w:szCs w:val="24"/>
+              </w:rPr>
+              <w:t xml:space="preserve">0:50</w:t>
+            </w:r>
+          </w:p>
+        </w:tc>
+        <w:tc>
+          <w:tcPr>
+            <w:tcW w:type="dxa" w:w="1280"/>
+            <w:tcMar>
+              <w:top w:type="dxa" w:w="80"/>
+              <w:left w:type="dxa" w:w="120"/>
+              <w:bottom w:type="dxa" w:w="80"/>
+              <w:right w:type="dxa" w:w="120"/>
+            </w:tcMar>
+          </w:tcPr>
+          <w:p>
+            <w:pPr>
+              <w:spacing w:after="0"/>
+            </w:pPr>
+            <w:r>
+              <w:rPr>
+                <w:rFonts w:ascii="Times New Roman" w:cs="Times New Roman" w:eastAsia="Times New Roman" w:hAnsi="Times New Roman"/>
+                <w:b w:val="false"/>
+                <w:bCs w:val="false"/>
+                <w:sz w:val="24"/>
+                <w:szCs w:val="24"/>
+              </w:rPr>
+              <w:t xml:space="preserve">Codificación</w:t>
+            </w:r>
+          </w:p>
+        </w:tc>
+        <w:tc>
+          <w:tcPr>
+            <w:tcW w:type="dxa" w:w="3800"/>
+            <w:tcMar>
+              <w:top w:type="dxa" w:w="80"/>
+              <w:left w:type="dxa" w:w="120"/>
+              <w:bottom w:type="dxa" w:w="80"/>
+              <w:right w:type="dxa" w:w="120"/>
+            </w:tcMar>
+          </w:tcPr>
+          <w:p>
+            <w:pPr>
+              <w:spacing w:after="0"/>
+            </w:pPr>
+            <w:r>
+              <w:rPr>
+                <w:rFonts w:ascii="Times New Roman" w:cs="Times New Roman" w:eastAsia="Times New Roman" w:hAnsi="Times New Roman"/>
+                <w:b w:val="false"/>
+                <w:bCs w:val="false"/>
+                <w:sz w:val="24"/>
+                <w:szCs w:val="24"/>
+              </w:rPr>
+              <w:t xml:space="preserve">AEUVG-142 Normalización del carnet y texto de búsqueda de los registros de horas.</w:t>
+            </w:r>
+          </w:p>
+        </w:tc>
+      </w:tr>
+      <w:tr>
+        <w:tc>
+          <w:tcPr>
+            <w:tcW w:type="dxa" w:w="900"/>
+            <w:tcMar>
+              <w:top w:type="dxa" w:w="80"/>
+              <w:left w:type="dxa" w:w="120"/>
+              <w:bottom w:type="dxa" w:w="80"/>
+              <w:right w:type="dxa" w:w="120"/>
+            </w:tcMar>
+          </w:tcPr>
+          <w:p>
+            <w:pPr>
+              <w:spacing w:after="0"/>
+            </w:pPr>
+            <w:r>
+              <w:rPr>
+                <w:rFonts w:ascii="Times New Roman" w:cs="Times New Roman" w:eastAsia="Times New Roman" w:hAnsi="Times New Roman"/>
+                <w:b w:val="false"/>
+                <w:bCs w:val="false"/>
+                <w:sz w:val="24"/>
+                <w:szCs w:val="24"/>
+              </w:rPr>
+              <w:t xml:space="preserve">12/10/2026</w:t>
+            </w:r>
+          </w:p>
+        </w:tc>
+        <w:tc>
+          <w:tcPr>
+            <w:tcW w:type="dxa" w:w="680"/>
+            <w:tcMar>
+              <w:top w:type="dxa" w:w="80"/>
+              <w:left w:type="dxa" w:w="120"/>
+              <w:bottom w:type="dxa" w:w="80"/>
+              <w:right w:type="dxa" w:w="120"/>
+            </w:tcMar>
+          </w:tcPr>
+          <w:p>
+            <w:pPr>
+              <w:spacing w:after="0"/>
+            </w:pPr>
+            <w:r>
+              <w:rPr>
+                <w:rFonts w:ascii="Times New Roman" w:cs="Times New Roman" w:eastAsia="Times New Roman" w:hAnsi="Times New Roman"/>
+                <w:b w:val="false"/>
+                <w:bCs w:val="false"/>
+                <w:sz w:val="24"/>
+                <w:szCs w:val="24"/>
+              </w:rPr>
+              <w:t xml:space="preserve">10:15</w:t>
+            </w:r>
+          </w:p>
+        </w:tc>
+        <w:tc>
+          <w:tcPr>
+            <w:tcW w:type="dxa" w:w="680"/>
+            <w:tcMar>
+              <w:top w:type="dxa" w:w="80"/>
+              <w:left w:type="dxa" w:w="120"/>
+              <w:bottom w:type="dxa" w:w="80"/>
+              <w:right w:type="dxa" w:w="120"/>
+            </w:tcMar>
+          </w:tcPr>
+          <w:p>
+            <w:pPr>
+              <w:spacing w:after="0"/>
+            </w:pPr>
+            <w:r>
+              <w:rPr>
+                <w:rFonts w:ascii="Times New Roman" w:cs="Times New Roman" w:eastAsia="Times New Roman" w:hAnsi="Times New Roman"/>
+                <w:b w:val="false"/>
+                <w:bCs w:val="false"/>
+                <w:sz w:val="24"/>
+                <w:szCs w:val="24"/>
+              </w:rPr>
+              <w:t xml:space="preserve">11:15</w:t>
+            </w:r>
+          </w:p>
+        </w:tc>
+        <w:tc>
+          <w:tcPr>
+            <w:tcW w:type="dxa" w:w="1120"/>
+            <w:tcMar>
+              <w:top w:type="dxa" w:w="80"/>
+              <w:left w:type="dxa" w:w="120"/>
+              <w:bottom w:type="dxa" w:w="80"/>
+              <w:right w:type="dxa" w:w="120"/>
+            </w:tcMar>
+          </w:tcPr>
+          <w:p>
+            <w:pPr>
+              <w:spacing w:after="0"/>
+            </w:pPr>
+            <w:r>
+              <w:rPr>
+                <w:rFonts w:ascii="Times New Roman" w:cs="Times New Roman" w:eastAsia="Times New Roman" w:hAnsi="Times New Roman"/>
+                <w:b w:val="false"/>
+                <w:bCs w:val="false"/>
+                <w:sz w:val="24"/>
+                <w:szCs w:val="24"/>
+              </w:rPr>
+              <w:t xml:space="preserve">0:05</w:t>
+            </w:r>
+          </w:p>
+        </w:tc>
+        <w:tc>
+          <w:tcPr>
+            <w:tcW w:type="dxa" w:w="900"/>
+            <w:tcMar>
+              <w:top w:type="dxa" w:w="80"/>
+              <w:left w:type="dxa" w:w="120"/>
+              <w:bottom w:type="dxa" w:w="80"/>
+              <w:right w:type="dxa" w:w="120"/>
+            </w:tcMar>
+          </w:tcPr>
+          <w:p>
+            <w:pPr>
+              <w:spacing w:after="0"/>
+            </w:pPr>
+            <w:r>
+              <w:rPr>
+                <w:rFonts w:ascii="Times New Roman" w:cs="Times New Roman" w:eastAsia="Times New Roman" w:hAnsi="Times New Roman"/>
+                <w:b w:val="false"/>
+                <w:bCs w:val="false"/>
+                <w:sz w:val="24"/>
+                <w:szCs w:val="24"/>
+              </w:rPr>
+              <w:t xml:space="preserve">0:55</w:t>
+            </w:r>
+          </w:p>
+        </w:tc>
+        <w:tc>
+          <w:tcPr>
+            <w:tcW w:type="dxa" w:w="1280"/>
+            <w:tcMar>
+              <w:top w:type="dxa" w:w="80"/>
+              <w:left w:type="dxa" w:w="120"/>
+              <w:bottom w:type="dxa" w:w="80"/>
+              <w:right w:type="dxa" w:w="120"/>
+            </w:tcMar>
+          </w:tcPr>
+          <w:p>
+            <w:pPr>
+              <w:spacing w:after="0"/>
+            </w:pPr>
+            <w:r>
+              <w:rPr>
+                <w:rFonts w:ascii="Times New Roman" w:cs="Times New Roman" w:eastAsia="Times New Roman" w:hAnsi="Times New Roman"/>
+                <w:b w:val="false"/>
+                <w:bCs w:val="false"/>
+                <w:sz w:val="24"/>
+                <w:szCs w:val="24"/>
+              </w:rPr>
+              <w:t xml:space="preserve">Diseño y codificación</w:t>
+            </w:r>
+          </w:p>
+        </w:tc>
+        <w:tc>
+          <w:tcPr>
+            <w:tcW w:type="dxa" w:w="3800"/>
+            <w:tcMar>
+              <w:top w:type="dxa" w:w="80"/>
+              <w:left w:type="dxa" w:w="120"/>
+              <w:bottom w:type="dxa" w:w="80"/>
+              <w:right w:type="dxa" w:w="120"/>
+            </w:tcMar>
+          </w:tcPr>
+          <w:p>
+            <w:pPr>
+              <w:spacing w:after="0"/>
+            </w:pPr>
+            <w:r>
+              <w:rPr>
+                <w:rFonts w:ascii="Times New Roman" w:cs="Times New Roman" w:eastAsia="Times New Roman" w:hAnsi="Times New Roman"/>
+                <w:b w:val="false"/>
+                <w:bCs w:val="false"/>
+                <w:sz w:val="24"/>
+                <w:szCs w:val="24"/>
+              </w:rPr>
+              <w:t xml:space="preserve">AEUVG-148 Tabla de registros del panel con sus columnas, su estado y su desplazamiento en móvil.</w:t>
+            </w:r>
+          </w:p>
+        </w:tc>
+      </w:tr>
+      <w:tr>
+        <w:tc>
+          <w:tcPr>
+            <w:tcW w:type="dxa" w:w="900"/>
+            <w:tcMar>
+              <w:top w:type="dxa" w:w="80"/>
+              <w:left w:type="dxa" w:w="120"/>
+              <w:bottom w:type="dxa" w:w="80"/>
+              <w:right w:type="dxa" w:w="120"/>
+            </w:tcMar>
+          </w:tcPr>
+          <w:p>
+            <w:pPr>
+              <w:spacing w:after="0"/>
+            </w:pPr>
+            <w:r>
+              <w:rPr>
+                <w:rFonts w:ascii="Times New Roman" w:cs="Times New Roman" w:eastAsia="Times New Roman" w:hAnsi="Times New Roman"/>
+                <w:b w:val="false"/>
+                <w:bCs w:val="false"/>
+                <w:sz w:val="24"/>
+                <w:szCs w:val="24"/>
+              </w:rPr>
+              <w:t xml:space="preserve">12/10/2026</w:t>
+            </w:r>
+          </w:p>
+        </w:tc>
+        <w:tc>
+          <w:tcPr>
+            <w:tcW w:type="dxa" w:w="680"/>
+            <w:tcMar>
+              <w:top w:type="dxa" w:w="80"/>
+              <w:left w:type="dxa" w:w="120"/>
+              <w:bottom w:type="dxa" w:w="80"/>
+              <w:right w:type="dxa" w:w="120"/>
+            </w:tcMar>
+          </w:tcPr>
+          <w:p>
+            <w:pPr>
+              <w:spacing w:after="0"/>
+            </w:pPr>
+            <w:r>
+              <w:rPr>
+                <w:rFonts w:ascii="Times New Roman" w:cs="Times New Roman" w:eastAsia="Times New Roman" w:hAnsi="Times New Roman"/>
+                <w:b w:val="false"/>
+                <w:bCs w:val="false"/>
+                <w:sz w:val="24"/>
+                <w:szCs w:val="24"/>
+              </w:rPr>
+              <w:t xml:space="preserve">20:00</w:t>
+            </w:r>
+          </w:p>
+        </w:tc>
+        <w:tc>
+          <w:tcPr>
+            <w:tcW w:type="dxa" w:w="680"/>
+            <w:tcMar>
+              <w:top w:type="dxa" w:w="80"/>
+              <w:left w:type="dxa" w:w="120"/>
+              <w:bottom w:type="dxa" w:w="80"/>
+              <w:right w:type="dxa" w:w="120"/>
+            </w:tcMar>
+          </w:tcPr>
+          <w:p>
+            <w:pPr>
+              <w:spacing w:after="0"/>
+            </w:pPr>
+            <w:r>
+              <w:rPr>
+                <w:rFonts w:ascii="Times New Roman" w:cs="Times New Roman" w:eastAsia="Times New Roman" w:hAnsi="Times New Roman"/>
+                <w:b w:val="false"/>
+                <w:bCs w:val="false"/>
+                <w:sz w:val="24"/>
+                <w:szCs w:val="24"/>
+              </w:rPr>
+              <w:t xml:space="preserve">21:00</w:t>
+            </w:r>
+          </w:p>
+        </w:tc>
+        <w:tc>
+          <w:tcPr>
+            <w:tcW w:type="dxa" w:w="1120"/>
+            <w:tcMar>
+              <w:top w:type="dxa" w:w="80"/>
+              <w:left w:type="dxa" w:w="120"/>
+              <w:bottom w:type="dxa" w:w="80"/>
+              <w:right w:type="dxa" w:w="120"/>
+            </w:tcMar>
+          </w:tcPr>
+          <w:p>
+            <w:pPr>
+              <w:spacing w:after="0"/>
+            </w:pPr>
+            <w:r>
+              <w:rPr>
+                <w:rFonts w:ascii="Times New Roman" w:cs="Times New Roman" w:eastAsia="Times New Roman" w:hAnsi="Times New Roman"/>
+                <w:b w:val="false"/>
+                <w:bCs w:val="false"/>
+                <w:sz w:val="24"/>
+                <w:szCs w:val="24"/>
+              </w:rPr>
+              <w:t xml:space="preserve">0:05</w:t>
+            </w:r>
+          </w:p>
+        </w:tc>
+        <w:tc>
+          <w:tcPr>
+            <w:tcW w:type="dxa" w:w="900"/>
+            <w:tcMar>
+              <w:top w:type="dxa" w:w="80"/>
+              <w:left w:type="dxa" w:w="120"/>
+              <w:bottom w:type="dxa" w:w="80"/>
+              <w:right w:type="dxa" w:w="120"/>
+            </w:tcMar>
+          </w:tcPr>
+          <w:p>
+            <w:pPr>
+              <w:spacing w:after="0"/>
+            </w:pPr>
+            <w:r>
+              <w:rPr>
+                <w:rFonts w:ascii="Times New Roman" w:cs="Times New Roman" w:eastAsia="Times New Roman" w:hAnsi="Times New Roman"/>
+                <w:b w:val="false"/>
+                <w:bCs w:val="false"/>
+                <w:sz w:val="24"/>
+                <w:szCs w:val="24"/>
+              </w:rPr>
+              <w:t xml:space="preserve">0:55</w:t>
+            </w:r>
+          </w:p>
+        </w:tc>
+        <w:tc>
+          <w:tcPr>
+            <w:tcW w:type="dxa" w:w="1280"/>
+            <w:tcMar>
+              <w:top w:type="dxa" w:w="80"/>
+              <w:left w:type="dxa" w:w="120"/>
+              <w:bottom w:type="dxa" w:w="80"/>
+              <w:right w:type="dxa" w:w="120"/>
+            </w:tcMar>
+          </w:tcPr>
+          <w:p>
+            <w:pPr>
+              <w:spacing w:after="0"/>
+            </w:pPr>
+            <w:r>
+              <w:rPr>
+                <w:rFonts w:ascii="Times New Roman" w:cs="Times New Roman" w:eastAsia="Times New Roman" w:hAnsi="Times New Roman"/>
+                <w:b w:val="false"/>
+                <w:bCs w:val="false"/>
+                <w:sz w:val="24"/>
+                <w:szCs w:val="24"/>
+              </w:rPr>
+              <w:t xml:space="preserve">Codificación</w:t>
+            </w:r>
+          </w:p>
+        </w:tc>
+        <w:tc>
+          <w:tcPr>
+            <w:tcW w:type="dxa" w:w="3800"/>
+            <w:tcMar>
+              <w:top w:type="dxa" w:w="80"/>
+              <w:left w:type="dxa" w:w="120"/>
+              <w:bottom w:type="dxa" w:w="80"/>
+              <w:right w:type="dxa" w:w="120"/>
+            </w:tcMar>
+          </w:tcPr>
+          <w:p>
+            <w:pPr>
+              <w:spacing w:after="0"/>
+            </w:pPr>
+            <w:r>
+              <w:rPr>
+                <w:rFonts w:ascii="Times New Roman" w:cs="Times New Roman" w:eastAsia="Times New Roman" w:hAnsi="Times New Roman"/>
+                <w:b w:val="false"/>
+                <w:bCs w:val="false"/>
+                <w:sz w:val="24"/>
+                <w:szCs w:val="24"/>
+              </w:rPr>
+              <w:t xml:space="preserve">AEUVG-149 Buscador de estudiantes por nombre o carnet.</w:t>
+            </w:r>
+          </w:p>
+        </w:tc>
+      </w:tr>
+      <w:tr>
+        <w:tc>
+          <w:tcPr>
+            <w:tcW w:type="dxa" w:w="900"/>
+            <w:tcMar>
+              <w:top w:type="dxa" w:w="80"/>
+              <w:left w:type="dxa" w:w="120"/>
+              <w:bottom w:type="dxa" w:w="80"/>
+              <w:right w:type="dxa" w:w="120"/>
+            </w:tcMar>
+          </w:tcPr>
+          <w:p>
+            <w:pPr>
+              <w:spacing w:after="0"/>
+            </w:pPr>
+            <w:r>
+              <w:rPr>
+                <w:rFonts w:ascii="Times New Roman" w:cs="Times New Roman" w:eastAsia="Times New Roman" w:hAnsi="Times New Roman"/>
+                <w:b w:val="false"/>
+                <w:bCs w:val="false"/>
+                <w:sz w:val="24"/>
+                <w:szCs w:val="24"/>
+              </w:rPr>
+              <w:t xml:space="preserve">13/10/2026</w:t>
+            </w:r>
+          </w:p>
+        </w:tc>
+        <w:tc>
+          <w:tcPr>
+            <w:tcW w:type="dxa" w:w="680"/>
+            <w:tcMar>
+              <w:top w:type="dxa" w:w="80"/>
+              <w:left w:type="dxa" w:w="120"/>
+              <w:bottom w:type="dxa" w:w="80"/>
+              <w:right w:type="dxa" w:w="120"/>
+            </w:tcMar>
+          </w:tcPr>
+          <w:p>
+            <w:pPr>
+              <w:spacing w:after="0"/>
+            </w:pPr>
+            <w:r>
+              <w:rPr>
+                <w:rFonts w:ascii="Times New Roman" w:cs="Times New Roman" w:eastAsia="Times New Roman" w:hAnsi="Times New Roman"/>
+                <w:b w:val="false"/>
+                <w:bCs w:val="false"/>
+                <w:sz w:val="24"/>
+                <w:szCs w:val="24"/>
+              </w:rPr>
+              <w:t xml:space="preserve">15:40</w:t>
+            </w:r>
+          </w:p>
+        </w:tc>
+        <w:tc>
+          <w:tcPr>
+            <w:tcW w:type="dxa" w:w="680"/>
+            <w:tcMar>
+              <w:top w:type="dxa" w:w="80"/>
+              <w:left w:type="dxa" w:w="120"/>
+              <w:bottom w:type="dxa" w:w="80"/>
+              <w:right w:type="dxa" w:w="120"/>
+            </w:tcMar>
+          </w:tcPr>
+          <w:p>
+            <w:pPr>
+              <w:spacing w:after="0"/>
+            </w:pPr>
+            <w:r>
+              <w:rPr>
+                <w:rFonts w:ascii="Times New Roman" w:cs="Times New Roman" w:eastAsia="Times New Roman" w:hAnsi="Times New Roman"/>
+                <w:b w:val="false"/>
+                <w:bCs w:val="false"/>
+                <w:sz w:val="24"/>
+                <w:szCs w:val="24"/>
+              </w:rPr>
+              <w:t xml:space="preserve">16:50</w:t>
+            </w:r>
+          </w:p>
+        </w:tc>
+        <w:tc>
+          <w:tcPr>
+            <w:tcW w:type="dxa" w:w="1120"/>
+            <w:tcMar>
+              <w:top w:type="dxa" w:w="80"/>
+              <w:left w:type="dxa" w:w="120"/>
+              <w:bottom w:type="dxa" w:w="80"/>
+              <w:right w:type="dxa" w:w="120"/>
+            </w:tcMar>
+          </w:tcPr>
+          <w:p>
+            <w:pPr>
+              <w:spacing w:after="0"/>
+            </w:pPr>
+            <w:r>
+              <w:rPr>
+                <w:rFonts w:ascii="Times New Roman" w:cs="Times New Roman" w:eastAsia="Times New Roman" w:hAnsi="Times New Roman"/>
+                <w:b w:val="false"/>
+                <w:bCs w:val="false"/>
+                <w:sz w:val="24"/>
+                <w:szCs w:val="24"/>
+              </w:rPr>
+              <w:t xml:space="preserve">0:10</w:t>
+            </w:r>
+          </w:p>
+        </w:tc>
+        <w:tc>
+          <w:tcPr>
+            <w:tcW w:type="dxa" w:w="900"/>
+            <w:tcMar>
+              <w:top w:type="dxa" w:w="80"/>
+              <w:left w:type="dxa" w:w="120"/>
+              <w:bottom w:type="dxa" w:w="80"/>
+              <w:right w:type="dxa" w:w="120"/>
+            </w:tcMar>
+          </w:tcPr>
+          <w:p>
+            <w:pPr>
+              <w:spacing w:after="0"/>
+            </w:pPr>
+            <w:r>
+              <w:rPr>
+                <w:rFonts w:ascii="Times New Roman" w:cs="Times New Roman" w:eastAsia="Times New Roman" w:hAnsi="Times New Roman"/>
+                <w:b w:val="false"/>
+                <w:bCs w:val="false"/>
+                <w:sz w:val="24"/>
+                <w:szCs w:val="24"/>
+              </w:rPr>
+              <w:t xml:space="preserve">1:00</w:t>
+            </w:r>
+          </w:p>
+        </w:tc>
+        <w:tc>
+          <w:tcPr>
+            <w:tcW w:type="dxa" w:w="1280"/>
+            <w:tcMar>
+              <w:top w:type="dxa" w:w="80"/>
+              <w:left w:type="dxa" w:w="120"/>
+              <w:bottom w:type="dxa" w:w="80"/>
+              <w:right w:type="dxa" w:w="120"/>
+            </w:tcMar>
+          </w:tcPr>
+          <w:p>
+            <w:pPr>
+              <w:spacing w:after="0"/>
+            </w:pPr>
+            <w:r>
+              <w:rPr>
+                <w:rFonts w:ascii="Times New Roman" w:cs="Times New Roman" w:eastAsia="Times New Roman" w:hAnsi="Times New Roman"/>
+                <w:b w:val="false"/>
+                <w:bCs w:val="false"/>
+                <w:sz w:val="24"/>
+                <w:szCs w:val="24"/>
+              </w:rPr>
+              <w:t xml:space="preserve">Codificación</w:t>
+            </w:r>
+          </w:p>
+        </w:tc>
+        <w:tc>
+          <w:tcPr>
+            <w:tcW w:type="dxa" w:w="3800"/>
+            <w:tcMar>
+              <w:top w:type="dxa" w:w="80"/>
+              <w:left w:type="dxa" w:w="120"/>
+              <w:bottom w:type="dxa" w:w="80"/>
+              <w:right w:type="dxa" w:w="120"/>
+            </w:tcMar>
+          </w:tcPr>
+          <w:p>
+            <w:pPr>
+              <w:spacing w:after="0"/>
+            </w:pPr>
+            <w:r>
+              <w:rPr>
+                <w:rFonts w:ascii="Times New Roman" w:cs="Times New Roman" w:eastAsia="Times New Roman" w:hAnsi="Times New Roman"/>
+                <w:b w:val="false"/>
+                <w:bCs w:val="false"/>
+                <w:sz w:val="24"/>
+                <w:szCs w:val="24"/>
+              </w:rPr>
+              <w:t xml:space="preserve">AEUVG-150 Filtros por estado, periodo de actividad y vínculo con la cuenta.</w:t>
+            </w:r>
+          </w:p>
+        </w:tc>
+      </w:tr>
+      <w:tr>
+        <w:tc>
+          <w:tcPr>
+            <w:tcW w:type="dxa" w:w="900"/>
+            <w:tcMar>
+              <w:top w:type="dxa" w:w="80"/>
+              <w:left w:type="dxa" w:w="120"/>
+              <w:bottom w:type="dxa" w:w="80"/>
+              <w:right w:type="dxa" w:w="120"/>
+            </w:tcMar>
+          </w:tcPr>
+          <w:p>
+            <w:pPr>
+              <w:spacing w:after="0"/>
+            </w:pPr>
+            <w:r>
+              <w:rPr>
+                <w:rFonts w:ascii="Times New Roman" w:cs="Times New Roman" w:eastAsia="Times New Roman" w:hAnsi="Times New Roman"/>
+                <w:b w:val="false"/>
+                <w:bCs w:val="false"/>
+                <w:sz w:val="24"/>
+                <w:szCs w:val="24"/>
+              </w:rPr>
+              <w:t xml:space="preserve">14/10/2026</w:t>
+            </w:r>
+          </w:p>
+        </w:tc>
+        <w:tc>
+          <w:tcPr>
+            <w:tcW w:type="dxa" w:w="680"/>
+            <w:tcMar>
+              <w:top w:type="dxa" w:w="80"/>
+              <w:left w:type="dxa" w:w="120"/>
+              <w:bottom w:type="dxa" w:w="80"/>
+              <w:right w:type="dxa" w:w="120"/>
+            </w:tcMar>
+          </w:tcPr>
+          <w:p>
+            <w:pPr>
+              <w:spacing w:after="0"/>
+            </w:pPr>
+            <w:r>
+              <w:rPr>
+                <w:rFonts w:ascii="Times New Roman" w:cs="Times New Roman" w:eastAsia="Times New Roman" w:hAnsi="Times New Roman"/>
+                <w:b w:val="false"/>
+                <w:bCs w:val="false"/>
+                <w:sz w:val="24"/>
+                <w:szCs w:val="24"/>
+              </w:rPr>
+              <w:t xml:space="preserve">21:10</w:t>
+            </w:r>
+          </w:p>
+        </w:tc>
+        <w:tc>
+          <w:tcPr>
+            <w:tcW w:type="dxa" w:w="680"/>
+            <w:tcMar>
+              <w:top w:type="dxa" w:w="80"/>
+              <w:left w:type="dxa" w:w="120"/>
+              <w:bottom w:type="dxa" w:w="80"/>
+              <w:right w:type="dxa" w:w="120"/>
+            </w:tcMar>
+          </w:tcPr>
+          <w:p>
+            <w:pPr>
+              <w:spacing w:after="0"/>
+            </w:pPr>
+            <w:r>
+              <w:rPr>
+                <w:rFonts w:ascii="Times New Roman" w:cs="Times New Roman" w:eastAsia="Times New Roman" w:hAnsi="Times New Roman"/>
+                <w:b w:val="false"/>
+                <w:bCs w:val="false"/>
+                <w:sz w:val="24"/>
+                <w:szCs w:val="24"/>
+              </w:rPr>
+              <w:t xml:space="preserve">22:10</w:t>
+            </w:r>
+          </w:p>
+        </w:tc>
+        <w:tc>
+          <w:tcPr>
+            <w:tcW w:type="dxa" w:w="1120"/>
+            <w:tcMar>
+              <w:top w:type="dxa" w:w="80"/>
+              <w:left w:type="dxa" w:w="120"/>
+              <w:bottom w:type="dxa" w:w="80"/>
+              <w:right w:type="dxa" w:w="120"/>
+            </w:tcMar>
+          </w:tcPr>
+          <w:p>
+            <w:pPr>
+              <w:spacing w:after="0"/>
+            </w:pPr>
+            <w:r>
+              <w:rPr>
+                <w:rFonts w:ascii="Times New Roman" w:cs="Times New Roman" w:eastAsia="Times New Roman" w:hAnsi="Times New Roman"/>
+                <w:b w:val="false"/>
+                <w:bCs w:val="false"/>
+                <w:sz w:val="24"/>
+                <w:szCs w:val="24"/>
+              </w:rPr>
+              <w:t xml:space="preserve">0:05</w:t>
+            </w:r>
+          </w:p>
+        </w:tc>
+        <w:tc>
+          <w:tcPr>
+            <w:tcW w:type="dxa" w:w="900"/>
+            <w:tcMar>
+              <w:top w:type="dxa" w:w="80"/>
+              <w:left w:type="dxa" w:w="120"/>
+              <w:bottom w:type="dxa" w:w="80"/>
+              <w:right w:type="dxa" w:w="120"/>
+            </w:tcMar>
+          </w:tcPr>
+          <w:p>
+            <w:pPr>
+              <w:spacing w:after="0"/>
+            </w:pPr>
+            <w:r>
+              <w:rPr>
+                <w:rFonts w:ascii="Times New Roman" w:cs="Times New Roman" w:eastAsia="Times New Roman" w:hAnsi="Times New Roman"/>
+                <w:b w:val="false"/>
+                <w:bCs w:val="false"/>
+                <w:sz w:val="24"/>
+                <w:szCs w:val="24"/>
+              </w:rPr>
+              <w:t xml:space="preserve">0:55</w:t>
+            </w:r>
+          </w:p>
+        </w:tc>
+        <w:tc>
+          <w:tcPr>
+            <w:tcW w:type="dxa" w:w="1280"/>
+            <w:tcMar>
+              <w:top w:type="dxa" w:w="80"/>
+              <w:left w:type="dxa" w:w="120"/>
+              <w:bottom w:type="dxa" w:w="80"/>
+              <w:right w:type="dxa" w:w="120"/>
+            </w:tcMar>
+          </w:tcPr>
+          <w:p>
+            <w:pPr>
+              <w:spacing w:after="0"/>
+            </w:pPr>
+            <w:r>
+              <w:rPr>
+                <w:rFonts w:ascii="Times New Roman" w:cs="Times New Roman" w:eastAsia="Times New Roman" w:hAnsi="Times New Roman"/>
+                <w:b w:val="false"/>
+                <w:bCs w:val="false"/>
+                <w:sz w:val="24"/>
+                <w:szCs w:val="24"/>
+              </w:rPr>
+              <w:t xml:space="preserve">Diseño y codificación</w:t>
+            </w:r>
+          </w:p>
+        </w:tc>
+        <w:tc>
+          <w:tcPr>
+            <w:tcW w:type="dxa" w:w="3800"/>
+            <w:tcMar>
+              <w:top w:type="dxa" w:w="80"/>
+              <w:left w:type="dxa" w:w="120"/>
+              <w:bottom w:type="dxa" w:w="80"/>
+              <w:right w:type="dxa" w:w="120"/>
+            </w:tcMar>
+          </w:tcPr>
+          <w:p>
+            <w:pPr>
+              <w:spacing w:after="0"/>
+            </w:pPr>
+            <w:r>
+              <w:rPr>
+                <w:rFonts w:ascii="Times New Roman" w:cs="Times New Roman" w:eastAsia="Times New Roman" w:hAnsi="Times New Roman"/>
+                <w:b w:val="false"/>
+                <w:bCs w:val="false"/>
+                <w:sz w:val="24"/>
+                <w:szCs w:val="24"/>
+              </w:rPr>
+              <w:t xml:space="preserve">AEUVG-154 Formulario de registro de horas del panel, con sus mensajes por campo.</w:t>
+            </w:r>
+          </w:p>
+        </w:tc>
+      </w:tr>
+      <w:tr>
+        <w:tc>
+          <w:tcPr>
+            <w:tcW w:type="dxa" w:w="900"/>
+            <w:tcMar>
+              <w:top w:type="dxa" w:w="80"/>
+              <w:left w:type="dxa" w:w="120"/>
+              <w:bottom w:type="dxa" w:w="80"/>
+              <w:right w:type="dxa" w:w="120"/>
+            </w:tcMar>
+          </w:tcPr>
+          <w:p>
+            <w:pPr>
+              <w:spacing w:after="0"/>
+            </w:pPr>
+            <w:r>
+              <w:rPr>
+                <w:rFonts w:ascii="Times New Roman" w:cs="Times New Roman" w:eastAsia="Times New Roman" w:hAnsi="Times New Roman"/>
+                <w:b w:val="false"/>
+                <w:bCs w:val="false"/>
+                <w:sz w:val="24"/>
+                <w:szCs w:val="24"/>
+              </w:rPr>
+              <w:t xml:space="preserve">15/10/2026</w:t>
+            </w:r>
+          </w:p>
+        </w:tc>
+        <w:tc>
+          <w:tcPr>
+            <w:tcW w:type="dxa" w:w="680"/>
+            <w:tcMar>
+              <w:top w:type="dxa" w:w="80"/>
+              <w:left w:type="dxa" w:w="120"/>
+              <w:bottom w:type="dxa" w:w="80"/>
+              <w:right w:type="dxa" w:w="120"/>
+            </w:tcMar>
+          </w:tcPr>
+          <w:p>
+            <w:pPr>
+              <w:spacing w:after="0"/>
+            </w:pPr>
+            <w:r>
+              <w:rPr>
+                <w:rFonts w:ascii="Times New Roman" w:cs="Times New Roman" w:eastAsia="Times New Roman" w:hAnsi="Times New Roman"/>
+                <w:b w:val="false"/>
+                <w:bCs w:val="false"/>
+                <w:sz w:val="24"/>
+                <w:szCs w:val="24"/>
+              </w:rPr>
+              <w:t xml:space="preserve">20:30</w:t>
+            </w:r>
+          </w:p>
+        </w:tc>
+        <w:tc>
+          <w:tcPr>
+            <w:tcW w:type="dxa" w:w="680"/>
+            <w:tcMar>
+              <w:top w:type="dxa" w:w="80"/>
+              <w:left w:type="dxa" w:w="120"/>
+              <w:bottom w:type="dxa" w:w="80"/>
+              <w:right w:type="dxa" w:w="120"/>
+            </w:tcMar>
+          </w:tcPr>
+          <w:p>
+            <w:pPr>
+              <w:spacing w:after="0"/>
+            </w:pPr>
+            <w:r>
+              <w:rPr>
+                <w:rFonts w:ascii="Times New Roman" w:cs="Times New Roman" w:eastAsia="Times New Roman" w:hAnsi="Times New Roman"/>
+                <w:b w:val="false"/>
+                <w:bCs w:val="false"/>
+                <w:sz w:val="24"/>
+                <w:szCs w:val="24"/>
+              </w:rPr>
+              <w:t xml:space="preserve">21:30</w:t>
+            </w:r>
+          </w:p>
+        </w:tc>
+        <w:tc>
+          <w:tcPr>
+            <w:tcW w:type="dxa" w:w="1120"/>
+            <w:tcMar>
+              <w:top w:type="dxa" w:w="80"/>
+              <w:left w:type="dxa" w:w="120"/>
+              <w:bottom w:type="dxa" w:w="80"/>
+              <w:right w:type="dxa" w:w="120"/>
+            </w:tcMar>
+          </w:tcPr>
+          <w:p>
+            <w:pPr>
+              <w:spacing w:after="0"/>
+            </w:pPr>
+            <w:r>
+              <w:rPr>
+                <w:rFonts w:ascii="Times New Roman" w:cs="Times New Roman" w:eastAsia="Times New Roman" w:hAnsi="Times New Roman"/>
+                <w:b w:val="false"/>
+                <w:bCs w:val="false"/>
+                <w:sz w:val="24"/>
+                <w:szCs w:val="24"/>
+              </w:rPr>
+              <w:t xml:space="preserve">0:10</w:t>
+            </w:r>
+          </w:p>
+        </w:tc>
+        <w:tc>
+          <w:tcPr>
+            <w:tcW w:type="dxa" w:w="900"/>
+            <w:tcMar>
+              <w:top w:type="dxa" w:w="80"/>
+              <w:left w:type="dxa" w:w="120"/>
+              <w:bottom w:type="dxa" w:w="80"/>
+              <w:right w:type="dxa" w:w="120"/>
+            </w:tcMar>
+          </w:tcPr>
+          <w:p>
+            <w:pPr>
+              <w:spacing w:after="0"/>
+            </w:pPr>
+            <w:r>
+              <w:rPr>
+                <w:rFonts w:ascii="Times New Roman" w:cs="Times New Roman" w:eastAsia="Times New Roman" w:hAnsi="Times New Roman"/>
+                <w:b w:val="false"/>
+                <w:bCs w:val="false"/>
+                <w:sz w:val="24"/>
+                <w:szCs w:val="24"/>
+              </w:rPr>
+              <w:t xml:space="preserve">0:50</w:t>
+            </w:r>
+          </w:p>
+        </w:tc>
+        <w:tc>
+          <w:tcPr>
+            <w:tcW w:type="dxa" w:w="1280"/>
+            <w:tcMar>
+              <w:top w:type="dxa" w:w="80"/>
+              <w:left w:type="dxa" w:w="120"/>
+              <w:bottom w:type="dxa" w:w="80"/>
+              <w:right w:type="dxa" w:w="120"/>
+            </w:tcMar>
+          </w:tcPr>
+          <w:p>
+            <w:pPr>
+              <w:spacing w:after="0"/>
+            </w:pPr>
+            <w:r>
+              <w:rPr>
+                <w:rFonts w:ascii="Times New Roman" w:cs="Times New Roman" w:eastAsia="Times New Roman" w:hAnsi="Times New Roman"/>
+                <w:b w:val="false"/>
+                <w:bCs w:val="false"/>
+                <w:sz w:val="24"/>
+                <w:szCs w:val="24"/>
+              </w:rPr>
+              <w:t xml:space="preserve">Codificación</w:t>
+            </w:r>
+          </w:p>
+        </w:tc>
+        <w:tc>
+          <w:tcPr>
+            <w:tcW w:type="dxa" w:w="3800"/>
+            <w:tcMar>
+              <w:top w:type="dxa" w:w="80"/>
+              <w:left w:type="dxa" w:w="120"/>
+              <w:bottom w:type="dxa" w:w="80"/>
+              <w:right w:type="dxa" w:w="120"/>
+            </w:tcMar>
+          </w:tcPr>
+          <w:p>
+            <w:pPr>
+              <w:spacing w:after="0"/>
+            </w:pPr>
+            <w:r>
+              <w:rPr>
+                <w:rFonts w:ascii="Times New Roman" w:cs="Times New Roman" w:eastAsia="Times New Roman" w:hAnsi="Times New Roman"/>
+                <w:b w:val="false"/>
+                <w:bCs w:val="false"/>
+                <w:sz w:val="24"/>
+                <w:szCs w:val="24"/>
+              </w:rPr>
+              <w:t xml:space="preserve">AEUVG-155 Corrección de un registro desde el listado.</w:t>
+            </w:r>
+          </w:p>
+        </w:tc>
+      </w:tr>
+      <w:tr>
+        <w:tc>
+          <w:tcPr>
+            <w:tcW w:type="dxa" w:w="900"/>
+            <w:tcMar>
+              <w:top w:type="dxa" w:w="80"/>
+              <w:left w:type="dxa" w:w="120"/>
+              <w:bottom w:type="dxa" w:w="80"/>
+              <w:right w:type="dxa" w:w="120"/>
+            </w:tcMar>
+          </w:tcPr>
+          <w:p>
+            <w:pPr>
+              <w:spacing w:after="0"/>
+            </w:pPr>
+            <w:r>
+              <w:rPr>
+                <w:rFonts w:ascii="Times New Roman" w:cs="Times New Roman" w:eastAsia="Times New Roman" w:hAnsi="Times New Roman"/>
+                <w:b w:val="false"/>
+                <w:bCs w:val="false"/>
+                <w:sz w:val="24"/>
+                <w:szCs w:val="24"/>
+              </w:rPr>
+              <w:t xml:space="preserve">16/10/2026</w:t>
+            </w:r>
+          </w:p>
+        </w:tc>
+        <w:tc>
+          <w:tcPr>
+            <w:tcW w:type="dxa" w:w="680"/>
+            <w:tcMar>
+              <w:top w:type="dxa" w:w="80"/>
+              <w:left w:type="dxa" w:w="120"/>
+              <w:bottom w:type="dxa" w:w="80"/>
+              <w:right w:type="dxa" w:w="120"/>
+            </w:tcMar>
+          </w:tcPr>
+          <w:p>
+            <w:pPr>
+              <w:spacing w:after="0"/>
+            </w:pPr>
+            <w:r>
+              <w:rPr>
+                <w:rFonts w:ascii="Times New Roman" w:cs="Times New Roman" w:eastAsia="Times New Roman" w:hAnsi="Times New Roman"/>
+                <w:b w:val="false"/>
+                <w:bCs w:val="false"/>
+                <w:sz w:val="24"/>
+                <w:szCs w:val="24"/>
+              </w:rPr>
+              <w:t xml:space="preserve">16:00</w:t>
+            </w:r>
+          </w:p>
+        </w:tc>
+        <w:tc>
+          <w:tcPr>
+            <w:tcW w:type="dxa" w:w="680"/>
+            <w:tcMar>
+              <w:top w:type="dxa" w:w="80"/>
+              <w:left w:type="dxa" w:w="120"/>
+              <w:bottom w:type="dxa" w:w="80"/>
+              <w:right w:type="dxa" w:w="120"/>
+            </w:tcMar>
+          </w:tcPr>
+          <w:p>
+            <w:pPr>
+              <w:spacing w:after="0"/>
+            </w:pPr>
+            <w:r>
+              <w:rPr>
+                <w:rFonts w:ascii="Times New Roman" w:cs="Times New Roman" w:eastAsia="Times New Roman" w:hAnsi="Times New Roman"/>
+                <w:b w:val="false"/>
+                <w:bCs w:val="false"/>
+                <w:sz w:val="24"/>
+                <w:szCs w:val="24"/>
+              </w:rPr>
+              <w:t xml:space="preserve">16:45</w:t>
+            </w:r>
+          </w:p>
+        </w:tc>
+        <w:tc>
+          <w:tcPr>
+            <w:tcW w:type="dxa" w:w="1120"/>
+            <w:tcMar>
+              <w:top w:type="dxa" w:w="80"/>
+              <w:left w:type="dxa" w:w="120"/>
+              <w:bottom w:type="dxa" w:w="80"/>
+              <w:right w:type="dxa" w:w="120"/>
+            </w:tcMar>
+          </w:tcPr>
+          <w:p>
+            <w:pPr>
+              <w:spacing w:after="0"/>
+            </w:pPr>
+            <w:r>
+              <w:rPr>
+                <w:rFonts w:ascii="Times New Roman" w:cs="Times New Roman" w:eastAsia="Times New Roman" w:hAnsi="Times New Roman"/>
+                <w:b w:val="false"/>
+                <w:bCs w:val="false"/>
+                <w:sz w:val="24"/>
+                <w:szCs w:val="24"/>
+              </w:rPr>
+              <w:t xml:space="preserve">0:05</w:t>
+            </w:r>
+          </w:p>
+        </w:tc>
+        <w:tc>
+          <w:tcPr>
+            <w:tcW w:type="dxa" w:w="900"/>
+            <w:tcMar>
+              <w:top w:type="dxa" w:w="80"/>
+              <w:left w:type="dxa" w:w="120"/>
+              <w:bottom w:type="dxa" w:w="80"/>
+              <w:right w:type="dxa" w:w="120"/>
+            </w:tcMar>
+          </w:tcPr>
+          <w:p>
+            <w:pPr>
+              <w:spacing w:after="0"/>
+            </w:pPr>
+            <w:r>
+              <w:rPr>
+                <w:rFonts w:ascii="Times New Roman" w:cs="Times New Roman" w:eastAsia="Times New Roman" w:hAnsi="Times New Roman"/>
+                <w:b w:val="false"/>
+                <w:bCs w:val="false"/>
+                <w:sz w:val="24"/>
+                <w:szCs w:val="24"/>
+              </w:rPr>
+              <w:t xml:space="preserve">0:40</w:t>
+            </w:r>
+          </w:p>
+        </w:tc>
+        <w:tc>
+          <w:tcPr>
+            <w:tcW w:type="dxa" w:w="1280"/>
+            <w:tcMar>
+              <w:top w:type="dxa" w:w="80"/>
+              <w:left w:type="dxa" w:w="120"/>
+              <w:bottom w:type="dxa" w:w="80"/>
+              <w:right w:type="dxa" w:w="120"/>
+            </w:tcMar>
+          </w:tcPr>
+          <w:p>
+            <w:pPr>
+              <w:spacing w:after="0"/>
+            </w:pPr>
+            <w:r>
+              <w:rPr>
+                <w:rFonts w:ascii="Times New Roman" w:cs="Times New Roman" w:eastAsia="Times New Roman" w:hAnsi="Times New Roman"/>
+                <w:b w:val="false"/>
+                <w:bCs w:val="false"/>
+                <w:sz w:val="24"/>
+                <w:szCs w:val="24"/>
+              </w:rPr>
+              <w:t xml:space="preserve">Codificación</w:t>
+            </w:r>
+          </w:p>
+        </w:tc>
+        <w:tc>
+          <w:tcPr>
+            <w:tcW w:type="dxa" w:w="3800"/>
+            <w:tcMar>
+              <w:top w:type="dxa" w:w="80"/>
+              <w:left w:type="dxa" w:w="120"/>
+              <w:bottom w:type="dxa" w:w="80"/>
+              <w:right w:type="dxa" w:w="120"/>
+            </w:tcMar>
+          </w:tcPr>
+          <w:p>
+            <w:pPr>
+              <w:spacing w:after="0"/>
+            </w:pPr>
+            <w:r>
+              <w:rPr>
+                <w:rFonts w:ascii="Times New Roman" w:cs="Times New Roman" w:eastAsia="Times New Roman" w:hAnsi="Times New Roman"/>
+                <w:b w:val="false"/>
+                <w:bCs w:val="false"/>
+                <w:sz w:val="24"/>
+                <w:szCs w:val="24"/>
+              </w:rPr>
+              <w:t xml:space="preserve">AEUVG-156 Confirmación y aviso al eliminar un registro.</w:t>
+            </w:r>
+          </w:p>
+        </w:tc>
+      </w:tr>
+      <w:tr>
+        <w:tc>
+          <w:tcPr>
+            <w:tcW w:type="dxa" w:w="900"/>
+            <w:tcMar>
+              <w:top w:type="dxa" w:w="80"/>
+              <w:left w:type="dxa" w:w="120"/>
+              <w:bottom w:type="dxa" w:w="80"/>
+              <w:right w:type="dxa" w:w="120"/>
+            </w:tcMar>
+          </w:tcPr>
+          <w:p>
+            <w:pPr>
+              <w:spacing w:after="0"/>
+            </w:pPr>
+            <w:r>
+              <w:rPr>
+                <w:rFonts w:ascii="Times New Roman" w:cs="Times New Roman" w:eastAsia="Times New Roman" w:hAnsi="Times New Roman"/>
+                <w:b w:val="false"/>
+                <w:bCs w:val="false"/>
+                <w:sz w:val="24"/>
+                <w:szCs w:val="24"/>
+              </w:rPr>
+              <w:t xml:space="preserve">17/10/2026</w:t>
+            </w:r>
+          </w:p>
+        </w:tc>
+        <w:tc>
+          <w:tcPr>
+            <w:tcW w:type="dxa" w:w="680"/>
+            <w:tcMar>
+              <w:top w:type="dxa" w:w="80"/>
+              <w:left w:type="dxa" w:w="120"/>
+              <w:bottom w:type="dxa" w:w="80"/>
+              <w:right w:type="dxa" w:w="120"/>
+            </w:tcMar>
+          </w:tcPr>
+          <w:p>
+            <w:pPr>
+              <w:spacing w:after="0"/>
+            </w:pPr>
+            <w:r>
+              <w:rPr>
+                <w:rFonts w:ascii="Times New Roman" w:cs="Times New Roman" w:eastAsia="Times New Roman" w:hAnsi="Times New Roman"/>
+                <w:b w:val="false"/>
+                <w:bCs w:val="false"/>
+                <w:sz w:val="24"/>
+                <w:szCs w:val="24"/>
+              </w:rPr>
+              <w:t xml:space="preserve">21:00</w:t>
+            </w:r>
+          </w:p>
+        </w:tc>
+        <w:tc>
+          <w:tcPr>
+            <w:tcW w:type="dxa" w:w="680"/>
+            <w:tcMar>
+              <w:top w:type="dxa" w:w="80"/>
+              <w:left w:type="dxa" w:w="120"/>
+              <w:bottom w:type="dxa" w:w="80"/>
+              <w:right w:type="dxa" w:w="120"/>
+            </w:tcMar>
+          </w:tcPr>
+          <w:p>
+            <w:pPr>
+              <w:spacing w:after="0"/>
+            </w:pPr>
+            <w:r>
+              <w:rPr>
+                <w:rFonts w:ascii="Times New Roman" w:cs="Times New Roman" w:eastAsia="Times New Roman" w:hAnsi="Times New Roman"/>
+                <w:b w:val="false"/>
+                <w:bCs w:val="false"/>
+                <w:sz w:val="24"/>
+                <w:szCs w:val="24"/>
+              </w:rPr>
+              <w:t xml:space="preserve">22:00</w:t>
+            </w:r>
+          </w:p>
+        </w:tc>
+        <w:tc>
+          <w:tcPr>
+            <w:tcW w:type="dxa" w:w="1120"/>
+            <w:tcMar>
+              <w:top w:type="dxa" w:w="80"/>
+              <w:left w:type="dxa" w:w="120"/>
+              <w:bottom w:type="dxa" w:w="80"/>
+              <w:right w:type="dxa" w:w="120"/>
+            </w:tcMar>
+          </w:tcPr>
+          <w:p>
+            <w:pPr>
+              <w:spacing w:after="0"/>
+            </w:pPr>
+            <w:r>
+              <w:rPr>
+                <w:rFonts w:ascii="Times New Roman" w:cs="Times New Roman" w:eastAsia="Times New Roman" w:hAnsi="Times New Roman"/>
+                <w:b w:val="false"/>
+                <w:bCs w:val="false"/>
+                <w:sz w:val="24"/>
+                <w:szCs w:val="24"/>
+              </w:rPr>
+              <w:t xml:space="preserve">0:05</w:t>
+            </w:r>
+          </w:p>
+        </w:tc>
+        <w:tc>
+          <w:tcPr>
+            <w:tcW w:type="dxa" w:w="900"/>
+            <w:tcMar>
+              <w:top w:type="dxa" w:w="80"/>
+              <w:left w:type="dxa" w:w="120"/>
+              <w:bottom w:type="dxa" w:w="80"/>
+              <w:right w:type="dxa" w:w="120"/>
+            </w:tcMar>
+          </w:tcPr>
+          <w:p>
+            <w:pPr>
+              <w:spacing w:after="0"/>
+            </w:pPr>
+            <w:r>
+              <w:rPr>
+                <w:rFonts w:ascii="Times New Roman" w:cs="Times New Roman" w:eastAsia="Times New Roman" w:hAnsi="Times New Roman"/>
+                <w:b w:val="false"/>
+                <w:bCs w:val="false"/>
+                <w:sz w:val="24"/>
+                <w:szCs w:val="24"/>
+              </w:rPr>
+              <w:t xml:space="preserve">0:55</w:t>
+            </w:r>
+          </w:p>
+        </w:tc>
+        <w:tc>
+          <w:tcPr>
+            <w:tcW w:type="dxa" w:w="1280"/>
+            <w:tcMar>
+              <w:top w:type="dxa" w:w="80"/>
+              <w:left w:type="dxa" w:w="120"/>
+              <w:bottom w:type="dxa" w:w="80"/>
+              <w:right w:type="dxa" w:w="120"/>
+            </w:tcMar>
+          </w:tcPr>
+          <w:p>
+            <w:pPr>
+              <w:spacing w:after="0"/>
+            </w:pPr>
+            <w:r>
+              <w:rPr>
+                <w:rFonts w:ascii="Times New Roman" w:cs="Times New Roman" w:eastAsia="Times New Roman" w:hAnsi="Times New Roman"/>
+                <w:b w:val="false"/>
+                <w:bCs w:val="false"/>
+                <w:sz w:val="24"/>
+                <w:szCs w:val="24"/>
+              </w:rPr>
+              <w:t xml:space="preserve">Codificación</w:t>
+            </w:r>
+          </w:p>
+        </w:tc>
+        <w:tc>
+          <w:tcPr>
+            <w:tcW w:type="dxa" w:w="3800"/>
+            <w:tcMar>
+              <w:top w:type="dxa" w:w="80"/>
+              <w:left w:type="dxa" w:w="120"/>
+              <w:bottom w:type="dxa" w:w="80"/>
+              <w:right w:type="dxa" w:w="120"/>
+            </w:tcMar>
+          </w:tcPr>
+          <w:p>
+            <w:pPr>
+              <w:spacing w:after="0"/>
+            </w:pPr>
+            <w:r>
+              <w:rPr>
+                <w:rFonts w:ascii="Times New Roman" w:cs="Times New Roman" w:eastAsia="Times New Roman" w:hAnsi="Times New Roman"/>
+                <w:b w:val="false"/>
+                <w:bCs w:val="false"/>
+                <w:sz w:val="24"/>
+                <w:szCs w:val="24"/>
+              </w:rPr>
+              <w:t xml:space="preserve">AEUVG-161 Selección múltiple de filas del listado, descartada al cambiar de filtro o de página.</w:t>
+            </w:r>
+          </w:p>
+        </w:tc>
+      </w:tr>
+      <w:tr>
+        <w:tc>
+          <w:tcPr>
+            <w:tcW w:type="dxa" w:w="900"/>
+            <w:tcMar>
+              <w:top w:type="dxa" w:w="80"/>
+              <w:left w:type="dxa" w:w="120"/>
+              <w:bottom w:type="dxa" w:w="80"/>
+              <w:right w:type="dxa" w:w="120"/>
+            </w:tcMar>
+          </w:tcPr>
+          <w:p>
+            <w:pPr>
+              <w:spacing w:after="0"/>
+            </w:pPr>
+            <w:r>
+              <w:rPr>
+                <w:rFonts w:ascii="Times New Roman" w:cs="Times New Roman" w:eastAsia="Times New Roman" w:hAnsi="Times New Roman"/>
+                <w:b w:val="false"/>
+                <w:bCs w:val="false"/>
+                <w:sz w:val="24"/>
+                <w:szCs w:val="24"/>
+              </w:rPr>
+              <w:t xml:space="preserve">18/10/2026</w:t>
+            </w:r>
+          </w:p>
+        </w:tc>
+        <w:tc>
+          <w:tcPr>
+            <w:tcW w:type="dxa" w:w="680"/>
+            <w:tcMar>
+              <w:top w:type="dxa" w:w="80"/>
+              <w:left w:type="dxa" w:w="120"/>
+              <w:bottom w:type="dxa" w:w="80"/>
+              <w:right w:type="dxa" w:w="120"/>
+            </w:tcMar>
+          </w:tcPr>
+          <w:p>
+            <w:pPr>
+              <w:spacing w:after="0"/>
+            </w:pPr>
+            <w:r>
+              <w:rPr>
+                <w:rFonts w:ascii="Times New Roman" w:cs="Times New Roman" w:eastAsia="Times New Roman" w:hAnsi="Times New Roman"/>
+                <w:b w:val="false"/>
+                <w:bCs w:val="false"/>
+                <w:sz w:val="24"/>
+                <w:szCs w:val="24"/>
+              </w:rPr>
+              <w:t xml:space="preserve">15:50</w:t>
+            </w:r>
+          </w:p>
+        </w:tc>
+        <w:tc>
+          <w:tcPr>
+            <w:tcW w:type="dxa" w:w="680"/>
+            <w:tcMar>
+              <w:top w:type="dxa" w:w="80"/>
+              <w:left w:type="dxa" w:w="120"/>
+              <w:bottom w:type="dxa" w:w="80"/>
+              <w:right w:type="dxa" w:w="120"/>
+            </w:tcMar>
+          </w:tcPr>
+          <w:p>
+            <w:pPr>
+              <w:spacing w:after="0"/>
+            </w:pPr>
+            <w:r>
+              <w:rPr>
+                <w:rFonts w:ascii="Times New Roman" w:cs="Times New Roman" w:eastAsia="Times New Roman" w:hAnsi="Times New Roman"/>
+                <w:b w:val="false"/>
+                <w:bCs w:val="false"/>
+                <w:sz w:val="24"/>
+                <w:szCs w:val="24"/>
+              </w:rPr>
+              <w:t xml:space="preserve">16:45</w:t>
+            </w:r>
+          </w:p>
+        </w:tc>
+        <w:tc>
+          <w:tcPr>
+            <w:tcW w:type="dxa" w:w="1120"/>
+            <w:tcMar>
+              <w:top w:type="dxa" w:w="80"/>
+              <w:left w:type="dxa" w:w="120"/>
+              <w:bottom w:type="dxa" w:w="80"/>
+              <w:right w:type="dxa" w:w="120"/>
+            </w:tcMar>
+          </w:tcPr>
+          <w:p>
+            <w:pPr>
+              <w:spacing w:after="0"/>
+            </w:pPr>
+            <w:r>
+              <w:rPr>
+                <w:rFonts w:ascii="Times New Roman" w:cs="Times New Roman" w:eastAsia="Times New Roman" w:hAnsi="Times New Roman"/>
+                <w:b w:val="false"/>
+                <w:bCs w:val="false"/>
+                <w:sz w:val="24"/>
+                <w:szCs w:val="24"/>
+              </w:rPr>
+              <w:t xml:space="preserve">0:05</w:t>
+            </w:r>
+          </w:p>
+        </w:tc>
+        <w:tc>
+          <w:tcPr>
+            <w:tcW w:type="dxa" w:w="900"/>
+            <w:tcMar>
+              <w:top w:type="dxa" w:w="80"/>
+              <w:left w:type="dxa" w:w="120"/>
+              <w:bottom w:type="dxa" w:w="80"/>
+              <w:right w:type="dxa" w:w="120"/>
+            </w:tcMar>
+          </w:tcPr>
+          <w:p>
+            <w:pPr>
+              <w:spacing w:after="0"/>
+            </w:pPr>
+            <w:r>
+              <w:rPr>
+                <w:rFonts w:ascii="Times New Roman" w:cs="Times New Roman" w:eastAsia="Times New Roman" w:hAnsi="Times New Roman"/>
+                <w:b w:val="false"/>
+                <w:bCs w:val="false"/>
+                <w:sz w:val="24"/>
+                <w:szCs w:val="24"/>
+              </w:rPr>
+              <w:t xml:space="preserve">0:50</w:t>
+            </w:r>
+          </w:p>
+        </w:tc>
+        <w:tc>
+          <w:tcPr>
+            <w:tcW w:type="dxa" w:w="1280"/>
+            <w:tcMar>
+              <w:top w:type="dxa" w:w="80"/>
+              <w:left w:type="dxa" w:w="120"/>
+              <w:bottom w:type="dxa" w:w="80"/>
+              <w:right w:type="dxa" w:w="120"/>
+            </w:tcMar>
+          </w:tcPr>
+          <w:p>
+            <w:pPr>
+              <w:spacing w:after="0"/>
+            </w:pPr>
+            <w:r>
+              <w:rPr>
+                <w:rFonts w:ascii="Times New Roman" w:cs="Times New Roman" w:eastAsia="Times New Roman" w:hAnsi="Times New Roman"/>
+                <w:b w:val="false"/>
+                <w:bCs w:val="false"/>
+                <w:sz w:val="24"/>
+                <w:szCs w:val="24"/>
+              </w:rPr>
+              <w:t xml:space="preserve">Diseño y codificación</w:t>
+            </w:r>
+          </w:p>
+        </w:tc>
+        <w:tc>
+          <w:tcPr>
+            <w:tcW w:type="dxa" w:w="3800"/>
+            <w:tcMar>
+              <w:top w:type="dxa" w:w="80"/>
+              <w:left w:type="dxa" w:w="120"/>
+              <w:bottom w:type="dxa" w:w="80"/>
+              <w:right w:type="dxa" w:w="120"/>
+            </w:tcMar>
+          </w:tcPr>
+          <w:p>
+            <w:pPr>
+              <w:spacing w:after="0"/>
+            </w:pPr>
+            <w:r>
+              <w:rPr>
+                <w:rFonts w:ascii="Times New Roman" w:cs="Times New Roman" w:eastAsia="Times New Roman" w:hAnsi="Times New Roman"/>
+                <w:b w:val="false"/>
+                <w:bCs w:val="false"/>
+                <w:sz w:val="24"/>
+                <w:szCs w:val="24"/>
+              </w:rPr>
+              <w:t xml:space="preserve">AEUVG-162 Barra de acciones en lote con su resumen de selección y su aviso de resultado.</w:t>
+            </w:r>
+          </w:p>
+        </w:tc>
+      </w:tr>
+      <w:tr>
+        <w:tc>
+          <w:tcPr>
+            <w:tcW w:type="dxa" w:w="900"/>
+            <w:tcMar>
+              <w:top w:type="dxa" w:w="80"/>
+              <w:left w:type="dxa" w:w="120"/>
+              <w:bottom w:type="dxa" w:w="80"/>
+              <w:right w:type="dxa" w:w="120"/>
+            </w:tcMar>
+          </w:tcPr>
+          <w:p>
+            <w:pPr>
+              <w:spacing w:after="0"/>
+            </w:pPr>
+            <w:r>
+              <w:rPr>
+                <w:rFonts w:ascii="Times New Roman" w:cs="Times New Roman" w:eastAsia="Times New Roman" w:hAnsi="Times New Roman"/>
+                <w:b w:val="false"/>
+                <w:bCs w:val="false"/>
+                <w:sz w:val="24"/>
+                <w:szCs w:val="24"/>
+              </w:rPr>
+              <w:t xml:space="preserve">19/10/2026</w:t>
+            </w:r>
+          </w:p>
+        </w:tc>
+        <w:tc>
+          <w:tcPr>
+            <w:tcW w:type="dxa" w:w="680"/>
+            <w:tcMar>
+              <w:top w:type="dxa" w:w="80"/>
+              <w:left w:type="dxa" w:w="120"/>
+              <w:bottom w:type="dxa" w:w="80"/>
+              <w:right w:type="dxa" w:w="120"/>
+            </w:tcMar>
+          </w:tcPr>
+          <w:p>
+            <w:pPr>
+              <w:spacing w:after="0"/>
+            </w:pPr>
+            <w:r>
+              <w:rPr>
+                <w:rFonts w:ascii="Times New Roman" w:cs="Times New Roman" w:eastAsia="Times New Roman" w:hAnsi="Times New Roman"/>
+                <w:b w:val="false"/>
+                <w:bCs w:val="false"/>
+                <w:sz w:val="24"/>
+                <w:szCs w:val="24"/>
+              </w:rPr>
+              <w:t xml:space="preserve">20:00</w:t>
+            </w:r>
+          </w:p>
+        </w:tc>
+        <w:tc>
+          <w:tcPr>
+            <w:tcW w:type="dxa" w:w="680"/>
+            <w:tcMar>
+              <w:top w:type="dxa" w:w="80"/>
+              <w:left w:type="dxa" w:w="120"/>
+              <w:bottom w:type="dxa" w:w="80"/>
+              <w:right w:type="dxa" w:w="120"/>
+            </w:tcMar>
+          </w:tcPr>
+          <w:p>
+            <w:pPr>
+              <w:spacing w:after="0"/>
+            </w:pPr>
+            <w:r>
+              <w:rPr>
+                <w:rFonts w:ascii="Times New Roman" w:cs="Times New Roman" w:eastAsia="Times New Roman" w:hAnsi="Times New Roman"/>
+                <w:b w:val="false"/>
+                <w:bCs w:val="false"/>
+                <w:sz w:val="24"/>
+                <w:szCs w:val="24"/>
+              </w:rPr>
+              <w:t xml:space="preserve">20:45</w:t>
+            </w:r>
+          </w:p>
+        </w:tc>
+        <w:tc>
+          <w:tcPr>
+            <w:tcW w:type="dxa" w:w="1120"/>
+            <w:tcMar>
+              <w:top w:type="dxa" w:w="80"/>
+              <w:left w:type="dxa" w:w="120"/>
+              <w:bottom w:type="dxa" w:w="80"/>
+              <w:right w:type="dxa" w:w="120"/>
+            </w:tcMar>
+          </w:tcPr>
+          <w:p>
+            <w:pPr>
+              <w:spacing w:after="0"/>
+            </w:pPr>
+            <w:r>
+              <w:rPr>
+                <w:rFonts w:ascii="Times New Roman" w:cs="Times New Roman" w:eastAsia="Times New Roman" w:hAnsi="Times New Roman"/>
+                <w:b w:val="false"/>
+                <w:bCs w:val="false"/>
+                <w:sz w:val="24"/>
+                <w:szCs w:val="24"/>
+              </w:rPr>
+              <w:t xml:space="preserve">0:05</w:t>
+            </w:r>
+          </w:p>
+        </w:tc>
+        <w:tc>
+          <w:tcPr>
+            <w:tcW w:type="dxa" w:w="900"/>
+            <w:tcMar>
+              <w:top w:type="dxa" w:w="80"/>
+              <w:left w:type="dxa" w:w="120"/>
+              <w:bottom w:type="dxa" w:w="80"/>
+              <w:right w:type="dxa" w:w="120"/>
+            </w:tcMar>
+          </w:tcPr>
+          <w:p>
+            <w:pPr>
+              <w:spacing w:after="0"/>
+            </w:pPr>
+            <w:r>
+              <w:rPr>
+                <w:rFonts w:ascii="Times New Roman" w:cs="Times New Roman" w:eastAsia="Times New Roman" w:hAnsi="Times New Roman"/>
+                <w:b w:val="false"/>
+                <w:bCs w:val="false"/>
+                <w:sz w:val="24"/>
+                <w:szCs w:val="24"/>
+              </w:rPr>
+              <w:t xml:space="preserve">0:40</w:t>
+            </w:r>
+          </w:p>
+        </w:tc>
+        <w:tc>
+          <w:tcPr>
+            <w:tcW w:type="dxa" w:w="1280"/>
+            <w:tcMar>
+              <w:top w:type="dxa" w:w="80"/>
+              <w:left w:type="dxa" w:w="120"/>
+              <w:bottom w:type="dxa" w:w="80"/>
+              <w:right w:type="dxa" w:w="120"/>
+            </w:tcMar>
+          </w:tcPr>
+          <w:p>
+            <w:pPr>
+              <w:spacing w:after="0"/>
+            </w:pPr>
+            <w:r>
+              <w:rPr>
+                <w:rFonts w:ascii="Times New Roman" w:cs="Times New Roman" w:eastAsia="Times New Roman" w:hAnsi="Times New Roman"/>
+                <w:b w:val="false"/>
+                <w:bCs w:val="false"/>
+                <w:sz w:val="24"/>
+                <w:szCs w:val="24"/>
+              </w:rPr>
+              <w:t xml:space="preserve">Codificación</w:t>
+            </w:r>
+          </w:p>
+        </w:tc>
+        <w:tc>
+          <w:tcPr>
+            <w:tcW w:type="dxa" w:w="3800"/>
+            <w:tcMar>
+              <w:top w:type="dxa" w:w="80"/>
+              <w:left w:type="dxa" w:w="120"/>
+              <w:bottom w:type="dxa" w:w="80"/>
+              <w:right w:type="dxa" w:w="120"/>
+            </w:tcMar>
+          </w:tcPr>
+          <w:p>
+            <w:pPr>
+              <w:spacing w:after="0"/>
+            </w:pPr>
+            <w:r>
+              <w:rPr>
+                <w:rFonts w:ascii="Times New Roman" w:cs="Times New Roman" w:eastAsia="Times New Roman" w:hAnsi="Times New Roman"/>
+                <w:b w:val="false"/>
+                <w:bCs w:val="false"/>
+                <w:sz w:val="24"/>
+                <w:szCs w:val="24"/>
+              </w:rPr>
+              <w:t xml:space="preserve">AEUVG-166 Registros sin cuenta señalados en el panel. AEUVG-167 Nombre de la cuenta cuando el registro está vinculado.</w:t>
+            </w:r>
+          </w:p>
+        </w:tc>
+      </w:tr>
+      <w:tr>
+        <w:tc>
+          <w:tcPr>
+            <w:tcW w:type="dxa" w:w="900"/>
+            <w:tcMar>
+              <w:top w:type="dxa" w:w="80"/>
+              <w:left w:type="dxa" w:w="120"/>
+              <w:bottom w:type="dxa" w:w="80"/>
+              <w:right w:type="dxa" w:w="120"/>
+            </w:tcMar>
+          </w:tcPr>
+          <w:p>
+            <w:pPr>
+              <w:spacing w:after="0"/>
+            </w:pPr>
+            <w:r>
+              <w:rPr>
+                <w:rFonts w:ascii="Times New Roman" w:cs="Times New Roman" w:eastAsia="Times New Roman" w:hAnsi="Times New Roman"/>
+                <w:b w:val="false"/>
+                <w:bCs w:val="false"/>
+                <w:sz w:val="24"/>
+                <w:szCs w:val="24"/>
+              </w:rPr>
+              <w:t xml:space="preserve">20/10/2026</w:t>
+            </w:r>
+          </w:p>
+        </w:tc>
+        <w:tc>
+          <w:tcPr>
+            <w:tcW w:type="dxa" w:w="680"/>
+            <w:tcMar>
+              <w:top w:type="dxa" w:w="80"/>
+              <w:left w:type="dxa" w:w="120"/>
+              <w:bottom w:type="dxa" w:w="80"/>
+              <w:right w:type="dxa" w:w="120"/>
+            </w:tcMar>
+          </w:tcPr>
+          <w:p>
+            <w:pPr>
+              <w:spacing w:after="0"/>
+            </w:pPr>
+            <w:r>
+              <w:rPr>
+                <w:rFonts w:ascii="Times New Roman" w:cs="Times New Roman" w:eastAsia="Times New Roman" w:hAnsi="Times New Roman"/>
+                <w:b w:val="false"/>
+                <w:bCs w:val="false"/>
+                <w:sz w:val="24"/>
+                <w:szCs w:val="24"/>
+              </w:rPr>
+              <w:t xml:space="preserve">11:40</w:t>
+            </w:r>
+          </w:p>
+        </w:tc>
+        <w:tc>
+          <w:tcPr>
+            <w:tcW w:type="dxa" w:w="680"/>
+            <w:tcMar>
+              <w:top w:type="dxa" w:w="80"/>
+              <w:left w:type="dxa" w:w="120"/>
+              <w:bottom w:type="dxa" w:w="80"/>
+              <w:right w:type="dxa" w:w="120"/>
+            </w:tcMar>
+          </w:tcPr>
+          <w:p>
+            <w:pPr>
+              <w:spacing w:after="0"/>
+            </w:pPr>
+            <w:r>
+              <w:rPr>
+                <w:rFonts w:ascii="Times New Roman" w:cs="Times New Roman" w:eastAsia="Times New Roman" w:hAnsi="Times New Roman"/>
+                <w:b w:val="false"/>
+                <w:bCs w:val="false"/>
+                <w:sz w:val="24"/>
+                <w:szCs w:val="24"/>
+              </w:rPr>
+              <w:t xml:space="preserve">12:35</w:t>
+            </w:r>
+          </w:p>
+        </w:tc>
+        <w:tc>
+          <w:tcPr>
+            <w:tcW w:type="dxa" w:w="1120"/>
+            <w:tcMar>
+              <w:top w:type="dxa" w:w="80"/>
+              <w:left w:type="dxa" w:w="120"/>
+              <w:bottom w:type="dxa" w:w="80"/>
+              <w:right w:type="dxa" w:w="120"/>
+            </w:tcMar>
+          </w:tcPr>
+          <w:p>
+            <w:pPr>
+              <w:spacing w:after="0"/>
+            </w:pPr>
+            <w:r>
+              <w:rPr>
+                <w:rFonts w:ascii="Times New Roman" w:cs="Times New Roman" w:eastAsia="Times New Roman" w:hAnsi="Times New Roman"/>
+                <w:b w:val="false"/>
+                <w:bCs w:val="false"/>
+                <w:sz w:val="24"/>
+                <w:szCs w:val="24"/>
+              </w:rPr>
+              <w:t xml:space="preserve">0:05</w:t>
+            </w:r>
+          </w:p>
+        </w:tc>
+        <w:tc>
+          <w:tcPr>
+            <w:tcW w:type="dxa" w:w="900"/>
+            <w:tcMar>
+              <w:top w:type="dxa" w:w="80"/>
+              <w:left w:type="dxa" w:w="120"/>
+              <w:bottom w:type="dxa" w:w="80"/>
+              <w:right w:type="dxa" w:w="120"/>
+            </w:tcMar>
+          </w:tcPr>
+          <w:p>
+            <w:pPr>
+              <w:spacing w:after="0"/>
+            </w:pPr>
+            <w:r>
+              <w:rPr>
+                <w:rFonts w:ascii="Times New Roman" w:cs="Times New Roman" w:eastAsia="Times New Roman" w:hAnsi="Times New Roman"/>
+                <w:b w:val="false"/>
+                <w:bCs w:val="false"/>
+                <w:sz w:val="24"/>
+                <w:szCs w:val="24"/>
+              </w:rPr>
+              <w:t xml:space="preserve">0:50</w:t>
+            </w:r>
+          </w:p>
+        </w:tc>
+        <w:tc>
+          <w:tcPr>
+            <w:tcW w:type="dxa" w:w="1280"/>
+            <w:tcMar>
+              <w:top w:type="dxa" w:w="80"/>
+              <w:left w:type="dxa" w:w="120"/>
+              <w:bottom w:type="dxa" w:w="80"/>
+              <w:right w:type="dxa" w:w="120"/>
+            </w:tcMar>
+          </w:tcPr>
+          <w:p>
+            <w:pPr>
+              <w:spacing w:after="0"/>
+            </w:pPr>
+            <w:r>
+              <w:rPr>
+                <w:rFonts w:ascii="Times New Roman" w:cs="Times New Roman" w:eastAsia="Times New Roman" w:hAnsi="Times New Roman"/>
+                <w:b w:val="false"/>
+                <w:bCs w:val="false"/>
+                <w:sz w:val="24"/>
+                <w:szCs w:val="24"/>
+              </w:rPr>
+              <w:t xml:space="preserve">Diseño y codificación</w:t>
+            </w:r>
+          </w:p>
+        </w:tc>
+        <w:tc>
+          <w:tcPr>
+            <w:tcW w:type="dxa" w:w="3800"/>
+            <w:tcMar>
+              <w:top w:type="dxa" w:w="80"/>
+              <w:left w:type="dxa" w:w="120"/>
+              <w:bottom w:type="dxa" w:w="80"/>
+              <w:right w:type="dxa" w:w="120"/>
+            </w:tcMar>
+          </w:tcPr>
+          <w:p>
+            <w:pPr>
+              <w:spacing w:after="0"/>
+            </w:pPr>
+            <w:r>
+              <w:rPr>
+                <w:rFonts w:ascii="Times New Roman" w:cs="Times New Roman" w:eastAsia="Times New Roman" w:hAnsi="Times New Roman"/>
+                <w:b w:val="false"/>
+                <w:bCs w:val="false"/>
+                <w:sz w:val="24"/>
+                <w:szCs w:val="24"/>
+              </w:rPr>
+              <w:t xml:space="preserve">AEUVG-172 Sección “Mis horas beca” del perfil con sus totales.</w:t>
+            </w:r>
+          </w:p>
+        </w:tc>
+      </w:tr>
+      <w:tr>
+        <w:tc>
+          <w:tcPr>
+            <w:tcW w:type="dxa" w:w="900"/>
+            <w:tcMar>
+              <w:top w:type="dxa" w:w="80"/>
+              <w:left w:type="dxa" w:w="120"/>
+              <w:bottom w:type="dxa" w:w="80"/>
+              <w:right w:type="dxa" w:w="120"/>
+            </w:tcMar>
+          </w:tcPr>
+          <w:p>
+            <w:pPr>
+              <w:spacing w:after="0"/>
+            </w:pPr>
+            <w:r>
+              <w:rPr>
+                <w:rFonts w:ascii="Times New Roman" w:cs="Times New Roman" w:eastAsia="Times New Roman" w:hAnsi="Times New Roman"/>
+                <w:b w:val="false"/>
+                <w:bCs w:val="false"/>
+                <w:sz w:val="24"/>
+                <w:szCs w:val="24"/>
+              </w:rPr>
+              <w:t xml:space="preserve">20/10/2026</w:t>
+            </w:r>
+          </w:p>
+        </w:tc>
+        <w:tc>
+          <w:tcPr>
+            <w:tcW w:type="dxa" w:w="680"/>
+            <w:tcMar>
+              <w:top w:type="dxa" w:w="80"/>
+              <w:left w:type="dxa" w:w="120"/>
+              <w:bottom w:type="dxa" w:w="80"/>
+              <w:right w:type="dxa" w:w="120"/>
+            </w:tcMar>
+          </w:tcPr>
+          <w:p>
+            <w:pPr>
+              <w:spacing w:after="0"/>
+            </w:pPr>
+            <w:r>
+              <w:rPr>
+                <w:rFonts w:ascii="Times New Roman" w:cs="Times New Roman" w:eastAsia="Times New Roman" w:hAnsi="Times New Roman"/>
+                <w:b w:val="false"/>
+                <w:bCs w:val="false"/>
+                <w:sz w:val="24"/>
+                <w:szCs w:val="24"/>
+              </w:rPr>
+              <w:t xml:space="preserve">15:30</w:t>
+            </w:r>
+          </w:p>
+        </w:tc>
+        <w:tc>
+          <w:tcPr>
+            <w:tcW w:type="dxa" w:w="680"/>
+            <w:tcMar>
+              <w:top w:type="dxa" w:w="80"/>
+              <w:left w:type="dxa" w:w="120"/>
+              <w:bottom w:type="dxa" w:w="80"/>
+              <w:right w:type="dxa" w:w="120"/>
+            </w:tcMar>
+          </w:tcPr>
+          <w:p>
+            <w:pPr>
+              <w:spacing w:after="0"/>
+            </w:pPr>
+            <w:r>
+              <w:rPr>
+                <w:rFonts w:ascii="Times New Roman" w:cs="Times New Roman" w:eastAsia="Times New Roman" w:hAnsi="Times New Roman"/>
+                <w:b w:val="false"/>
+                <w:bCs w:val="false"/>
+                <w:sz w:val="24"/>
+                <w:szCs w:val="24"/>
+              </w:rPr>
+              <w:t xml:space="preserve">16:25</w:t>
+            </w:r>
+          </w:p>
+        </w:tc>
+        <w:tc>
+          <w:tcPr>
+            <w:tcW w:type="dxa" w:w="1120"/>
+            <w:tcMar>
+              <w:top w:type="dxa" w:w="80"/>
+              <w:left w:type="dxa" w:w="120"/>
+              <w:bottom w:type="dxa" w:w="80"/>
+              <w:right w:type="dxa" w:w="120"/>
+            </w:tcMar>
+          </w:tcPr>
+          <w:p>
+            <w:pPr>
+              <w:spacing w:after="0"/>
+            </w:pPr>
+            <w:r>
+              <w:rPr>
+                <w:rFonts w:ascii="Times New Roman" w:cs="Times New Roman" w:eastAsia="Times New Roman" w:hAnsi="Times New Roman"/>
+                <w:b w:val="false"/>
+                <w:bCs w:val="false"/>
+                <w:sz w:val="24"/>
+                <w:szCs w:val="24"/>
+              </w:rPr>
+              <w:t xml:space="preserve">0:05</w:t>
+            </w:r>
+          </w:p>
+        </w:tc>
+        <w:tc>
+          <w:tcPr>
+            <w:tcW w:type="dxa" w:w="900"/>
+            <w:tcMar>
+              <w:top w:type="dxa" w:w="80"/>
+              <w:left w:type="dxa" w:w="120"/>
+              <w:bottom w:type="dxa" w:w="80"/>
+              <w:right w:type="dxa" w:w="120"/>
+            </w:tcMar>
+          </w:tcPr>
+          <w:p>
+            <w:pPr>
+              <w:spacing w:after="0"/>
+            </w:pPr>
+            <w:r>
+              <w:rPr>
+                <w:rFonts w:ascii="Times New Roman" w:cs="Times New Roman" w:eastAsia="Times New Roman" w:hAnsi="Times New Roman"/>
+                <w:b w:val="false"/>
+                <w:bCs w:val="false"/>
+                <w:sz w:val="24"/>
+                <w:szCs w:val="24"/>
+              </w:rPr>
+              <w:t xml:space="preserve">0:50</w:t>
+            </w:r>
+          </w:p>
+        </w:tc>
+        <w:tc>
+          <w:tcPr>
+            <w:tcW w:type="dxa" w:w="1280"/>
+            <w:tcMar>
+              <w:top w:type="dxa" w:w="80"/>
+              <w:left w:type="dxa" w:w="120"/>
+              <w:bottom w:type="dxa" w:w="80"/>
+              <w:right w:type="dxa" w:w="120"/>
+            </w:tcMar>
+          </w:tcPr>
+          <w:p>
+            <w:pPr>
+              <w:spacing w:after="0"/>
+            </w:pPr>
+            <w:r>
+              <w:rPr>
+                <w:rFonts w:ascii="Times New Roman" w:cs="Times New Roman" w:eastAsia="Times New Roman" w:hAnsi="Times New Roman"/>
+                <w:b w:val="false"/>
+                <w:bCs w:val="false"/>
+                <w:sz w:val="24"/>
+                <w:szCs w:val="24"/>
+              </w:rPr>
+              <w:t xml:space="preserve">Codificación</w:t>
+            </w:r>
+          </w:p>
+        </w:tc>
+        <w:tc>
+          <w:tcPr>
+            <w:tcW w:type="dxa" w:w="3800"/>
+            <w:tcMar>
+              <w:top w:type="dxa" w:w="80"/>
+              <w:left w:type="dxa" w:w="120"/>
+              <w:bottom w:type="dxa" w:w="80"/>
+              <w:right w:type="dxa" w:w="120"/>
+            </w:tcMar>
+          </w:tcPr>
+          <w:p>
+            <w:pPr>
+              <w:spacing w:after="0"/>
+            </w:pPr>
+            <w:r>
+              <w:rPr>
+                <w:rFonts w:ascii="Times New Roman" w:cs="Times New Roman" w:eastAsia="Times New Roman" w:hAnsi="Times New Roman"/>
+                <w:b w:val="false"/>
+                <w:bCs w:val="false"/>
+                <w:sz w:val="24"/>
+                <w:szCs w:val="24"/>
+              </w:rPr>
+              <w:t xml:space="preserve">AEUVG-173 Historial de actividades del estudiante. AEUVG-174 Enlace a las horas beca desde el menú de la cuenta.</w:t>
+            </w:r>
+          </w:p>
+        </w:tc>
+      </w:tr>
+      <w:tr>
+        <w:tc>
+          <w:tcPr>
+            <w:tcW w:type="dxa" w:w="900"/>
+            <w:tcMar>
+              <w:top w:type="dxa" w:w="80"/>
+              <w:left w:type="dxa" w:w="120"/>
+              <w:bottom w:type="dxa" w:w="80"/>
+              <w:right w:type="dxa" w:w="120"/>
+            </w:tcMar>
+          </w:tcPr>
+          <w:p>
+            <w:pPr>
+              <w:spacing w:after="0"/>
+            </w:pPr>
+            <w:r>
+              <w:rPr>
+                <w:rFonts w:ascii="Times New Roman" w:cs="Times New Roman" w:eastAsia="Times New Roman" w:hAnsi="Times New Roman"/>
+                <w:b w:val="false"/>
+                <w:bCs w:val="false"/>
+                <w:sz w:val="24"/>
+                <w:szCs w:val="24"/>
+              </w:rPr>
+              <w:t xml:space="preserve">20/10/2026</w:t>
+            </w:r>
+          </w:p>
+        </w:tc>
+        <w:tc>
+          <w:tcPr>
+            <w:tcW w:type="dxa" w:w="680"/>
+            <w:tcMar>
+              <w:top w:type="dxa" w:w="80"/>
+              <w:left w:type="dxa" w:w="120"/>
+              <w:bottom w:type="dxa" w:w="80"/>
+              <w:right w:type="dxa" w:w="120"/>
+            </w:tcMar>
+          </w:tcPr>
+          <w:p>
+            <w:pPr>
+              <w:spacing w:after="0"/>
+            </w:pPr>
+            <w:r>
+              <w:rPr>
+                <w:rFonts w:ascii="Times New Roman" w:cs="Times New Roman" w:eastAsia="Times New Roman" w:hAnsi="Times New Roman"/>
+                <w:b w:val="false"/>
+                <w:bCs w:val="false"/>
+                <w:sz w:val="24"/>
+                <w:szCs w:val="24"/>
+              </w:rPr>
+              <w:t xml:space="preserve">19:20</w:t>
+            </w:r>
+          </w:p>
+        </w:tc>
+        <w:tc>
+          <w:tcPr>
+            <w:tcW w:type="dxa" w:w="680"/>
+            <w:tcMar>
+              <w:top w:type="dxa" w:w="80"/>
+              <w:left w:type="dxa" w:w="120"/>
+              <w:bottom w:type="dxa" w:w="80"/>
+              <w:right w:type="dxa" w:w="120"/>
+            </w:tcMar>
+          </w:tcPr>
+          <w:p>
+            <w:pPr>
+              <w:spacing w:after="0"/>
+            </w:pPr>
+            <w:r>
+              <w:rPr>
+                <w:rFonts w:ascii="Times New Roman" w:cs="Times New Roman" w:eastAsia="Times New Roman" w:hAnsi="Times New Roman"/>
+                <w:b w:val="false"/>
+                <w:bCs w:val="false"/>
+                <w:sz w:val="24"/>
+                <w:szCs w:val="24"/>
+              </w:rPr>
+              <w:t xml:space="preserve">20:20</w:t>
+            </w:r>
+          </w:p>
+        </w:tc>
+        <w:tc>
+          <w:tcPr>
+            <w:tcW w:type="dxa" w:w="1120"/>
+            <w:tcMar>
+              <w:top w:type="dxa" w:w="80"/>
+              <w:left w:type="dxa" w:w="120"/>
+              <w:bottom w:type="dxa" w:w="80"/>
+              <w:right w:type="dxa" w:w="120"/>
+            </w:tcMar>
+          </w:tcPr>
+          <w:p>
+            <w:pPr>
+              <w:spacing w:after="0"/>
+            </w:pPr>
+            <w:r>
+              <w:rPr>
+                <w:rFonts w:ascii="Times New Roman" w:cs="Times New Roman" w:eastAsia="Times New Roman" w:hAnsi="Times New Roman"/>
+                <w:b w:val="false"/>
+                <w:bCs w:val="false"/>
+                <w:sz w:val="24"/>
+                <w:szCs w:val="24"/>
+              </w:rPr>
+              <w:t xml:space="preserve">0:10</w:t>
+            </w:r>
+          </w:p>
+        </w:tc>
+        <w:tc>
+          <w:tcPr>
+            <w:tcW w:type="dxa" w:w="900"/>
+            <w:tcMar>
+              <w:top w:type="dxa" w:w="80"/>
+              <w:left w:type="dxa" w:w="120"/>
+              <w:bottom w:type="dxa" w:w="80"/>
+              <w:right w:type="dxa" w:w="120"/>
+            </w:tcMar>
+          </w:tcPr>
+          <w:p>
+            <w:pPr>
+              <w:spacing w:after="0"/>
+            </w:pPr>
+            <w:r>
+              <w:rPr>
+                <w:rFonts w:ascii="Times New Roman" w:cs="Times New Roman" w:eastAsia="Times New Roman" w:hAnsi="Times New Roman"/>
+                <w:b w:val="false"/>
+                <w:bCs w:val="false"/>
+                <w:sz w:val="24"/>
+                <w:szCs w:val="24"/>
+              </w:rPr>
+              <w:t xml:space="preserve">0:50</w:t>
+            </w:r>
+          </w:p>
+        </w:tc>
+        <w:tc>
+          <w:tcPr>
+            <w:tcW w:type="dxa" w:w="1280"/>
+            <w:tcMar>
+              <w:top w:type="dxa" w:w="80"/>
+              <w:left w:type="dxa" w:w="120"/>
+              <w:bottom w:type="dxa" w:w="80"/>
+              <w:right w:type="dxa" w:w="120"/>
+            </w:tcMar>
+          </w:tcPr>
+          <w:p>
+            <w:pPr>
+              <w:spacing w:after="0"/>
+            </w:pPr>
+            <w:r>
+              <w:rPr>
+                <w:rFonts w:ascii="Times New Roman" w:cs="Times New Roman" w:eastAsia="Times New Roman" w:hAnsi="Times New Roman"/>
+                <w:b w:val="false"/>
+                <w:bCs w:val="false"/>
+                <w:sz w:val="24"/>
+                <w:szCs w:val="24"/>
+              </w:rPr>
+              <w:t xml:space="preserve">Revisión</w:t>
+            </w:r>
+          </w:p>
+        </w:tc>
+        <w:tc>
+          <w:tcPr>
+            <w:tcW w:type="dxa" w:w="3800"/>
+            <w:tcMar>
+              <w:top w:type="dxa" w:w="80"/>
+              <w:left w:type="dxa" w:w="120"/>
+              <w:bottom w:type="dxa" w:w="80"/>
+              <w:right w:type="dxa" w:w="120"/>
+            </w:tcMar>
+          </w:tcPr>
+          <w:p>
+            <w:pPr>
+              <w:spacing w:after="0"/>
+            </w:pPr>
+            <w:r>
+              <w:rPr>
+                <w:rFonts w:ascii="Times New Roman" w:cs="Times New Roman" w:eastAsia="Times New Roman" w:hAnsi="Times New Roman"/>
+                <w:b w:val="false"/>
+                <w:bCs w:val="false"/>
+                <w:sz w:val="24"/>
+                <w:szCs w:val="24"/>
+              </w:rPr>
+              <w:t xml:space="preserve">Revisión conjunta del código del sprint con Harry y verificación final del incremento.</w:t>
+            </w:r>
+          </w:p>
+        </w:tc>
+      </w:tr>
+      <w:tr>
+        <w:tc>
+          <w:tcPr>
+            <w:tcW w:type="dxa" w:w="900"/>
+            <w:tcMar>
+              <w:top w:type="dxa" w:w="80"/>
+              <w:left w:type="dxa" w:w="120"/>
+              <w:bottom w:type="dxa" w:w="80"/>
+              <w:right w:type="dxa" w:w="120"/>
+            </w:tcMar>
+          </w:tcPr>
+          <w:p>
+            <w:pPr>
+              <w:spacing w:after="0"/>
+            </w:pPr>
+            <w:r>
+              <w:rPr>
+                <w:rFonts w:ascii="Times New Roman" w:cs="Times New Roman" w:eastAsia="Times New Roman" w:hAnsi="Times New Roman"/>
+                <w:b w:val="false"/>
+                <w:bCs w:val="false"/>
+                <w:sz w:val="24"/>
+                <w:szCs w:val="24"/>
+              </w:rPr>
+              <w:t xml:space="preserve">22/10/2026</w:t>
+            </w:r>
+          </w:p>
+        </w:tc>
+        <w:tc>
+          <w:tcPr>
+            <w:tcW w:type="dxa" w:w="680"/>
+            <w:tcMar>
+              <w:top w:type="dxa" w:w="80"/>
+              <w:left w:type="dxa" w:w="120"/>
+              <w:bottom w:type="dxa" w:w="80"/>
+              <w:right w:type="dxa" w:w="120"/>
+            </w:tcMar>
+          </w:tcPr>
+          <w:p>
+            <w:pPr>
+              <w:spacing w:after="0"/>
+            </w:pPr>
+            <w:r>
+              <w:rPr>
+                <w:rFonts w:ascii="Times New Roman" w:cs="Times New Roman" w:eastAsia="Times New Roman" w:hAnsi="Times New Roman"/>
+                <w:b w:val="false"/>
+                <w:bCs w:val="false"/>
+                <w:sz w:val="24"/>
+                <w:szCs w:val="24"/>
+              </w:rPr>
+              <w:t xml:space="preserve">15:55</w:t>
+            </w:r>
+          </w:p>
+        </w:tc>
+        <w:tc>
+          <w:tcPr>
+            <w:tcW w:type="dxa" w:w="680"/>
+            <w:tcMar>
+              <w:top w:type="dxa" w:w="80"/>
+              <w:left w:type="dxa" w:w="120"/>
+              <w:bottom w:type="dxa" w:w="80"/>
+              <w:right w:type="dxa" w:w="120"/>
+            </w:tcMar>
+          </w:tcPr>
+          <w:p>
+            <w:pPr>
+              <w:spacing w:after="0"/>
+            </w:pPr>
+            <w:r>
+              <w:rPr>
+                <w:rFonts w:ascii="Times New Roman" w:cs="Times New Roman" w:eastAsia="Times New Roman" w:hAnsi="Times New Roman"/>
+                <w:b w:val="false"/>
+                <w:bCs w:val="false"/>
+                <w:sz w:val="24"/>
+                <w:szCs w:val="24"/>
+              </w:rPr>
+              <w:t xml:space="preserve">16:40</w:t>
+            </w:r>
+          </w:p>
+        </w:tc>
+        <w:tc>
+          <w:tcPr>
+            <w:tcW w:type="dxa" w:w="1120"/>
+            <w:tcMar>
+              <w:top w:type="dxa" w:w="80"/>
+              <w:left w:type="dxa" w:w="120"/>
+              <w:bottom w:type="dxa" w:w="80"/>
+              <w:right w:type="dxa" w:w="120"/>
+            </w:tcMar>
+          </w:tcPr>
+          <w:p>
+            <w:pPr>
+              <w:spacing w:after="0"/>
+            </w:pPr>
+            <w:r>
+              <w:rPr>
+                <w:rFonts w:ascii="Times New Roman" w:cs="Times New Roman" w:eastAsia="Times New Roman" w:hAnsi="Times New Roman"/>
+                <w:b w:val="false"/>
+                <w:bCs w:val="false"/>
+                <w:sz w:val="24"/>
+                <w:szCs w:val="24"/>
+              </w:rPr>
+              <w:t xml:space="preserve">0:05</w:t>
+            </w:r>
+          </w:p>
+        </w:tc>
+        <w:tc>
+          <w:tcPr>
+            <w:tcW w:type="dxa" w:w="900"/>
+            <w:tcMar>
+              <w:top w:type="dxa" w:w="80"/>
+              <w:left w:type="dxa" w:w="120"/>
+              <w:bottom w:type="dxa" w:w="80"/>
+              <w:right w:type="dxa" w:w="120"/>
+            </w:tcMar>
+          </w:tcPr>
+          <w:p>
+            <w:pPr>
+              <w:spacing w:after="0"/>
+            </w:pPr>
+            <w:r>
+              <w:rPr>
+                <w:rFonts w:ascii="Times New Roman" w:cs="Times New Roman" w:eastAsia="Times New Roman" w:hAnsi="Times New Roman"/>
+                <w:b w:val="false"/>
+                <w:bCs w:val="false"/>
+                <w:sz w:val="24"/>
+                <w:szCs w:val="24"/>
+              </w:rPr>
+              <w:t xml:space="preserve">0:40</w:t>
+            </w:r>
+          </w:p>
+        </w:tc>
+        <w:tc>
+          <w:tcPr>
+            <w:tcW w:type="dxa" w:w="1280"/>
+            <w:tcMar>
+              <w:top w:type="dxa" w:w="80"/>
+              <w:left w:type="dxa" w:w="120"/>
+              <w:bottom w:type="dxa" w:w="80"/>
+              <w:right w:type="dxa" w:w="120"/>
+            </w:tcMar>
+          </w:tcPr>
+          <w:p>
+            <w:pPr>
+              <w:spacing w:after="0"/>
+            </w:pPr>
+            <w:r>
+              <w:rPr>
+                <w:rFonts w:ascii="Times New Roman" w:cs="Times New Roman" w:eastAsia="Times New Roman" w:hAnsi="Times New Roman"/>
+                <w:b w:val="false"/>
+                <w:bCs w:val="false"/>
+                <w:sz w:val="24"/>
+                <w:szCs w:val="24"/>
+              </w:rPr>
+              <w:t xml:space="preserve">Codificación</w:t>
+            </w:r>
+          </w:p>
+        </w:tc>
+        <w:tc>
+          <w:tcPr>
+            <w:tcW w:type="dxa" w:w="3800"/>
+            <w:tcMar>
+              <w:top w:type="dxa" w:w="80"/>
+              <w:left w:type="dxa" w:w="120"/>
+              <w:bottom w:type="dxa" w:w="80"/>
+              <w:right w:type="dxa" w:w="120"/>
+            </w:tcMar>
+          </w:tcPr>
+          <w:p>
+            <w:pPr>
+              <w:spacing w:after="0"/>
+            </w:pPr>
+            <w:r>
+              <w:rPr>
+                <w:rFonts w:ascii="Times New Roman" w:cs="Times New Roman" w:eastAsia="Times New Roman" w:hAnsi="Times New Roman"/>
+                <w:b w:val="false"/>
+                <w:bCs w:val="false"/>
+                <w:sz w:val="24"/>
+                <w:szCs w:val="24"/>
+              </w:rPr>
+              <w:t xml:space="preserve">AEUVG-177 Administrador acreditador visible en el panel. AEUVG-179 Fecha de acreditación en el historial del perfil.</w:t>
+            </w:r>
+          </w:p>
+        </w:tc>
+      </w:tr>
+    </w:tbl>
+    <w:p>
+      <w:pPr>
+        <w:spacing w:after="160"/>
+      </w:pPr>
+    </w:p>
+    <w:p>
+      <w:pPr>
+        <w:spacing w:after="160" w:line="300"/>
+        <w:jc w:val="both"/>
+      </w:pPr>
+      <w:r>
+        <w:rPr>
+          <w:rFonts w:ascii="Times New Roman" w:cs="Times New Roman" w:eastAsia="Times New Roman" w:hAnsi="Times New Roman"/>
+          <w:sz w:val="24"/>
+          <w:szCs w:val="24"/>
+        </w:rPr>
+        <w:t xml:space="preserve">Resumen por historia de usuario:</w:t>
+      </w:r>
+    </w:p>
+    <w:p>
+      <w:pPr>
+        <w:spacing w:after="160"/>
+      </w:pPr>
+    </w:p>
+    <w:tbl>
+      <w:tblPr>
+        <w:tblW w:type="dxa" w:w="9360"/>
+        <w:tblBorders>
+          <w:top w:val="single" w:color="auto" w:sz="4"/>
+          <w:left w:val="single" w:color="auto" w:sz="4"/>
+          <w:bottom w:val="single" w:color="auto" w:sz="4"/>
+          <w:right w:val="single" w:color="auto" w:sz="4"/>
+          <w:insideH w:val="single" w:color="auto" w:sz="4"/>
+          <w:insideV w:val="single" w:color="auto" w:sz="4"/>
+        </w:tblBorders>
+      </w:tblPr>
+      <w:tblGrid>
+        <w:gridCol w:w="5560"/>
+        <w:gridCol w:w="1900"/>
+        <w:gridCol w:w="1900"/>
+      </w:tblGrid>
+      <w:tr>
+        <w:trPr>
+          <w:tblHeader/>
+        </w:trPr>
+        <w:tc>
+          <w:tcPr>
+            <w:tcW w:type="dxa" w:w="5560"/>
+            <w:shd w:fill="E7E6E6" w:val="clear"/>
+            <w:tcMar>
+              <w:top w:type="dxa" w:w="80"/>
+              <w:left w:type="dxa" w:w="120"/>
+              <w:bottom w:type="dxa" w:w="80"/>
+              <w:right w:type="dxa" w:w="120"/>
+            </w:tcMar>
+          </w:tcPr>
+          <w:p>
+            <w:pPr>
+              <w:spacing w:after="0"/>
+            </w:pPr>
+            <w:r>
+              <w:rPr>
+                <w:rFonts w:ascii="Times New Roman" w:cs="Times New Roman" w:eastAsia="Times New Roman" w:hAnsi="Times New Roman"/>
+                <w:b/>
+                <w:bCs/>
+                <w:sz w:val="24"/>
+                <w:szCs w:val="24"/>
+              </w:rPr>
+              <w:t xml:space="preserve">Historia o actividad</w:t>
+            </w:r>
+          </w:p>
+        </w:tc>
+        <w:tc>
+          <w:tcPr>
+            <w:tcW w:type="dxa" w:w="1900"/>
+            <w:shd w:fill="E7E6E6" w:val="clear"/>
+            <w:tcMar>
+              <w:top w:type="dxa" w:w="80"/>
+              <w:left w:type="dxa" w:w="120"/>
+              <w:bottom w:type="dxa" w:w="80"/>
+              <w:right w:type="dxa" w:w="120"/>
+            </w:tcMar>
+          </w:tcPr>
+          <w:p>
+            <w:pPr>
+              <w:spacing w:after="0"/>
+            </w:pPr>
+            <w:r>
+              <w:rPr>
+                <w:rFonts w:ascii="Times New Roman" w:cs="Times New Roman" w:eastAsia="Times New Roman" w:hAnsi="Times New Roman"/>
+                <w:b/>
+                <w:bCs/>
+                <w:sz w:val="24"/>
+                <w:szCs w:val="24"/>
+              </w:rPr>
+              <w:t xml:space="preserve">Tiempo</w:t>
+            </w:r>
+          </w:p>
+        </w:tc>
+        <w:tc>
+          <w:tcPr>
+            <w:tcW w:type="dxa" w:w="1900"/>
+            <w:shd w:fill="E7E6E6" w:val="clear"/>
+            <w:tcMar>
+              <w:top w:type="dxa" w:w="80"/>
+              <w:left w:type="dxa" w:w="120"/>
+              <w:bottom w:type="dxa" w:w="80"/>
+              <w:right w:type="dxa" w:w="120"/>
+            </w:tcMar>
+          </w:tcPr>
+          <w:p>
+            <w:pPr>
+              <w:spacing w:after="0"/>
+            </w:pPr>
+            <w:r>
+              <w:rPr>
+                <w:rFonts w:ascii="Times New Roman" w:cs="Times New Roman" w:eastAsia="Times New Roman" w:hAnsi="Times New Roman"/>
+                <w:b/>
+                <w:bCs/>
+                <w:sz w:val="24"/>
+                <w:szCs w:val="24"/>
+              </w:rPr>
+              <w:t xml:space="preserve">Horas</w:t>
+            </w:r>
+          </w:p>
+        </w:tc>
+      </w:tr>
+      <w:tr>
+        <w:tc>
+          <w:tcPr>
+            <w:tcW w:type="dxa" w:w="5560"/>
+            <w:tcMar>
+              <w:top w:type="dxa" w:w="80"/>
+              <w:left w:type="dxa" w:w="120"/>
+              <w:bottom w:type="dxa" w:w="80"/>
+              <w:right w:type="dxa" w:w="120"/>
+            </w:tcMar>
+          </w:tcPr>
+          <w:p>
+            <w:pPr>
+              <w:spacing w:after="0"/>
+            </w:pPr>
+            <w:r>
+              <w:rPr>
+                <w:rFonts w:ascii="Times New Roman" w:cs="Times New Roman" w:eastAsia="Times New Roman" w:hAnsi="Times New Roman"/>
+                <w:b w:val="false"/>
+                <w:bCs w:val="false"/>
+                <w:sz w:val="24"/>
+                <w:szCs w:val="24"/>
+              </w:rPr>
+              <w:t xml:space="preserve">Gestión del sprint</w:t>
+            </w:r>
+          </w:p>
+        </w:tc>
+        <w:tc>
+          <w:tcPr>
+            <w:tcW w:type="dxa" w:w="1900"/>
+            <w:tcMar>
+              <w:top w:type="dxa" w:w="80"/>
+              <w:left w:type="dxa" w:w="120"/>
+              <w:bottom w:type="dxa" w:w="80"/>
+              <w:right w:type="dxa" w:w="120"/>
+            </w:tcMar>
+          </w:tcPr>
+          <w:p>
+            <w:pPr>
+              <w:spacing w:after="0"/>
+            </w:pPr>
+            <w:r>
+              <w:rPr>
+                <w:rFonts w:ascii="Times New Roman" w:cs="Times New Roman" w:eastAsia="Times New Roman" w:hAnsi="Times New Roman"/>
+                <w:b w:val="false"/>
+                <w:bCs w:val="false"/>
+                <w:sz w:val="24"/>
+                <w:szCs w:val="24"/>
+              </w:rPr>
+              <w:t xml:space="preserve">0:50</w:t>
+            </w:r>
+          </w:p>
+        </w:tc>
+        <w:tc>
+          <w:tcPr>
+            <w:tcW w:type="dxa" w:w="1900"/>
+            <w:tcMar>
+              <w:top w:type="dxa" w:w="80"/>
+              <w:left w:type="dxa" w:w="120"/>
+              <w:bottom w:type="dxa" w:w="80"/>
+              <w:right w:type="dxa" w:w="120"/>
+            </w:tcMar>
+          </w:tcPr>
+          <w:p>
+            <w:pPr>
+              <w:spacing w:after="0"/>
+            </w:pPr>
+            <w:r>
+              <w:rPr>
+                <w:rFonts w:ascii="Times New Roman" w:cs="Times New Roman" w:eastAsia="Times New Roman" w:hAnsi="Times New Roman"/>
+                <w:b w:val="false"/>
+                <w:bCs w:val="false"/>
+                <w:sz w:val="24"/>
+                <w:szCs w:val="24"/>
+              </w:rPr>
+              <w:t xml:space="preserve">0.8</w:t>
+            </w:r>
+          </w:p>
+        </w:tc>
+      </w:tr>
+      <w:tr>
+        <w:tc>
+          <w:tcPr>
+            <w:tcW w:type="dxa" w:w="5560"/>
+            <w:tcMar>
+              <w:top w:type="dxa" w:w="80"/>
+              <w:left w:type="dxa" w:w="120"/>
+              <w:bottom w:type="dxa" w:w="80"/>
+              <w:right w:type="dxa" w:w="120"/>
+            </w:tcMar>
+          </w:tcPr>
+          <w:p>
+            <w:pPr>
+              <w:spacing w:after="0"/>
+            </w:pPr>
+            <w:r>
+              <w:rPr>
+                <w:rFonts w:ascii="Times New Roman" w:cs="Times New Roman" w:eastAsia="Times New Roman" w:hAnsi="Times New Roman"/>
+                <w:b w:val="false"/>
+                <w:bCs w:val="false"/>
+                <w:sz w:val="24"/>
+                <w:szCs w:val="24"/>
+              </w:rPr>
+              <w:t xml:space="preserve">HU-19 - Consultas y servicios de horas beca</w:t>
+            </w:r>
+          </w:p>
+        </w:tc>
+        <w:tc>
+          <w:tcPr>
+            <w:tcW w:type="dxa" w:w="1900"/>
+            <w:tcMar>
+              <w:top w:type="dxa" w:w="80"/>
+              <w:left w:type="dxa" w:w="120"/>
+              <w:bottom w:type="dxa" w:w="80"/>
+              <w:right w:type="dxa" w:w="120"/>
+            </w:tcMar>
+          </w:tcPr>
+          <w:p>
+            <w:pPr>
+              <w:spacing w:after="0"/>
+            </w:pPr>
+            <w:r>
+              <w:rPr>
+                <w:rFonts w:ascii="Times New Roman" w:cs="Times New Roman" w:eastAsia="Times New Roman" w:hAnsi="Times New Roman"/>
+                <w:b w:val="false"/>
+                <w:bCs w:val="false"/>
+                <w:sz w:val="24"/>
+                <w:szCs w:val="24"/>
+              </w:rPr>
+              <w:t xml:space="preserve">0:50</w:t>
+            </w:r>
+          </w:p>
+        </w:tc>
+        <w:tc>
+          <w:tcPr>
+            <w:tcW w:type="dxa" w:w="1900"/>
+            <w:tcMar>
+              <w:top w:type="dxa" w:w="80"/>
+              <w:left w:type="dxa" w:w="120"/>
+              <w:bottom w:type="dxa" w:w="80"/>
+              <w:right w:type="dxa" w:w="120"/>
+            </w:tcMar>
+          </w:tcPr>
+          <w:p>
+            <w:pPr>
+              <w:spacing w:after="0"/>
+            </w:pPr>
+            <w:r>
+              <w:rPr>
+                <w:rFonts w:ascii="Times New Roman" w:cs="Times New Roman" w:eastAsia="Times New Roman" w:hAnsi="Times New Roman"/>
+                <w:b w:val="false"/>
+                <w:bCs w:val="false"/>
+                <w:sz w:val="24"/>
+                <w:szCs w:val="24"/>
+              </w:rPr>
+              <w:t xml:space="preserve">0.8</w:t>
+            </w:r>
+          </w:p>
+        </w:tc>
+      </w:tr>
+      <w:tr>
+        <w:tc>
+          <w:tcPr>
+            <w:tcW w:type="dxa" w:w="5560"/>
+            <w:tcMar>
+              <w:top w:type="dxa" w:w="80"/>
+              <w:left w:type="dxa" w:w="120"/>
+              <w:bottom w:type="dxa" w:w="80"/>
+              <w:right w:type="dxa" w:w="120"/>
+            </w:tcMar>
+          </w:tcPr>
+          <w:p>
+            <w:pPr>
+              <w:spacing w:after="0"/>
+            </w:pPr>
+            <w:r>
+              <w:rPr>
+                <w:rFonts w:ascii="Times New Roman" w:cs="Times New Roman" w:eastAsia="Times New Roman" w:hAnsi="Times New Roman"/>
+                <w:b w:val="false"/>
+                <w:bCs w:val="false"/>
+                <w:sz w:val="24"/>
+                <w:szCs w:val="24"/>
+              </w:rPr>
+              <w:t xml:space="preserve">HU-20 - Panel administrativo de horas beca</w:t>
+            </w:r>
+          </w:p>
+        </w:tc>
+        <w:tc>
+          <w:tcPr>
+            <w:tcW w:type="dxa" w:w="1900"/>
+            <w:tcMar>
+              <w:top w:type="dxa" w:w="80"/>
+              <w:left w:type="dxa" w:w="120"/>
+              <w:bottom w:type="dxa" w:w="80"/>
+              <w:right w:type="dxa" w:w="120"/>
+            </w:tcMar>
+          </w:tcPr>
+          <w:p>
+            <w:pPr>
+              <w:spacing w:after="0"/>
+            </w:pPr>
+            <w:r>
+              <w:rPr>
+                <w:rFonts w:ascii="Times New Roman" w:cs="Times New Roman" w:eastAsia="Times New Roman" w:hAnsi="Times New Roman"/>
+                <w:b w:val="false"/>
+                <w:bCs w:val="false"/>
+                <w:sz w:val="24"/>
+                <w:szCs w:val="24"/>
+              </w:rPr>
+              <w:t xml:space="preserve">2:50</w:t>
+            </w:r>
+          </w:p>
+        </w:tc>
+        <w:tc>
+          <w:tcPr>
+            <w:tcW w:type="dxa" w:w="1900"/>
+            <w:tcMar>
+              <w:top w:type="dxa" w:w="80"/>
+              <w:left w:type="dxa" w:w="120"/>
+              <w:bottom w:type="dxa" w:w="80"/>
+              <w:right w:type="dxa" w:w="120"/>
+            </w:tcMar>
+          </w:tcPr>
+          <w:p>
+            <w:pPr>
+              <w:spacing w:after="0"/>
+            </w:pPr>
+            <w:r>
+              <w:rPr>
+                <w:rFonts w:ascii="Times New Roman" w:cs="Times New Roman" w:eastAsia="Times New Roman" w:hAnsi="Times New Roman"/>
+                <w:b w:val="false"/>
+                <w:bCs w:val="false"/>
+                <w:sz w:val="24"/>
+                <w:szCs w:val="24"/>
+              </w:rPr>
+              <w:t xml:space="preserve">2.8</w:t>
+            </w:r>
+          </w:p>
+        </w:tc>
+      </w:tr>
+      <w:tr>
+        <w:tc>
+          <w:tcPr>
+            <w:tcW w:type="dxa" w:w="5560"/>
+            <w:tcMar>
+              <w:top w:type="dxa" w:w="80"/>
+              <w:left w:type="dxa" w:w="120"/>
+              <w:bottom w:type="dxa" w:w="80"/>
+              <w:right w:type="dxa" w:w="120"/>
+            </w:tcMar>
+          </w:tcPr>
+          <w:p>
+            <w:pPr>
+              <w:spacing w:after="0"/>
+            </w:pPr>
+            <w:r>
+              <w:rPr>
+                <w:rFonts w:ascii="Times New Roman" w:cs="Times New Roman" w:eastAsia="Times New Roman" w:hAnsi="Times New Roman"/>
+                <w:b w:val="false"/>
+                <w:bCs w:val="false"/>
+                <w:sz w:val="24"/>
+                <w:szCs w:val="24"/>
+              </w:rPr>
+              <w:t xml:space="preserve">HU-21 - Registro, edición y eliminación</w:t>
+            </w:r>
+          </w:p>
+        </w:tc>
+        <w:tc>
+          <w:tcPr>
+            <w:tcW w:type="dxa" w:w="1900"/>
+            <w:tcMar>
+              <w:top w:type="dxa" w:w="80"/>
+              <w:left w:type="dxa" w:w="120"/>
+              <w:bottom w:type="dxa" w:w="80"/>
+              <w:right w:type="dxa" w:w="120"/>
+            </w:tcMar>
+          </w:tcPr>
+          <w:p>
+            <w:pPr>
+              <w:spacing w:after="0"/>
+            </w:pPr>
+            <w:r>
+              <w:rPr>
+                <w:rFonts w:ascii="Times New Roman" w:cs="Times New Roman" w:eastAsia="Times New Roman" w:hAnsi="Times New Roman"/>
+                <w:b w:val="false"/>
+                <w:bCs w:val="false"/>
+                <w:sz w:val="24"/>
+                <w:szCs w:val="24"/>
+              </w:rPr>
+              <w:t xml:space="preserve">2:25</w:t>
+            </w:r>
+          </w:p>
+        </w:tc>
+        <w:tc>
+          <w:tcPr>
+            <w:tcW w:type="dxa" w:w="1900"/>
+            <w:tcMar>
+              <w:top w:type="dxa" w:w="80"/>
+              <w:left w:type="dxa" w:w="120"/>
+              <w:bottom w:type="dxa" w:w="80"/>
+              <w:right w:type="dxa" w:w="120"/>
+            </w:tcMar>
+          </w:tcPr>
+          <w:p>
+            <w:pPr>
+              <w:spacing w:after="0"/>
+            </w:pPr>
+            <w:r>
+              <w:rPr>
+                <w:rFonts w:ascii="Times New Roman" w:cs="Times New Roman" w:eastAsia="Times New Roman" w:hAnsi="Times New Roman"/>
+                <w:b w:val="false"/>
+                <w:bCs w:val="false"/>
+                <w:sz w:val="24"/>
+                <w:szCs w:val="24"/>
+              </w:rPr>
+              <w:t xml:space="preserve">2.4</w:t>
+            </w:r>
+          </w:p>
+        </w:tc>
+      </w:tr>
+      <w:tr>
+        <w:tc>
+          <w:tcPr>
+            <w:tcW w:type="dxa" w:w="5560"/>
+            <w:tcMar>
+              <w:top w:type="dxa" w:w="80"/>
+              <w:left w:type="dxa" w:w="120"/>
+              <w:bottom w:type="dxa" w:w="80"/>
+              <w:right w:type="dxa" w:w="120"/>
+            </w:tcMar>
+          </w:tcPr>
+          <w:p>
+            <w:pPr>
+              <w:spacing w:after="0"/>
+            </w:pPr>
+            <w:r>
+              <w:rPr>
+                <w:rFonts w:ascii="Times New Roman" w:cs="Times New Roman" w:eastAsia="Times New Roman" w:hAnsi="Times New Roman"/>
+                <w:b w:val="false"/>
+                <w:bCs w:val="false"/>
+                <w:sz w:val="24"/>
+                <w:szCs w:val="24"/>
+              </w:rPr>
+              <w:t xml:space="preserve">HU-22 - Acreditación y operaciones en lote</w:t>
+            </w:r>
+          </w:p>
+        </w:tc>
+        <w:tc>
+          <w:tcPr>
+            <w:tcW w:type="dxa" w:w="1900"/>
+            <w:tcMar>
+              <w:top w:type="dxa" w:w="80"/>
+              <w:left w:type="dxa" w:w="120"/>
+              <w:bottom w:type="dxa" w:w="80"/>
+              <w:right w:type="dxa" w:w="120"/>
+            </w:tcMar>
+          </w:tcPr>
+          <w:p>
+            <w:pPr>
+              <w:spacing w:after="0"/>
+            </w:pPr>
+            <w:r>
+              <w:rPr>
+                <w:rFonts w:ascii="Times New Roman" w:cs="Times New Roman" w:eastAsia="Times New Roman" w:hAnsi="Times New Roman"/>
+                <w:b w:val="false"/>
+                <w:bCs w:val="false"/>
+                <w:sz w:val="24"/>
+                <w:szCs w:val="24"/>
+              </w:rPr>
+              <w:t xml:space="preserve">1:45</w:t>
+            </w:r>
+          </w:p>
+        </w:tc>
+        <w:tc>
+          <w:tcPr>
+            <w:tcW w:type="dxa" w:w="1900"/>
+            <w:tcMar>
+              <w:top w:type="dxa" w:w="80"/>
+              <w:left w:type="dxa" w:w="120"/>
+              <w:bottom w:type="dxa" w:w="80"/>
+              <w:right w:type="dxa" w:w="120"/>
+            </w:tcMar>
+          </w:tcPr>
+          <w:p>
+            <w:pPr>
+              <w:spacing w:after="0"/>
+            </w:pPr>
+            <w:r>
+              <w:rPr>
+                <w:rFonts w:ascii="Times New Roman" w:cs="Times New Roman" w:eastAsia="Times New Roman" w:hAnsi="Times New Roman"/>
+                <w:b w:val="false"/>
+                <w:bCs w:val="false"/>
+                <w:sz w:val="24"/>
+                <w:szCs w:val="24"/>
+              </w:rPr>
+              <w:t xml:space="preserve">1.8</w:t>
+            </w:r>
+          </w:p>
+        </w:tc>
+      </w:tr>
+      <w:tr>
+        <w:tc>
+          <w:tcPr>
+            <w:tcW w:type="dxa" w:w="5560"/>
+            <w:tcMar>
+              <w:top w:type="dxa" w:w="80"/>
+              <w:left w:type="dxa" w:w="120"/>
+              <w:bottom w:type="dxa" w:w="80"/>
+              <w:right w:type="dxa" w:w="120"/>
+            </w:tcMar>
+          </w:tcPr>
+          <w:p>
+            <w:pPr>
+              <w:spacing w:after="0"/>
+            </w:pPr>
+            <w:r>
+              <w:rPr>
+                <w:rFonts w:ascii="Times New Roman" w:cs="Times New Roman" w:eastAsia="Times New Roman" w:hAnsi="Times New Roman"/>
+                <w:b w:val="false"/>
+                <w:bCs w:val="false"/>
+                <w:sz w:val="24"/>
+                <w:szCs w:val="24"/>
+              </w:rPr>
+              <w:t xml:space="preserve">HU-23 - Asociación de registros por carnet</w:t>
+            </w:r>
+          </w:p>
+        </w:tc>
+        <w:tc>
+          <w:tcPr>
+            <w:tcW w:type="dxa" w:w="1900"/>
+            <w:tcMar>
+              <w:top w:type="dxa" w:w="80"/>
+              <w:left w:type="dxa" w:w="120"/>
+              <w:bottom w:type="dxa" w:w="80"/>
+              <w:right w:type="dxa" w:w="120"/>
+            </w:tcMar>
+          </w:tcPr>
+          <w:p>
+            <w:pPr>
+              <w:spacing w:after="0"/>
+            </w:pPr>
+            <w:r>
+              <w:rPr>
+                <w:rFonts w:ascii="Times New Roman" w:cs="Times New Roman" w:eastAsia="Times New Roman" w:hAnsi="Times New Roman"/>
+                <w:b w:val="false"/>
+                <w:bCs w:val="false"/>
+                <w:sz w:val="24"/>
+                <w:szCs w:val="24"/>
+              </w:rPr>
+              <w:t xml:space="preserve">0:40</w:t>
+            </w:r>
+          </w:p>
+        </w:tc>
+        <w:tc>
+          <w:tcPr>
+            <w:tcW w:type="dxa" w:w="1900"/>
+            <w:tcMar>
+              <w:top w:type="dxa" w:w="80"/>
+              <w:left w:type="dxa" w:w="120"/>
+              <w:bottom w:type="dxa" w:w="80"/>
+              <w:right w:type="dxa" w:w="120"/>
+            </w:tcMar>
+          </w:tcPr>
+          <w:p>
+            <w:pPr>
+              <w:spacing w:after="0"/>
+            </w:pPr>
+            <w:r>
+              <w:rPr>
+                <w:rFonts w:ascii="Times New Roman" w:cs="Times New Roman" w:eastAsia="Times New Roman" w:hAnsi="Times New Roman"/>
+                <w:b w:val="false"/>
+                <w:bCs w:val="false"/>
+                <w:sz w:val="24"/>
+                <w:szCs w:val="24"/>
+              </w:rPr>
+              <w:t xml:space="preserve">0.7</w:t>
+            </w:r>
+          </w:p>
+        </w:tc>
+      </w:tr>
+      <w:tr>
+        <w:tc>
+          <w:tcPr>
+            <w:tcW w:type="dxa" w:w="5560"/>
+            <w:tcMar>
+              <w:top w:type="dxa" w:w="80"/>
+              <w:left w:type="dxa" w:w="120"/>
+              <w:bottom w:type="dxa" w:w="80"/>
+              <w:right w:type="dxa" w:w="120"/>
+            </w:tcMar>
+          </w:tcPr>
+          <w:p>
+            <w:pPr>
+              <w:spacing w:after="0"/>
+            </w:pPr>
+            <w:r>
+              <w:rPr>
+                <w:rFonts w:ascii="Times New Roman" w:cs="Times New Roman" w:eastAsia="Times New Roman" w:hAnsi="Times New Roman"/>
+                <w:b w:val="false"/>
+                <w:bCs w:val="false"/>
+                <w:sz w:val="24"/>
+                <w:szCs w:val="24"/>
+              </w:rPr>
+              <w:t xml:space="preserve">HU-24 - Mis horas beca en el perfil</w:t>
+            </w:r>
+          </w:p>
+        </w:tc>
+        <w:tc>
+          <w:tcPr>
+            <w:tcW w:type="dxa" w:w="1900"/>
+            <w:tcMar>
+              <w:top w:type="dxa" w:w="80"/>
+              <w:left w:type="dxa" w:w="120"/>
+              <w:bottom w:type="dxa" w:w="80"/>
+              <w:right w:type="dxa" w:w="120"/>
+            </w:tcMar>
+          </w:tcPr>
+          <w:p>
+            <w:pPr>
+              <w:spacing w:after="0"/>
+            </w:pPr>
+            <w:r>
+              <w:rPr>
+                <w:rFonts w:ascii="Times New Roman" w:cs="Times New Roman" w:eastAsia="Times New Roman" w:hAnsi="Times New Roman"/>
+                <w:b w:val="false"/>
+                <w:bCs w:val="false"/>
+                <w:sz w:val="24"/>
+                <w:szCs w:val="24"/>
+              </w:rPr>
+              <w:t xml:space="preserve">1:40</w:t>
+            </w:r>
+          </w:p>
+        </w:tc>
+        <w:tc>
+          <w:tcPr>
+            <w:tcW w:type="dxa" w:w="1900"/>
+            <w:tcMar>
+              <w:top w:type="dxa" w:w="80"/>
+              <w:left w:type="dxa" w:w="120"/>
+              <w:bottom w:type="dxa" w:w="80"/>
+              <w:right w:type="dxa" w:w="120"/>
+            </w:tcMar>
+          </w:tcPr>
+          <w:p>
+            <w:pPr>
+              <w:spacing w:after="0"/>
+            </w:pPr>
+            <w:r>
+              <w:rPr>
+                <w:rFonts w:ascii="Times New Roman" w:cs="Times New Roman" w:eastAsia="Times New Roman" w:hAnsi="Times New Roman"/>
+                <w:b w:val="false"/>
+                <w:bCs w:val="false"/>
+                <w:sz w:val="24"/>
+                <w:szCs w:val="24"/>
+              </w:rPr>
+              <w:t xml:space="preserve">1.7</w:t>
+            </w:r>
+          </w:p>
+        </w:tc>
+      </w:tr>
+      <w:tr>
+        <w:tc>
+          <w:tcPr>
+            <w:tcW w:type="dxa" w:w="5560"/>
+            <w:tcMar>
+              <w:top w:type="dxa" w:w="80"/>
+              <w:left w:type="dxa" w:w="120"/>
+              <w:bottom w:type="dxa" w:w="80"/>
+              <w:right w:type="dxa" w:w="120"/>
+            </w:tcMar>
+          </w:tcPr>
+          <w:p>
+            <w:pPr>
+              <w:spacing w:after="0"/>
+            </w:pPr>
+            <w:r>
+              <w:rPr>
+                <w:rFonts w:ascii="Times New Roman" w:cs="Times New Roman" w:eastAsia="Times New Roman" w:hAnsi="Times New Roman"/>
+                <w:b w:val="false"/>
+                <w:bCs w:val="false"/>
+                <w:sz w:val="24"/>
+                <w:szCs w:val="24"/>
+              </w:rPr>
+              <w:t xml:space="preserve">Revisión y verificación final</w:t>
+            </w:r>
+          </w:p>
+        </w:tc>
+        <w:tc>
+          <w:tcPr>
+            <w:tcW w:type="dxa" w:w="1900"/>
+            <w:tcMar>
+              <w:top w:type="dxa" w:w="80"/>
+              <w:left w:type="dxa" w:w="120"/>
+              <w:bottom w:type="dxa" w:w="80"/>
+              <w:right w:type="dxa" w:w="120"/>
+            </w:tcMar>
+          </w:tcPr>
+          <w:p>
+            <w:pPr>
+              <w:spacing w:after="0"/>
+            </w:pPr>
+            <w:r>
+              <w:rPr>
+                <w:rFonts w:ascii="Times New Roman" w:cs="Times New Roman" w:eastAsia="Times New Roman" w:hAnsi="Times New Roman"/>
+                <w:b w:val="false"/>
+                <w:bCs w:val="false"/>
+                <w:sz w:val="24"/>
+                <w:szCs w:val="24"/>
+              </w:rPr>
+              <w:t xml:space="preserve">1:30</w:t>
+            </w:r>
+          </w:p>
+        </w:tc>
+        <w:tc>
+          <w:tcPr>
+            <w:tcW w:type="dxa" w:w="1900"/>
+            <w:tcMar>
+              <w:top w:type="dxa" w:w="80"/>
+              <w:left w:type="dxa" w:w="120"/>
+              <w:bottom w:type="dxa" w:w="80"/>
+              <w:right w:type="dxa" w:w="120"/>
+            </w:tcMar>
+          </w:tcPr>
+          <w:p>
+            <w:pPr>
+              <w:spacing w:after="0"/>
+            </w:pPr>
+            <w:r>
+              <w:rPr>
+                <w:rFonts w:ascii="Times New Roman" w:cs="Times New Roman" w:eastAsia="Times New Roman" w:hAnsi="Times New Roman"/>
+                <w:b w:val="false"/>
+                <w:bCs w:val="false"/>
+                <w:sz w:val="24"/>
+                <w:szCs w:val="24"/>
+              </w:rPr>
+              <w:t xml:space="preserve">1.5</w:t>
+            </w:r>
+          </w:p>
+        </w:tc>
+      </w:tr>
+      <w:tr>
+        <w:tc>
+          <w:tcPr>
+            <w:tcW w:type="dxa" w:w="5560"/>
+            <w:tcMar>
+              <w:top w:type="dxa" w:w="80"/>
+              <w:left w:type="dxa" w:w="120"/>
+              <w:bottom w:type="dxa" w:w="80"/>
+              <w:right w:type="dxa" w:w="120"/>
+            </w:tcMar>
+          </w:tcPr>
+          <w:p>
+            <w:pPr>
+              <w:spacing w:after="0"/>
+            </w:pPr>
+            <w:r>
+              <w:rPr>
+                <w:rFonts w:ascii="Times New Roman" w:cs="Times New Roman" w:eastAsia="Times New Roman" w:hAnsi="Times New Roman"/>
+                <w:b w:val="false"/>
+                <w:bCs w:val="false"/>
+                <w:sz w:val="24"/>
+                <w:szCs w:val="24"/>
+              </w:rPr>
+              <w:t xml:space="preserve">Total</w:t>
+            </w:r>
+          </w:p>
+        </w:tc>
+        <w:tc>
+          <w:tcPr>
+            <w:tcW w:type="dxa" w:w="1900"/>
+            <w:tcMar>
+              <w:top w:type="dxa" w:w="80"/>
+              <w:left w:type="dxa" w:w="120"/>
+              <w:bottom w:type="dxa" w:w="80"/>
+              <w:right w:type="dxa" w:w="120"/>
+            </w:tcMar>
+          </w:tcPr>
+          <w:p>
+            <w:pPr>
+              <w:spacing w:after="0"/>
+            </w:pPr>
+            <w:r>
+              <w:rPr>
+                <w:rFonts w:ascii="Times New Roman" w:cs="Times New Roman" w:eastAsia="Times New Roman" w:hAnsi="Times New Roman"/>
+                <w:b w:val="false"/>
+                <w:bCs w:val="false"/>
+                <w:sz w:val="24"/>
+                <w:szCs w:val="24"/>
+              </w:rPr>
+              <w:t xml:space="preserve">12:30</w:t>
+            </w:r>
+          </w:p>
+        </w:tc>
+        <w:tc>
+          <w:tcPr>
+            <w:tcW w:type="dxa" w:w="1900"/>
+            <w:tcMar>
+              <w:top w:type="dxa" w:w="80"/>
+              <w:left w:type="dxa" w:w="120"/>
+              <w:bottom w:type="dxa" w:w="80"/>
+              <w:right w:type="dxa" w:w="120"/>
+            </w:tcMar>
+          </w:tcPr>
+          <w:p>
+            <w:pPr>
+              <w:spacing w:after="0"/>
+            </w:pPr>
+            <w:r>
+              <w:rPr>
+                <w:rFonts w:ascii="Times New Roman" w:cs="Times New Roman" w:eastAsia="Times New Roman" w:hAnsi="Times New Roman"/>
+                <w:b w:val="false"/>
+                <w:bCs w:val="false"/>
+                <w:sz w:val="24"/>
+                <w:szCs w:val="24"/>
+              </w:rPr>
+              <w:t xml:space="preserve">12.5</w:t>
+            </w:r>
+          </w:p>
+        </w:tc>
+      </w:tr>
+    </w:tbl>
+    <w:p>
+      <w:pPr>
+        <w:pStyle w:val="Heading2"/>
+        <w:spacing w:after="160" w:before="280"/>
+      </w:pPr>
+      <w:r>
+        <w:rPr>
+          <w:rFonts w:ascii="Times New Roman" w:cs="Times New Roman" w:eastAsia="Times New Roman" w:hAnsi="Times New Roman"/>
+          <w:b/>
+          <w:bCs/>
+          <w:color w:val="000000"/>
+          <w:sz w:val="30"/>
+          <w:szCs w:val="30"/>
+        </w:rPr>
+        <w:t xml:space="preserve">10.3. Resumen del equipo</w:t>
+      </w:r>
+    </w:p>
+    <w:p>
+      <w:pPr>
+        <w:spacing w:after="160"/>
+      </w:pPr>
+    </w:p>
+    <w:tbl>
+      <w:tblPr>
+        <w:tblW w:type="dxa" w:w="9360"/>
+        <w:tblBorders>
+          <w:top w:val="single" w:color="auto" w:sz="4"/>
+          <w:left w:val="single" w:color="auto" w:sz="4"/>
+          <w:bottom w:val="single" w:color="auto" w:sz="4"/>
+          <w:right w:val="single" w:color="auto" w:sz="4"/>
+          <w:insideH w:val="single" w:color="auto" w:sz="4"/>
+          <w:insideV w:val="single" w:color="auto" w:sz="4"/>
+        </w:tblBorders>
+      </w:tblPr>
+      <w:tblGrid>
+        <w:gridCol w:w="4560"/>
+        <w:gridCol w:w="1600"/>
+        <w:gridCol w:w="1600"/>
+        <w:gridCol w:w="1600"/>
+      </w:tblGrid>
+      <w:tr>
+        <w:trPr>
+          <w:tblHeader/>
+        </w:trPr>
+        <w:tc>
+          <w:tcPr>
+            <w:tcW w:type="dxa" w:w="4560"/>
+            <w:shd w:fill="E7E6E6" w:val="clear"/>
+            <w:tcMar>
+              <w:top w:type="dxa" w:w="80"/>
+              <w:left w:type="dxa" w:w="120"/>
+              <w:bottom w:type="dxa" w:w="80"/>
+              <w:right w:type="dxa" w:w="120"/>
+            </w:tcMar>
+          </w:tcPr>
+          <w:p>
+            <w:pPr>
+              <w:spacing w:after="0"/>
+            </w:pPr>
+            <w:r>
+              <w:rPr>
+                <w:rFonts w:ascii="Times New Roman" w:cs="Times New Roman" w:eastAsia="Times New Roman" w:hAnsi="Times New Roman"/>
+                <w:b/>
+                <w:bCs/>
+                <w:sz w:val="24"/>
+                <w:szCs w:val="24"/>
+              </w:rPr>
+              <w:t xml:space="preserve">Integrante</w:t>
+            </w:r>
+          </w:p>
+        </w:tc>
+        <w:tc>
+          <w:tcPr>
+            <w:tcW w:type="dxa" w:w="1600"/>
+            <w:shd w:fill="E7E6E6" w:val="clear"/>
+            <w:tcMar>
+              <w:top w:type="dxa" w:w="80"/>
+              <w:left w:type="dxa" w:w="120"/>
+              <w:bottom w:type="dxa" w:w="80"/>
+              <w:right w:type="dxa" w:w="120"/>
+            </w:tcMar>
+          </w:tcPr>
+          <w:p>
+            <w:pPr>
+              <w:spacing w:after="0"/>
+            </w:pPr>
+            <w:r>
+              <w:rPr>
+                <w:rFonts w:ascii="Times New Roman" w:cs="Times New Roman" w:eastAsia="Times New Roman" w:hAnsi="Times New Roman"/>
+                <w:b/>
+                <w:bCs/>
+                <w:sz w:val="24"/>
+                <w:szCs w:val="24"/>
+              </w:rPr>
+              <w:t xml:space="preserve">Sesiones</w:t>
+            </w:r>
+          </w:p>
+        </w:tc>
+        <w:tc>
+          <w:tcPr>
+            <w:tcW w:type="dxa" w:w="1600"/>
+            <w:shd w:fill="E7E6E6" w:val="clear"/>
+            <w:tcMar>
+              <w:top w:type="dxa" w:w="80"/>
+              <w:left w:type="dxa" w:w="120"/>
+              <w:bottom w:type="dxa" w:w="80"/>
+              <w:right w:type="dxa" w:w="120"/>
+            </w:tcMar>
+          </w:tcPr>
+          <w:p>
+            <w:pPr>
+              <w:spacing w:after="0"/>
+            </w:pPr>
+            <w:r>
+              <w:rPr>
+                <w:rFonts w:ascii="Times New Roman" w:cs="Times New Roman" w:eastAsia="Times New Roman" w:hAnsi="Times New Roman"/>
+                <w:b/>
+                <w:bCs/>
+                <w:sz w:val="24"/>
+                <w:szCs w:val="24"/>
+              </w:rPr>
+              <w:t xml:space="preserve">Tiempo</w:t>
+            </w:r>
+          </w:p>
+        </w:tc>
+        <w:tc>
+          <w:tcPr>
+            <w:tcW w:type="dxa" w:w="1600"/>
+            <w:shd w:fill="E7E6E6" w:val="clear"/>
+            <w:tcMar>
+              <w:top w:type="dxa" w:w="80"/>
+              <w:left w:type="dxa" w:w="120"/>
+              <w:bottom w:type="dxa" w:w="80"/>
+              <w:right w:type="dxa" w:w="120"/>
+            </w:tcMar>
+          </w:tcPr>
+          <w:p>
+            <w:pPr>
+              <w:spacing w:after="0"/>
+            </w:pPr>
+            <w:r>
+              <w:rPr>
+                <w:rFonts w:ascii="Times New Roman" w:cs="Times New Roman" w:eastAsia="Times New Roman" w:hAnsi="Times New Roman"/>
+                <w:b/>
+                <w:bCs/>
+                <w:sz w:val="24"/>
+                <w:szCs w:val="24"/>
+              </w:rPr>
+              <w:t xml:space="preserve">Horas</w:t>
+            </w:r>
+          </w:p>
+        </w:tc>
+      </w:tr>
+      <w:tr>
+        <w:tc>
+          <w:tcPr>
+            <w:tcW w:type="dxa" w:w="4560"/>
+            <w:tcMar>
+              <w:top w:type="dxa" w:w="80"/>
+              <w:left w:type="dxa" w:w="120"/>
+              <w:bottom w:type="dxa" w:w="80"/>
+              <w:right w:type="dxa" w:w="120"/>
+            </w:tcMar>
+          </w:tcPr>
+          <w:p>
+            <w:pPr>
+              <w:spacing w:after="0"/>
+            </w:pPr>
+            <w:r>
+              <w:rPr>
+                <w:rFonts w:ascii="Times New Roman" w:cs="Times New Roman" w:eastAsia="Times New Roman" w:hAnsi="Times New Roman"/>
+                <w:b w:val="false"/>
+                <w:bCs w:val="false"/>
+                <w:sz w:val="24"/>
+                <w:szCs w:val="24"/>
+              </w:rPr>
+              <w:t xml:space="preserve">Harry Daniel Méndez Mendoza</w:t>
+            </w:r>
+          </w:p>
+        </w:tc>
+        <w:tc>
+          <w:tcPr>
+            <w:tcW w:type="dxa" w:w="1600"/>
+            <w:tcMar>
+              <w:top w:type="dxa" w:w="80"/>
+              <w:left w:type="dxa" w:w="120"/>
+              <w:bottom w:type="dxa" w:w="80"/>
+              <w:right w:type="dxa" w:w="120"/>
+            </w:tcMar>
+          </w:tcPr>
+          <w:p>
+            <w:pPr>
+              <w:spacing w:after="0"/>
+            </w:pPr>
+            <w:r>
+              <w:rPr>
+                <w:rFonts w:ascii="Times New Roman" w:cs="Times New Roman" w:eastAsia="Times New Roman" w:hAnsi="Times New Roman"/>
+                <w:b w:val="false"/>
+                <w:bCs w:val="false"/>
+                <w:sz w:val="24"/>
+                <w:szCs w:val="24"/>
+              </w:rPr>
+              <w:t xml:space="preserve">19</w:t>
+            </w:r>
+          </w:p>
+        </w:tc>
+        <w:tc>
+          <w:tcPr>
+            <w:tcW w:type="dxa" w:w="1600"/>
+            <w:tcMar>
+              <w:top w:type="dxa" w:w="80"/>
+              <w:left w:type="dxa" w:w="120"/>
+              <w:bottom w:type="dxa" w:w="80"/>
+              <w:right w:type="dxa" w:w="120"/>
+            </w:tcMar>
+          </w:tcPr>
+          <w:p>
+            <w:pPr>
+              <w:spacing w:after="0"/>
+            </w:pPr>
+            <w:r>
+              <w:rPr>
+                <w:rFonts w:ascii="Times New Roman" w:cs="Times New Roman" w:eastAsia="Times New Roman" w:hAnsi="Times New Roman"/>
+                <w:b w:val="false"/>
+                <w:bCs w:val="false"/>
+                <w:sz w:val="24"/>
+                <w:szCs w:val="24"/>
+              </w:rPr>
+              <w:t xml:space="preserve">17:00</w:t>
+            </w:r>
+          </w:p>
+        </w:tc>
+        <w:tc>
+          <w:tcPr>
+            <w:tcW w:type="dxa" w:w="1600"/>
+            <w:tcMar>
+              <w:top w:type="dxa" w:w="80"/>
+              <w:left w:type="dxa" w:w="120"/>
+              <w:bottom w:type="dxa" w:w="80"/>
+              <w:right w:type="dxa" w:w="120"/>
+            </w:tcMar>
+          </w:tcPr>
+          <w:p>
+            <w:pPr>
+              <w:spacing w:after="0"/>
+            </w:pPr>
+            <w:r>
+              <w:rPr>
+                <w:rFonts w:ascii="Times New Roman" w:cs="Times New Roman" w:eastAsia="Times New Roman" w:hAnsi="Times New Roman"/>
+                <w:b w:val="false"/>
+                <w:bCs w:val="false"/>
+                <w:sz w:val="24"/>
+                <w:szCs w:val="24"/>
+              </w:rPr>
+              <w:t xml:space="preserve">17.0</w:t>
+            </w:r>
+          </w:p>
+        </w:tc>
+      </w:tr>
+      <w:tr>
+        <w:tc>
+          <w:tcPr>
+            <w:tcW w:type="dxa" w:w="4560"/>
+            <w:tcMar>
+              <w:top w:type="dxa" w:w="80"/>
+              <w:left w:type="dxa" w:w="120"/>
+              <w:bottom w:type="dxa" w:w="80"/>
+              <w:right w:type="dxa" w:w="120"/>
+            </w:tcMar>
+          </w:tcPr>
+          <w:p>
+            <w:pPr>
+              <w:spacing w:after="0"/>
+            </w:pPr>
+            <w:r>
+              <w:rPr>
+                <w:rFonts w:ascii="Times New Roman" w:cs="Times New Roman" w:eastAsia="Times New Roman" w:hAnsi="Times New Roman"/>
+                <w:b w:val="false"/>
+                <w:bCs w:val="false"/>
+                <w:sz w:val="24"/>
+                <w:szCs w:val="24"/>
+              </w:rPr>
+              <w:t xml:space="preserve">Juan Gabriel Gualim Molina</w:t>
+            </w:r>
+          </w:p>
+        </w:tc>
+        <w:tc>
+          <w:tcPr>
+            <w:tcW w:type="dxa" w:w="1600"/>
+            <w:tcMar>
+              <w:top w:type="dxa" w:w="80"/>
+              <w:left w:type="dxa" w:w="120"/>
+              <w:bottom w:type="dxa" w:w="80"/>
+              <w:right w:type="dxa" w:w="120"/>
+            </w:tcMar>
+          </w:tcPr>
+          <w:p>
+            <w:pPr>
+              <w:spacing w:after="0"/>
+            </w:pPr>
+            <w:r>
+              <w:rPr>
+                <w:rFonts w:ascii="Times New Roman" w:cs="Times New Roman" w:eastAsia="Times New Roman" w:hAnsi="Times New Roman"/>
+                <w:b w:val="false"/>
+                <w:bCs w:val="false"/>
+                <w:sz w:val="24"/>
+                <w:szCs w:val="24"/>
+              </w:rPr>
+              <w:t xml:space="preserve">15</w:t>
+            </w:r>
+          </w:p>
+        </w:tc>
+        <w:tc>
+          <w:tcPr>
+            <w:tcW w:type="dxa" w:w="1600"/>
+            <w:tcMar>
+              <w:top w:type="dxa" w:w="80"/>
+              <w:left w:type="dxa" w:w="120"/>
+              <w:bottom w:type="dxa" w:w="80"/>
+              <w:right w:type="dxa" w:w="120"/>
+            </w:tcMar>
+          </w:tcPr>
+          <w:p>
+            <w:pPr>
+              <w:spacing w:after="0"/>
+            </w:pPr>
+            <w:r>
+              <w:rPr>
+                <w:rFonts w:ascii="Times New Roman" w:cs="Times New Roman" w:eastAsia="Times New Roman" w:hAnsi="Times New Roman"/>
+                <w:b w:val="false"/>
+                <w:bCs w:val="false"/>
+                <w:sz w:val="24"/>
+                <w:szCs w:val="24"/>
+              </w:rPr>
+              <w:t xml:space="preserve">12:30</w:t>
+            </w:r>
+          </w:p>
+        </w:tc>
+        <w:tc>
+          <w:tcPr>
+            <w:tcW w:type="dxa" w:w="1600"/>
+            <w:tcMar>
+              <w:top w:type="dxa" w:w="80"/>
+              <w:left w:type="dxa" w:w="120"/>
+              <w:bottom w:type="dxa" w:w="80"/>
+              <w:right w:type="dxa" w:w="120"/>
+            </w:tcMar>
+          </w:tcPr>
+          <w:p>
+            <w:pPr>
+              <w:spacing w:after="0"/>
+            </w:pPr>
+            <w:r>
+              <w:rPr>
+                <w:rFonts w:ascii="Times New Roman" w:cs="Times New Roman" w:eastAsia="Times New Roman" w:hAnsi="Times New Roman"/>
+                <w:b w:val="false"/>
+                <w:bCs w:val="false"/>
+                <w:sz w:val="24"/>
+                <w:szCs w:val="24"/>
+              </w:rPr>
+              <w:t xml:space="preserve">12.5</w:t>
+            </w:r>
+          </w:p>
+        </w:tc>
+      </w:tr>
+      <w:tr>
+        <w:tc>
+          <w:tcPr>
+            <w:tcW w:type="dxa" w:w="4560"/>
+            <w:tcMar>
+              <w:top w:type="dxa" w:w="80"/>
+              <w:left w:type="dxa" w:w="120"/>
+              <w:bottom w:type="dxa" w:w="80"/>
+              <w:right w:type="dxa" w:w="120"/>
+            </w:tcMar>
+          </w:tcPr>
+          <w:p>
+            <w:pPr>
+              <w:spacing w:after="0"/>
+            </w:pPr>
+            <w:r>
+              <w:rPr>
+                <w:rFonts w:ascii="Times New Roman" w:cs="Times New Roman" w:eastAsia="Times New Roman" w:hAnsi="Times New Roman"/>
+                <w:b w:val="false"/>
+                <w:bCs w:val="false"/>
+                <w:sz w:val="24"/>
+                <w:szCs w:val="24"/>
+              </w:rPr>
+              <w:t xml:space="preserve">Total del equipo</w:t>
+            </w:r>
+          </w:p>
+        </w:tc>
+        <w:tc>
+          <w:tcPr>
+            <w:tcW w:type="dxa" w:w="1600"/>
+            <w:tcMar>
+              <w:top w:type="dxa" w:w="80"/>
+              <w:left w:type="dxa" w:w="120"/>
+              <w:bottom w:type="dxa" w:w="80"/>
+              <w:right w:type="dxa" w:w="120"/>
+            </w:tcMar>
+          </w:tcPr>
+          <w:p>
+            <w:pPr>
+              <w:spacing w:after="0"/>
+            </w:pPr>
+            <w:r>
+              <w:rPr>
+                <w:rFonts w:ascii="Times New Roman" w:cs="Times New Roman" w:eastAsia="Times New Roman" w:hAnsi="Times New Roman"/>
+                <w:b w:val="false"/>
+                <w:bCs w:val="false"/>
+                <w:sz w:val="24"/>
+                <w:szCs w:val="24"/>
+              </w:rPr>
+              <w:t xml:space="preserve">34</w:t>
+            </w:r>
+          </w:p>
+        </w:tc>
+        <w:tc>
+          <w:tcPr>
+            <w:tcW w:type="dxa" w:w="1600"/>
+            <w:tcMar>
+              <w:top w:type="dxa" w:w="80"/>
+              <w:left w:type="dxa" w:w="120"/>
+              <w:bottom w:type="dxa" w:w="80"/>
+              <w:right w:type="dxa" w:w="120"/>
+            </w:tcMar>
+          </w:tcPr>
+          <w:p>
+            <w:pPr>
+              <w:spacing w:after="0"/>
+            </w:pPr>
+            <w:r>
+              <w:rPr>
+                <w:rFonts w:ascii="Times New Roman" w:cs="Times New Roman" w:eastAsia="Times New Roman" w:hAnsi="Times New Roman"/>
+                <w:b w:val="false"/>
+                <w:bCs w:val="false"/>
+                <w:sz w:val="24"/>
+                <w:szCs w:val="24"/>
+              </w:rPr>
+              <w:t xml:space="preserve">29:30</w:t>
+            </w:r>
+          </w:p>
+        </w:tc>
+        <w:tc>
+          <w:tcPr>
+            <w:tcW w:type="dxa" w:w="1600"/>
+            <w:tcMar>
+              <w:top w:type="dxa" w:w="80"/>
+              <w:left w:type="dxa" w:w="120"/>
+              <w:bottom w:type="dxa" w:w="80"/>
+              <w:right w:type="dxa" w:w="120"/>
+            </w:tcMar>
+          </w:tcPr>
+          <w:p>
+            <w:pPr>
+              <w:spacing w:after="0"/>
+            </w:pPr>
+            <w:r>
+              <w:rPr>
+                <w:rFonts w:ascii="Times New Roman" w:cs="Times New Roman" w:eastAsia="Times New Roman" w:hAnsi="Times New Roman"/>
+                <w:b w:val="false"/>
+                <w:bCs w:val="false"/>
+                <w:sz w:val="24"/>
+                <w:szCs w:val="24"/>
+              </w:rPr>
+              <w:t xml:space="preserve">29.5</w:t>
+            </w:r>
+          </w:p>
+        </w:tc>
+      </w:tr>
+    </w:tbl>
+    <w:p>
+      <w:pPr>
+        <w:spacing w:after="160"/>
+      </w:pPr>
+    </w:p>
+    <w:p>
+      <w:pPr>
+        <w:spacing w:after="160" w:line="300"/>
+        <w:jc w:val="both"/>
+      </w:pPr>
+      <w:r>
+        <w:rPr>
+          <w:rFonts w:ascii="Times New Roman" w:cs="Times New Roman" w:eastAsia="Times New Roman" w:hAnsi="Times New Roman"/>
+          <w:sz w:val="24"/>
+          <w:szCs w:val="24"/>
+        </w:rPr>
+        <w:t xml:space="preserve">El reparto del trabajo siguió las responsabilidades acordadas: Harry Méndez asumió la migración, las consultas, los servicios de registro y acreditación, la asociación por carnet y las pruebas automatizadas; Juan Gabriel Gualim, la tabla del panel, el buscador, los filtros, el formulario, la selección en lote y la sección del perfil. Las sesiones en las que participaron ambos corresponden a la planificación del sprint y a la revisión final del código. El resumen por historia asigna cada sesión a la historia predominante en ella.</w:t>
       </w:r>
     </w:p>
     <w:sectPr>

--- a/Documentos/AEUVG - Desarrollo Sprint 4.docx
+++ b/Documentos/AEUVG - Desarrollo Sprint 4.docx
@@ -1175,7 +1175,7 @@
           <w:sz w:val="24"/>
           <w:szCs w:val="24"/>
         </w:rPr>
-        <w:t xml:space="preserve">Las pruebas automatizadas del proyecto pasaron de 225 a 312. Las 87 nuevas corresponden a este sprint y se ejecutan sin base de datos, sustituyendo el acceso a datos por dobles de prueba, para que puedan correrse en cualquier momento del desarrollo.</w:t>
+        <w:t xml:space="preserve">Las pruebas automatizadas del proyecto pasaron de 225 a 319. Las 94 nuevas corresponden a este sprint y se ejecutan sin base de datos, sustituyendo el acceso a datos por dobles de prueba, para que puedan correrse en cualquier momento del desarrollo.</w:t>
       </w:r>
     </w:p>
     <w:p>
@@ -1335,7 +1335,7 @@
                 <w:sz w:val="24"/>
                 <w:szCs w:val="24"/>
               </w:rPr>
-              <w:t xml:space="preserve">22</w:t>
+              <w:t xml:space="preserve">26</w:t>
             </w:r>
           </w:p>
         </w:tc>
@@ -1415,7 +1415,7 @@
                 <w:sz w:val="24"/>
                 <w:szCs w:val="24"/>
               </w:rPr>
-              <w:t xml:space="preserve">14</w:t>
+              <w:t xml:space="preserve">17</w:t>
             </w:r>
           </w:p>
         </w:tc>
@@ -1441,7 +1441,7 @@
                 <w:sz w:val="24"/>
                 <w:szCs w:val="24"/>
               </w:rPr>
-              <w:t xml:space="preserve">Que un parámetro inválido se descarte, el rango invertido, el filtro de vínculo y que las fechas se comparen como día de calendario en UTC.</w:t>
+              <w:t xml:space="preserve">Que un parámetro inválido se descarte, el rango invertido, el filtro de vínculo, que las fechas se comparen como día de calendario en UTC y que el destino de regreso sea una ruta interna de la sección.</w:t>
             </w:r>
           </w:p>
         </w:tc>
@@ -1957,6 +1957,20 @@
           <w:szCs w:val="24"/>
         </w:rPr>
         <w:t xml:space="preserve">Queda pendiente aplicar la migración del sprint en el ambiente de pruebas de Railway, por la razón explicada en la sección 8, y la carga de los registros históricos que AEUVG administra hoy en sus hojas, que corresponde al Sprint 5 junto con la importación desde Excel. Continúa también en gestión el trámite del dominio institucional iniciado en el Sprint 1.</w:t>
+      </w:r>
+    </w:p>
+    <w:p>
+      <w:pPr>
+        <w:spacing w:after="160" w:line="300"/>
+        <w:jc w:val="both"/>
+      </w:pPr>
+      <w:r>
+        <w:rPr>
+          <w:rFonts w:ascii="Times New Roman" w:cs="Times New Roman" w:eastAsia="Times New Roman" w:hAnsi="Times New Roman"/>
+          <w:sz w:val="24"/>
+          <w:szCs w:val="24"/>
+        </w:rPr>
+        <w:t xml:space="preserve">Tras la revisión del sprint se incorporaron las observaciones recibidas, sin alcance nuevo: el registro rechaza una fecha de actividad posterior a hoy, que solo puede ser un error de captura y dejaba el registro fuera del periodo que se estuviera cerrando; el panel presenta quién acreditó cada registro y cuándo, dato que la tabla ya guardaba pero no mostraba y que con varios administradores era el único modo de rastrear una acreditación aplicada por error; el formulario vuelve al listado con los filtros que traía, porque guardar obligaba a escribir otra vez el periodo que se estaba revisando; y el historial del perfil indica desde cuándo está acreditada cada actividad, ya que saber que lo está no le servía al estudiante para reclamar lo que falta.</w:t>
       </w:r>
     </w:p>
     <w:p>

--- a/Documentos/AEUVG - Desarrollo Sprint 4.docx
+++ b/Documentos/AEUVG - Desarrollo Sprint 4.docx
@@ -5118,7 +5118,7 @@
                 <w:sz w:val="24"/>
                 <w:szCs w:val="24"/>
               </w:rPr>
-              <w:t xml:space="preserve">23:35</w:t>
+              <w:t xml:space="preserve">23:30</w:t>
             </w:r>
           </w:p>
         </w:tc>
@@ -5170,7 +5170,7 @@
                 <w:sz w:val="24"/>
                 <w:szCs w:val="24"/>
               </w:rPr>
-              <w:t xml:space="preserve">0:50</w:t>
+              <w:t xml:space="preserve">0:45</w:t>
             </w:r>
           </w:p>
         </w:tc>
@@ -5486,7 +5486,7 @@
                 <w:sz w:val="24"/>
                 <w:szCs w:val="24"/>
               </w:rPr>
-              <w:t xml:space="preserve">16:55</w:t>
+              <w:t xml:space="preserve">17:00</w:t>
             </w:r>
           </w:p>
         </w:tc>
@@ -5538,7 +5538,7 @@
                 <w:sz w:val="24"/>
                 <w:szCs w:val="24"/>
               </w:rPr>
-              <w:t xml:space="preserve">1:10</w:t>
+              <w:t xml:space="preserve">1:15</w:t>
             </w:r>
           </w:p>
         </w:tc>
@@ -5590,7 +5590,7 @@
                 <w:sz w:val="24"/>
                 <w:szCs w:val="24"/>
               </w:rPr>
-              <w:t xml:space="preserve">AEUVG-176 Fecha de actividad futura rechazada al registrar. AEUVG-178 Filtros del panel conservados al volver de guardar. Integración de los ajustes a main.</w:t>
+              <w:t xml:space="preserve">AEUVG-176 Fecha de actividad futura rechazada al registrar. AEUVG-178 Filtros del panel conservados al volver de guardar. Actualización del documento e integración de los ajustes a main.</w:t>
             </w:r>
           </w:p>
         </w:tc>
@@ -5774,7 +5774,7 @@
                 <w:sz w:val="24"/>
                 <w:szCs w:val="24"/>
               </w:rPr>
-              <w:t xml:space="preserve">Actualización del registro de tiempos con el cierre completo y publicación de la versión final del sprint.</w:t>
+              <w:t xml:space="preserve">Actualización del registro de tiempos con el cierre completo, verificación de la migración pendiente y publicación de la versión final del sprint.</w:t>
             </w:r>
           </w:p>
         </w:tc>
@@ -6516,7 +6516,7 @@
                 <w:sz w:val="24"/>
                 <w:szCs w:val="24"/>
               </w:rPr>
-              <w:t xml:space="preserve">2:30</w:t>
+              <w:t xml:space="preserve">2:35</w:t>
             </w:r>
           </w:p>
         </w:tc>
@@ -6542,7 +6542,7 @@
                 <w:sz w:val="24"/>
                 <w:szCs w:val="24"/>
               </w:rPr>
-              <w:t xml:space="preserve">2.5</w:t>
+              <w:t xml:space="preserve">2.6</w:t>
             </w:r>
           </w:p>
         </w:tc>
@@ -6596,7 +6596,7 @@
                 <w:sz w:val="24"/>
                 <w:szCs w:val="24"/>
               </w:rPr>
-              <w:t xml:space="preserve">2:40</w:t>
+              <w:t xml:space="preserve">2:35</w:t>
             </w:r>
           </w:p>
         </w:tc>
@@ -6622,7 +6622,7 @@
                 <w:sz w:val="24"/>
                 <w:szCs w:val="24"/>
               </w:rPr>
-              <w:t xml:space="preserve">2.7</w:t>
+              <w:t xml:space="preserve">2.6</w:t>
             </w:r>
           </w:p>
         </w:tc>

--- a/Documentos/AEUVG - Desarrollo Sprint 4.docx
+++ b/Documentos/AEUVG - Desarrollo Sprint 4.docx
@@ -1175,7 +1175,7 @@
           <w:sz w:val="24"/>
           <w:szCs w:val="24"/>
         </w:rPr>
-        <w:t xml:space="preserve">Las pruebas automatizadas del proyecto pasaron de 225 a 319. Las 94 nuevas corresponden a este sprint y se ejecutan sin base de datos, sustituyendo el acceso a datos por dobles de prueba, para que puedan correrse en cualquier momento del desarrollo.</w:t>
+        <w:t xml:space="preserve">Las pruebas automatizadas del proyecto pasaron de 236 a 330. Las 94 nuevas corresponden a este sprint y se ejecutan sin base de datos, sustituyendo el acceso a datos por dobles de prueba, para que puedan correrse en cualquier momento del desarrollo.</w:t>
       </w:r>
     </w:p>
     <w:p>
@@ -1797,6 +1797,20 @@
           <w:sz w:val="24"/>
           <w:szCs w:val="24"/>
         </w:rPr>
+        <w:t xml:space="preserve">Los ajustes finales del Sprint 3 —el asterisco de los campos obligatorios, las siglas de las asociaciones, las tarjetas de asociaciones y clubes, la portada con su carrusel y el contenido de demostración— se publicaron en la rama principal mientras este sprint estaba en curso, así que su integración se verificó al cierre. La fusión no produjo conflictos: los dos incrementos coinciden únicamente en el esquema de datos, en los datos de prueba y en la documentación del modelo, y en los tres casos agregan partes distintas. La migración de las siglas, del 8 de octubre, se aplica antes que la de este sprint, del 9. Con los dos incrementos juntos, las 330 pruebas se ejecutan sin fallos y la compilación de producción se completa.</w:t>
+      </w:r>
+    </w:p>
+    <w:p>
+      <w:pPr>
+        <w:spacing w:after="160" w:line="300"/>
+        <w:jc w:val="both"/>
+      </w:pPr>
+      <w:r>
+        <w:rPr>
+          <w:rFonts w:ascii="Times New Roman" w:cs="Times New Roman" w:eastAsia="Times New Roman" w:hAnsi="Times New Roman"/>
+          <w:sz w:val="24"/>
+          <w:szCs w:val="24"/>
+        </w:rPr>
         <w:t xml:space="preserve">La migración del sprint quedó lista para aplicarse en el ambiente de pruebas de Railway con el procedimiento por túnel cifrado del Sprint 2. Al cierre de este documento la aplicación quedó pendiente, porque la sesión del CLI de Railway caducó y su renovación requiere iniciar sesión desde el navegador. No afecta al incremento ya construido: la migración no modifica ninguna columna existente, agrega tres y relaja la obligatoriedad del vínculo con el estudiante, y su carga inicial recalcula el carnet, el nombre y el texto de búsqueda de los registros que ya estaban cargados.</w:t>
       </w:r>
     </w:p>
@@ -1828,7 +1842,7 @@
           <w:sz w:val="24"/>
           <w:szCs w:val="24"/>
         </w:rPr>
-        <w:t xml:space="preserve">Las seis historias comprometidas para el Sprint 4 se encuentran completadas, con 29.5 horas de trabajo de equipo frente a las 30 estimadas. El detalle por sesión se encuentra en la sección 10. La plataforma cuenta ahora con:</w:t>
+        <w:t xml:space="preserve">Las seis historias comprometidas para el Sprint 4 se encuentran completadas, con 30.3 horas de trabajo de equipo frente a las 30 estimadas. El detalle por sesión se encuentra en la sección 10. La plataforma cuenta ahora con:</w:t>
       </w:r>
     </w:p>
     <w:p>
@@ -2043,7 +2057,7 @@
           <w:sz w:val="24"/>
           <w:szCs w:val="24"/>
         </w:rPr>
-        <w:t xml:space="preserve">El sprint sumó 29.5 horas de equipo: 17.0 horas de Harry Méndez y 12.5 horas de Juan Gabriel Gualim, frente a las 30 horas estimadas en la planificación, es decir, un 2% por debajo de lo previsto. La estimación se calculó con la velocidad medida en el Sprint 3 y resultó acertada: el módulo no reutilizó pantallas ya resueltas, pero sí la protección por rol, la paginación, la validación de parámetros y la búsqueda sin acentos de los sprints anteriores.</w:t>
+        <w:t xml:space="preserve">El sprint sumó 30.3 horas de equipo: 17.8 horas de Harry Méndez y 12.5 horas de Juan Gabriel Gualim, frente a las 30 horas estimadas en la planificación, es decir, un 1% por encima de lo previsto. La estimación se calculó con las 30.4 horas que consumieron las historias comprometidas del Sprint 3 y resultó acertada: el módulo no reutilizó pantallas ya resueltas, pero sí la protección por rol, la paginación, la validación de parámetros y la búsqueda sin acentos de los sprints anteriores. La última sesión corresponde a la integración de los ajustes finales del Sprint 3, que se publicaron en la rama principal mientras este sprint estaba en curso.</w:t>
       </w:r>
     </w:p>
     <w:p>
@@ -5779,6 +5793,190 @@
           </w:p>
         </w:tc>
       </w:tr>
+      <w:tr>
+        <w:tc>
+          <w:tcPr>
+            <w:tcW w:type="dxa" w:w="900"/>
+            <w:tcMar>
+              <w:top w:type="dxa" w:w="80"/>
+              <w:left w:type="dxa" w:w="120"/>
+              <w:bottom w:type="dxa" w:w="80"/>
+              <w:right w:type="dxa" w:w="120"/>
+            </w:tcMar>
+          </w:tcPr>
+          <w:p>
+            <w:pPr>
+              <w:spacing w:after="0"/>
+            </w:pPr>
+            <w:r>
+              <w:rPr>
+                <w:rFonts w:ascii="Times New Roman" w:cs="Times New Roman" w:eastAsia="Times New Roman" w:hAnsi="Times New Roman"/>
+                <w:b w:val="false"/>
+                <w:bCs w:val="false"/>
+                <w:sz w:val="24"/>
+                <w:szCs w:val="24"/>
+              </w:rPr>
+              <w:t xml:space="preserve">22/10/2026</w:t>
+            </w:r>
+          </w:p>
+        </w:tc>
+        <w:tc>
+          <w:tcPr>
+            <w:tcW w:type="dxa" w:w="680"/>
+            <w:tcMar>
+              <w:top w:type="dxa" w:w="80"/>
+              <w:left w:type="dxa" w:w="120"/>
+              <w:bottom w:type="dxa" w:w="80"/>
+              <w:right w:type="dxa" w:w="120"/>
+            </w:tcMar>
+          </w:tcPr>
+          <w:p>
+            <w:pPr>
+              <w:spacing w:after="0"/>
+            </w:pPr>
+            <w:r>
+              <w:rPr>
+                <w:rFonts w:ascii="Times New Roman" w:cs="Times New Roman" w:eastAsia="Times New Roman" w:hAnsi="Times New Roman"/>
+                <w:b w:val="false"/>
+                <w:bCs w:val="false"/>
+                <w:sz w:val="24"/>
+                <w:szCs w:val="24"/>
+              </w:rPr>
+              <w:t xml:space="preserve">19:10</w:t>
+            </w:r>
+          </w:p>
+        </w:tc>
+        <w:tc>
+          <w:tcPr>
+            <w:tcW w:type="dxa" w:w="680"/>
+            <w:tcMar>
+              <w:top w:type="dxa" w:w="80"/>
+              <w:left w:type="dxa" w:w="120"/>
+              <w:bottom w:type="dxa" w:w="80"/>
+              <w:right w:type="dxa" w:w="120"/>
+            </w:tcMar>
+          </w:tcPr>
+          <w:p>
+            <w:pPr>
+              <w:spacing w:after="0"/>
+            </w:pPr>
+            <w:r>
+              <w:rPr>
+                <w:rFonts w:ascii="Times New Roman" w:cs="Times New Roman" w:eastAsia="Times New Roman" w:hAnsi="Times New Roman"/>
+                <w:b w:val="false"/>
+                <w:bCs w:val="false"/>
+                <w:sz w:val="24"/>
+                <w:szCs w:val="24"/>
+              </w:rPr>
+              <w:t xml:space="preserve">20:05</w:t>
+            </w:r>
+          </w:p>
+        </w:tc>
+        <w:tc>
+          <w:tcPr>
+            <w:tcW w:type="dxa" w:w="1120"/>
+            <w:tcMar>
+              <w:top w:type="dxa" w:w="80"/>
+              <w:left w:type="dxa" w:w="120"/>
+              <w:bottom w:type="dxa" w:w="80"/>
+              <w:right w:type="dxa" w:w="120"/>
+            </w:tcMar>
+          </w:tcPr>
+          <w:p>
+            <w:pPr>
+              <w:spacing w:after="0"/>
+            </w:pPr>
+            <w:r>
+              <w:rPr>
+                <w:rFonts w:ascii="Times New Roman" w:cs="Times New Roman" w:eastAsia="Times New Roman" w:hAnsi="Times New Roman"/>
+                <w:b w:val="false"/>
+                <w:bCs w:val="false"/>
+                <w:sz w:val="24"/>
+                <w:szCs w:val="24"/>
+              </w:rPr>
+              <w:t xml:space="preserve">0:05</w:t>
+            </w:r>
+          </w:p>
+        </w:tc>
+        <w:tc>
+          <w:tcPr>
+            <w:tcW w:type="dxa" w:w="900"/>
+            <w:tcMar>
+              <w:top w:type="dxa" w:w="80"/>
+              <w:left w:type="dxa" w:w="120"/>
+              <w:bottom w:type="dxa" w:w="80"/>
+              <w:right w:type="dxa" w:w="120"/>
+            </w:tcMar>
+          </w:tcPr>
+          <w:p>
+            <w:pPr>
+              <w:spacing w:after="0"/>
+            </w:pPr>
+            <w:r>
+              <w:rPr>
+                <w:rFonts w:ascii="Times New Roman" w:cs="Times New Roman" w:eastAsia="Times New Roman" w:hAnsi="Times New Roman"/>
+                <w:b w:val="false"/>
+                <w:bCs w:val="false"/>
+                <w:sz w:val="24"/>
+                <w:szCs w:val="24"/>
+              </w:rPr>
+              <w:t xml:space="preserve">0:50</w:t>
+            </w:r>
+          </w:p>
+        </w:tc>
+        <w:tc>
+          <w:tcPr>
+            <w:tcW w:type="dxa" w:w="1280"/>
+            <w:tcMar>
+              <w:top w:type="dxa" w:w="80"/>
+              <w:left w:type="dxa" w:w="120"/>
+              <w:bottom w:type="dxa" w:w="80"/>
+              <w:right w:type="dxa" w:w="120"/>
+            </w:tcMar>
+          </w:tcPr>
+          <w:p>
+            <w:pPr>
+              <w:spacing w:after="0"/>
+            </w:pPr>
+            <w:r>
+              <w:rPr>
+                <w:rFonts w:ascii="Times New Roman" w:cs="Times New Roman" w:eastAsia="Times New Roman" w:hAnsi="Times New Roman"/>
+                <w:b w:val="false"/>
+                <w:bCs w:val="false"/>
+                <w:sz w:val="24"/>
+                <w:szCs w:val="24"/>
+              </w:rPr>
+              <w:t xml:space="preserve">Integración</w:t>
+            </w:r>
+          </w:p>
+        </w:tc>
+        <w:tc>
+          <w:tcPr>
+            <w:tcW w:type="dxa" w:w="3800"/>
+            <w:tcMar>
+              <w:top w:type="dxa" w:w="80"/>
+              <w:left w:type="dxa" w:w="120"/>
+              <w:bottom w:type="dxa" w:w="80"/>
+              <w:right w:type="dxa" w:w="120"/>
+            </w:tcMar>
+          </w:tcPr>
+          <w:p>
+            <w:pPr>
+              <w:spacing w:after="0"/>
+            </w:pPr>
+            <w:r>
+              <w:rPr>
+                <w:rFonts w:ascii="Times New Roman" w:cs="Times New Roman" w:eastAsia="Times New Roman" w:hAnsi="Times New Roman"/>
+                <w:b w:val="false"/>
+                <w:bCs w:val="false"/>
+                <w:sz w:val="24"/>
+                <w:szCs w:val="24"/>
+              </w:rPr>
+              <w:t xml:space="preserve">Integración de los ajustes finales del Sprint 3 publicados en main, verificación conjunta de los dos incrementos y corrección de la planificación.</w:t>
+            </w:r>
+          </w:p>
+        </w:tc>
+      </w:tr>
     </w:tbl>
     <w:p>
       <w:pPr>
@@ -6062,7 +6260,7 @@
                 <w:sz w:val="24"/>
                 <w:szCs w:val="24"/>
               </w:rPr>
-              <w:t xml:space="preserve">2.7</w:t>
+              <w:t xml:space="preserve">2.8</w:t>
             </w:r>
           </w:p>
         </w:tc>
@@ -6516,7 +6714,7 @@
                 <w:sz w:val="24"/>
                 <w:szCs w:val="24"/>
               </w:rPr>
-              <w:t xml:space="preserve">2:35</w:t>
+              <w:t xml:space="preserve">3:25</w:t>
             </w:r>
           </w:p>
         </w:tc>
@@ -6542,7 +6740,7 @@
                 <w:sz w:val="24"/>
                 <w:szCs w:val="24"/>
               </w:rPr>
-              <w:t xml:space="preserve">2.6</w:t>
+              <w:t xml:space="preserve">3.3</w:t>
             </w:r>
           </w:p>
         </w:tc>
@@ -6676,7 +6874,7 @@
                 <w:sz w:val="24"/>
                 <w:szCs w:val="24"/>
               </w:rPr>
-              <w:t xml:space="preserve">17:00</w:t>
+              <w:t xml:space="preserve">17:50</w:t>
             </w:r>
           </w:p>
         </w:tc>
@@ -6702,7 +6900,7 @@
                 <w:sz w:val="24"/>
                 <w:szCs w:val="24"/>
               </w:rPr>
-              <w:t xml:space="preserve">17.0</w:t>
+              <w:t xml:space="preserve">17.8</w:t>
             </w:r>
           </w:p>
         </w:tc>
@@ -10756,7 +10954,7 @@
                 <w:sz w:val="24"/>
                 <w:szCs w:val="24"/>
               </w:rPr>
-              <w:t xml:space="preserve">19</w:t>
+              <w:t xml:space="preserve">20</w:t>
             </w:r>
           </w:p>
         </w:tc>
@@ -10782,7 +10980,7 @@
                 <w:sz w:val="24"/>
                 <w:szCs w:val="24"/>
               </w:rPr>
-              <w:t xml:space="preserve">17:00</w:t>
+              <w:t xml:space="preserve">17:50</w:t>
             </w:r>
           </w:p>
         </w:tc>
@@ -10808,7 +11006,7 @@
                 <w:sz w:val="24"/>
                 <w:szCs w:val="24"/>
               </w:rPr>
-              <w:t xml:space="preserve">17.0</w:t>
+              <w:t xml:space="preserve">17.8</w:t>
             </w:r>
           </w:p>
         </w:tc>
@@ -10968,7 +11166,7 @@
                 <w:sz w:val="24"/>
                 <w:szCs w:val="24"/>
               </w:rPr>
-              <w:t xml:space="preserve">34</w:t>
+              <w:t xml:space="preserve">35</w:t>
             </w:r>
           </w:p>
         </w:tc>
@@ -10994,7 +11192,7 @@
                 <w:sz w:val="24"/>
                 <w:szCs w:val="24"/>
               </w:rPr>
-              <w:t xml:space="preserve">29:30</w:t>
+              <w:t xml:space="preserve">30:20</w:t>
             </w:r>
           </w:p>
         </w:tc>
@@ -11020,7 +11218,7 @@
                 <w:sz w:val="24"/>
                 <w:szCs w:val="24"/>
               </w:rPr>
-              <w:t xml:space="preserve">29.5</w:t>
+              <w:t xml:space="preserve">30.3</w:t>
             </w:r>
           </w:p>
         </w:tc>

--- a/Documentos/AEUVG - Desarrollo Sprint 4.docx
+++ b/Documentos/AEUVG - Desarrollo Sprint 4.docx
@@ -1811,7 +1811,7 @@
           <w:sz w:val="24"/>
           <w:szCs w:val="24"/>
         </w:rPr>
-        <w:t xml:space="preserve">La migración del sprint quedó lista para aplicarse en el ambiente de pruebas de Railway con el procedimiento por túnel cifrado del Sprint 2. Al cierre de este documento la aplicación quedó pendiente, porque la sesión del CLI de Railway caducó y su renovación requiere iniciar sesión desde el navegador. No afecta al incremento ya construido: la migración no modifica ninguna columna existente, agrega tres y relaja la obligatoriedad del vínculo con el estudiante, y su carga inicial recalcula el carnet, el nombre y el texto de búsqueda de los registros que ya estaban cargados.</w:t>
+        <w:t xml:space="preserve">La migración del sprint se aplicó en el ambiente de Railway el 22 de octubre. No se pudo usar el túnel cifrado habitual porque la sesión de la herramienta de línea de comandos de Railway había caducado y su renovación coincidió con una caída de la plataforma, así que se aplicó conectando directamente a la base por su dirección pública, que se volvió a cerrar al terminar. La comprobación posterior confirmó que las tres columnas nuevas existen, que el vínculo con el estudiante quedó opcional, que ningún registro se quedó sin carnet ni sin nombre, que el texto de búsqueda coincide con el que calcula la aplicación y que los índices quedaron creados.</w:t>
       </w:r>
     </w:p>
     <w:p>
@@ -1970,7 +1970,7 @@
           <w:sz w:val="24"/>
           <w:szCs w:val="24"/>
         </w:rPr>
-        <w:t xml:space="preserve">Queda pendiente aplicar la migración del sprint en el ambiente de pruebas de Railway, por la razón explicada en la sección 8, y la carga de los registros históricos que AEUVG administra hoy en sus hojas, que corresponde al Sprint 5 junto con la importación desde Excel. Continúa también en gestión el trámite del dominio institucional iniciado en el Sprint 1.</w:t>
+        <w:t xml:space="preserve">Queda pendiente la carga de los registros históricos que AEUVG administra hoy en sus hojas de cálculo, que corresponde al Sprint 5 junto con la importación desde Excel. No bloquea el sprint: el módulo quedó funcionando y AEUVG ya puede registrar horas una por una desde el panel. Continúa también en gestión el trámite del dominio institucional iniciado en el Sprint 1.</w:t>
       </w:r>
     </w:p>
     <w:p>
@@ -5788,7 +5788,7 @@
                 <w:sz w:val="24"/>
                 <w:szCs w:val="24"/>
               </w:rPr>
-              <w:t xml:space="preserve">Actualización del registro de tiempos con el cierre completo, verificación de la migración pendiente y publicación de la versión final del sprint.</w:t>
+              <w:t xml:space="preserve">Aplicación de la migración del sprint en Railway y su comprobación contra la base, actualización del registro de tiempos y publicación de la versión final del sprint.</w:t>
             </w:r>
           </w:p>
         </w:tc>
